--- a/report.docx
+++ b/report.docx
@@ -108,52 +108,50 @@
           <w:rFonts w:ascii="Times New Roman" w:hAnsi="Times New Roman" w:cs="Times New Roman"/>
           <w:sz w:val="28"/>
           <w:szCs w:val="28"/>
+        </w:rPr>
+      </w:pPr>
+      <w:r>
+        <w:rPr>
+          <w:rFonts w:ascii="Times New Roman" w:hAnsi="Times New Roman" w:cs="Times New Roman"/>
+          <w:sz w:val="28"/>
+          <w:szCs w:val="28"/>
+        </w:rPr>
+        <w:t xml:space="preserve">Отчёт по лабораторной работе № </w:t>
+      </w:r>
+      <w:r>
+        <w:rPr>
+          <w:rFonts w:ascii="Times New Roman" w:hAnsi="Times New Roman" w:cs="Times New Roman"/>
+          <w:sz w:val="28"/>
+          <w:szCs w:val="28"/>
+        </w:rPr>
+        <w:t>7</w:t>
+      </w:r>
+    </w:p>
+    <w:p>
+      <w:pPr>
+        <w:jc w:val="center"/>
+        <w:rPr>
+          <w:rFonts w:ascii="Times New Roman" w:hAnsi="Times New Roman" w:cs="Times New Roman"/>
+          <w:sz w:val="28"/>
+          <w:szCs w:val="28"/>
+        </w:rPr>
+      </w:pPr>
+      <w:r>
+        <w:rPr>
+          <w:rFonts w:ascii="Times New Roman" w:hAnsi="Times New Roman" w:cs="Times New Roman"/>
+          <w:sz w:val="28"/>
+          <w:szCs w:val="28"/>
+        </w:rPr>
+        <w:t xml:space="preserve">«Жадные алгоритмы. </w:t>
+      </w:r>
+      <w:r>
+        <w:rPr>
+          <w:rFonts w:ascii="Times New Roman" w:hAnsi="Times New Roman" w:cs="Times New Roman"/>
+          <w:sz w:val="28"/>
+          <w:szCs w:val="28"/>
           <w:lang w:val="en-US"/>
         </w:rPr>
-      </w:pPr>
-      <w:r>
-        <w:rPr>
-          <w:rFonts w:ascii="Times New Roman" w:hAnsi="Times New Roman" w:cs="Times New Roman"/>
-          <w:sz w:val="28"/>
-          <w:szCs w:val="28"/>
-        </w:rPr>
-        <w:t xml:space="preserve">Отчёт по лабораторной работе № </w:t>
-      </w:r>
-      <w:r>
-        <w:rPr>
-          <w:rFonts w:ascii="Times New Roman" w:hAnsi="Times New Roman" w:cs="Times New Roman"/>
-          <w:sz w:val="28"/>
-          <w:szCs w:val="28"/>
-          <w:lang w:val="en-US"/>
-        </w:rPr>
-        <w:t>6</w:t>
-      </w:r>
-    </w:p>
-    <w:p>
-      <w:pPr>
-        <w:jc w:val="center"/>
-        <w:rPr>
-          <w:rFonts w:ascii="Times New Roman" w:hAnsi="Times New Roman" w:cs="Times New Roman"/>
-          <w:sz w:val="28"/>
-          <w:szCs w:val="28"/>
-        </w:rPr>
-      </w:pPr>
-      <w:r>
-        <w:rPr>
-          <w:rFonts w:ascii="Times New Roman" w:hAnsi="Times New Roman" w:cs="Times New Roman"/>
-          <w:sz w:val="28"/>
-          <w:szCs w:val="28"/>
-        </w:rPr>
-        <w:t>«</w:t>
-      </w:r>
-      <w:r>
-        <w:rPr>
-          <w:rFonts w:ascii="Times New Roman" w:hAnsi="Times New Roman" w:cs="Times New Roman"/>
-          <w:sz w:val="28"/>
-          <w:szCs w:val="28"/>
-          <w:lang w:val="en-US"/>
-        </w:rPr>
-        <w:t>Burst Balloons</w:t>
+        <w:t>Candy</w:t>
       </w:r>
       <w:r>
         <w:rPr>
@@ -451,7 +449,23 @@
           <w:sz w:val="28"/>
           <w:szCs w:val="28"/>
         </w:rPr>
-        <w:t>: отточить на практике навык решения задач, используя при этом динамическое программирование.</w:t>
+        <w:t>: отточить на практике навык ре</w:t>
+      </w:r>
+      <w:r>
+        <w:rPr>
+          <w:rFonts w:ascii="Times New Roman" w:hAnsi="Times New Roman" w:cs="Times New Roman"/>
+          <w:sz w:val="28"/>
+          <w:szCs w:val="28"/>
+        </w:rPr>
+        <w:t>шения задач, используя при этом жадные алгоритмы</w:t>
+      </w:r>
+      <w:r>
+        <w:rPr>
+          <w:rFonts w:ascii="Times New Roman" w:hAnsi="Times New Roman" w:cs="Times New Roman"/>
+          <w:sz w:val="28"/>
+          <w:szCs w:val="28"/>
+        </w:rPr>
+        <w:t>.</w:t>
       </w:r>
     </w:p>
     <w:p>
@@ -573,26 +587,7 @@
             <w:szCs w:val="28"/>
             <w:lang w:val="en-US"/>
           </w:rPr>
-          <w:t>Burst</w:t>
-        </w:r>
-        <w:r>
-          <w:rPr>
-            <w:rStyle w:val="af"/>
-            <w:rFonts w:ascii="Times New Roman" w:hAnsi="Times New Roman" w:cs="Times New Roman"/>
-            <w:sz w:val="28"/>
-            <w:szCs w:val="28"/>
-          </w:rPr>
-          <w:t xml:space="preserve"> </w:t>
-        </w:r>
-        <w:r>
-          <w:rPr>
-            <w:rStyle w:val="af"/>
-            <w:rFonts w:ascii="Times New Roman" w:hAnsi="Times New Roman" w:cs="Times New Roman"/>
-            <w:sz w:val="28"/>
-            <w:szCs w:val="28"/>
-            <w:lang w:val="en-US"/>
-          </w:rPr>
-          <w:t>Balloons</w:t>
+          <w:t>Candy</w:t>
         </w:r>
       </w:hyperlink>
       <w:r>
@@ -647,12 +642,32 @@
           <w:sz w:val="28"/>
           <w:szCs w:val="28"/>
         </w:rPr>
-        <w:t>Объяснить, почему при решении задачи было полезно использовать методы динамического программирования.</w:t>
-      </w:r>
-    </w:p>
-    <w:p>
-      <w:pPr>
-        <w:pStyle w:val="a9"/>
+        <w:t xml:space="preserve">Объяснить, почему при решении задачи </w:t>
+      </w:r>
+      <w:r>
+        <w:rPr>
+          <w:rFonts w:ascii="Times New Roman" w:hAnsi="Times New Roman" w:cs="Times New Roman"/>
+          <w:sz w:val="28"/>
+          <w:szCs w:val="28"/>
+        </w:rPr>
+        <w:t>было полезно использовать жадные алгоритмы</w:t>
+      </w:r>
+      <w:r>
+        <w:rPr>
+          <w:rFonts w:ascii="Times New Roman" w:hAnsi="Times New Roman" w:cs="Times New Roman"/>
+          <w:sz w:val="28"/>
+          <w:szCs w:val="28"/>
+        </w:rPr>
+        <w:t>.</w:t>
+      </w:r>
+    </w:p>
+    <w:p>
+      <w:pPr>
+        <w:pStyle w:val="a9"/>
+        <w:numPr>
+          <w:ilvl w:val="0"/>
+          <w:numId w:val="5"/>
+        </w:numPr>
         <w:jc w:val="both"/>
         <w:rPr>
           <w:rFonts w:ascii="Times New Roman" w:hAnsi="Times New Roman" w:cs="Times New Roman"/>
@@ -660,6 +675,33 @@
           <w:szCs w:val="28"/>
         </w:rPr>
       </w:pPr>
+      <w:r>
+        <w:rPr>
+          <w:rFonts w:ascii="Times New Roman" w:hAnsi="Times New Roman" w:cs="Times New Roman"/>
+          <w:sz w:val="28"/>
+          <w:szCs w:val="28"/>
+        </w:rPr>
+        <w:t xml:space="preserve">Приложить доказательства корректности работы алгоритма (тесты с </w:t>
+      </w:r>
+      <w:proofErr w:type="spellStart"/>
+      <w:r>
+        <w:rPr>
+          <w:rFonts w:ascii="Times New Roman" w:hAnsi="Times New Roman" w:cs="Times New Roman"/>
+          <w:sz w:val="28"/>
+          <w:szCs w:val="28"/>
+          <w:lang w:val="en-US"/>
+        </w:rPr>
+        <w:t>leetcode</w:t>
+      </w:r>
+      <w:proofErr w:type="spellEnd"/>
+      <w:r>
+        <w:rPr>
+          <w:rFonts w:ascii="Times New Roman" w:hAnsi="Times New Roman" w:cs="Times New Roman"/>
+          <w:sz w:val="28"/>
+          <w:szCs w:val="28"/>
+        </w:rPr>
+        <w:t>)</w:t>
+      </w:r>
     </w:p>
     <w:p>
       <w:pPr>
@@ -671,8 +713,6 @@
           <w:szCs w:val="28"/>
         </w:rPr>
       </w:pPr>
-      <w:bookmarkStart w:id="0" w:name="_GoBack"/>
-      <w:bookmarkEnd w:id="0"/>
     </w:p>
     <w:p>
       <w:pPr>
@@ -989,7 +1029,6 @@
           <w:sz w:val="28"/>
           <w:szCs w:val="28"/>
         </w:rPr>
-        <w:lastRenderedPageBreak/>
         <w:t>РЕАЛИЗАЦИЯ</w:t>
       </w:r>
     </w:p>
@@ -1014,8 +1053,8 @@
         <w:t>(код + подсчёт памяти и времени)</w:t>
       </w:r>
     </w:p>
-    <w:bookmarkStart w:id="1" w:name="_MON_1794601699"/>
-    <w:bookmarkEnd w:id="1"/>
+    <w:bookmarkStart w:id="0" w:name="_MON_1794601699"/>
+    <w:bookmarkEnd w:id="0"/>
     <w:p>
       <w:pPr>
         <w:pStyle w:val="a9"/>
@@ -1028,7 +1067,7 @@
         </w:rPr>
       </w:pPr>
       <w:r>
-        <w:object w:dxaOrig="9355" w:dyaOrig="14352" w14:anchorId="33D32F3A">
+        <w:object w:dxaOrig="9355" w:dyaOrig="10378" w14:anchorId="33D32F3A">
           <v:shapetype id="_x0000_t75" coordsize="21600,21600" o:spt="75" o:preferrelative="t" path="m@4@5l@4@11@9@11@9@5xe" filled="f" stroked="f">
             <v:stroke joinstyle="miter"/>
             <v:formulas>
@@ -1048,10 +1087,10 @@
             <v:path o:extrusionok="f" gradientshapeok="t" o:connecttype="rect"/>
             <o:lock v:ext="edit" aspectratio="t"/>
           </v:shapetype>
-          <v:shape id="_x0000_i1041" type="#_x0000_t75" style="width:440.4pt;height:675pt" o:ole="">
+          <v:shape id="_x0000_i1025" type="#_x0000_t75" style="width:440.4pt;height:488.4pt" o:ole="">
             <v:imagedata r:id="rId8" o:title=""/>
           </v:shape>
-          <o:OLEObject Type="Embed" ProgID="Word.OpenDocumentText.12" ShapeID="_x0000_i1041" DrawAspect="Content" ObjectID="_1794603522" r:id="rId9"/>
+          <o:OLEObject Type="Embed" ProgID="Word.OpenDocumentText.12" ShapeID="_x0000_i1025" DrawAspect="Content" ObjectID="_1796659055" r:id="rId9"/>
         </w:object>
       </w:r>
     </w:p>
@@ -1070,359 +1109,1135 @@
           <w:sz w:val="28"/>
           <w:szCs w:val="28"/>
         </w:rPr>
+        <w:t xml:space="preserve">При решении задачи </w:t>
+      </w:r>
+      <w:r>
+        <w:rPr>
+          <w:rFonts w:ascii="Times New Roman" w:hAnsi="Times New Roman" w:cs="Times New Roman"/>
+          <w:sz w:val="28"/>
+          <w:szCs w:val="28"/>
+        </w:rPr>
+        <w:t xml:space="preserve">я </w:t>
+      </w:r>
+      <w:r>
+        <w:rPr>
+          <w:rFonts w:ascii="Times New Roman" w:hAnsi="Times New Roman" w:cs="Times New Roman"/>
+          <w:sz w:val="28"/>
+          <w:szCs w:val="28"/>
+        </w:rPr>
+        <w:t>использовал две проходки по массиву, в каждой из которых искал возрастающие</w:t>
+      </w:r>
+      <w:r>
+        <w:rPr>
+          <w:rFonts w:ascii="Times New Roman" w:hAnsi="Times New Roman" w:cs="Times New Roman"/>
+          <w:sz w:val="28"/>
+          <w:szCs w:val="28"/>
+        </w:rPr>
+        <w:t>/</w:t>
+      </w:r>
+      <w:r>
+        <w:rPr>
+          <w:rFonts w:ascii="Times New Roman" w:hAnsi="Times New Roman" w:cs="Times New Roman"/>
+          <w:sz w:val="28"/>
+          <w:szCs w:val="28"/>
+        </w:rPr>
+        <w:t xml:space="preserve">убывающие последовательности рейтингов детей. Когда такие находились, мы давали каждому последующему ребенку всего на 1 конфетку больше (а начинали с 1 конфеты). Таким образом, мы принимали локально выгодные решения. Получили, что с каждой из сторон у нас было минимальное распределение конфет по детям. На пересечении этих распределений выбрали максимальное из них и получили действительно минимальное </w:t>
+      </w:r>
+      <w:r>
+        <w:rPr>
+          <w:rFonts w:ascii="Times New Roman" w:hAnsi="Times New Roman" w:cs="Times New Roman"/>
+          <w:sz w:val="28"/>
+          <w:szCs w:val="28"/>
+        </w:rPr>
         <w:lastRenderedPageBreak/>
-        <w:t xml:space="preserve">При решении задачи я </w:t>
-      </w:r>
-      <w:r>
-        <w:rPr>
-          <w:rFonts w:ascii="Times New Roman" w:hAnsi="Times New Roman" w:cs="Times New Roman"/>
-          <w:sz w:val="28"/>
-          <w:szCs w:val="28"/>
-        </w:rPr>
-        <w:t>использовал двухмерный массив для сохранения результатов вычислений, чтобы их можно было использовать в дальнейшем. Таким образом</w:t>
-      </w:r>
-      <w:r>
-        <w:rPr>
-          <w:rFonts w:ascii="Times New Roman" w:hAnsi="Times New Roman" w:cs="Times New Roman"/>
-          <w:sz w:val="28"/>
-          <w:szCs w:val="28"/>
-        </w:rPr>
-        <w:t xml:space="preserve"> получилось избежать экспоненциальной сложности алгоритма</w:t>
-      </w:r>
-      <w:r>
-        <w:rPr>
-          <w:rFonts w:ascii="Times New Roman" w:hAnsi="Times New Roman" w:cs="Times New Roman"/>
-          <w:sz w:val="28"/>
-          <w:szCs w:val="28"/>
+        <w:t xml:space="preserve">возможное общее распределение конфет по детям. </w:t>
+      </w:r>
+      <w:r>
+        <w:rPr>
+          <w:rFonts w:ascii="Times New Roman" w:hAnsi="Times New Roman" w:cs="Times New Roman"/>
+          <w:sz w:val="28"/>
+          <w:szCs w:val="28"/>
+        </w:rPr>
+        <w:t>Получается, жадность в алгоритме оказалась оправдана.</w:t>
+      </w:r>
+    </w:p>
+    <w:p>
+      <w:pPr>
+        <w:pStyle w:val="a9"/>
+        <w:rPr>
+          <w:rFonts w:ascii="Times New Roman" w:hAnsi="Times New Roman" w:cs="Times New Roman"/>
+          <w:sz w:val="28"/>
+          <w:szCs w:val="28"/>
+        </w:rPr>
+      </w:pPr>
+    </w:p>
+    <w:p>
+      <w:pPr>
+        <w:pStyle w:val="a9"/>
+        <w:rPr>
+          <w:rFonts w:ascii="Times New Roman" w:hAnsi="Times New Roman" w:cs="Times New Roman"/>
+          <w:b/>
+          <w:sz w:val="28"/>
+          <w:szCs w:val="28"/>
+        </w:rPr>
+      </w:pPr>
+      <w:r>
+        <w:rPr>
+          <w:rFonts w:ascii="Times New Roman" w:hAnsi="Times New Roman" w:cs="Times New Roman"/>
+          <w:b/>
+          <w:sz w:val="28"/>
+          <w:szCs w:val="28"/>
+        </w:rPr>
+        <w:t>ПРИМЕР РАБОТЫ:</w:t>
+      </w:r>
+    </w:p>
+    <w:p>
+      <w:pPr>
+        <w:pStyle w:val="a9"/>
+        <w:rPr>
+          <w:rFonts w:ascii="Times New Roman" w:hAnsi="Times New Roman" w:cs="Times New Roman"/>
+          <w:b/>
+          <w:sz w:val="28"/>
+          <w:szCs w:val="28"/>
+        </w:rPr>
+      </w:pPr>
+    </w:p>
+    <w:p>
+      <w:pPr>
+        <w:pStyle w:val="a9"/>
+        <w:numPr>
+          <w:ilvl w:val="0"/>
+          <w:numId w:val="7"/>
+        </w:numPr>
+        <w:rPr>
+          <w:rFonts w:ascii="Times New Roman" w:hAnsi="Times New Roman" w:cs="Times New Roman"/>
+          <w:sz w:val="28"/>
+          <w:szCs w:val="28"/>
+        </w:rPr>
+      </w:pPr>
+      <w:r>
+        <w:rPr>
+          <w:rFonts w:ascii="Times New Roman" w:hAnsi="Times New Roman" w:cs="Times New Roman"/>
+          <w:sz w:val="28"/>
+          <w:szCs w:val="28"/>
+        </w:rPr>
+        <w:t xml:space="preserve">Пусть </w:t>
+      </w:r>
+      <w:r>
+        <w:rPr>
+          <w:rFonts w:ascii="Times New Roman" w:hAnsi="Times New Roman" w:cs="Times New Roman"/>
+          <w:sz w:val="28"/>
+          <w:szCs w:val="28"/>
+          <w:lang w:val="en-US"/>
+        </w:rPr>
+        <w:t>ratings</w:t>
+      </w:r>
+      <w:r>
+        <w:rPr>
+          <w:rFonts w:ascii="Times New Roman" w:hAnsi="Times New Roman" w:cs="Times New Roman"/>
+          <w:sz w:val="28"/>
+          <w:szCs w:val="28"/>
+        </w:rPr>
+        <w:t xml:space="preserve"> = </w:t>
+      </w:r>
+      <w:r>
+        <w:rPr>
+          <w:rFonts w:ascii="Times New Roman" w:hAnsi="Times New Roman" w:cs="Times New Roman"/>
+          <w:color w:val="262626"/>
+          <w:sz w:val="28"/>
+          <w:szCs w:val="28"/>
+        </w:rPr>
+        <w:t>[1,</w:t>
+      </w:r>
+      <w:r>
+        <w:rPr>
+          <w:rFonts w:ascii="Times New Roman" w:hAnsi="Times New Roman" w:cs="Times New Roman"/>
+          <w:color w:val="262626"/>
+          <w:sz w:val="28"/>
+          <w:szCs w:val="28"/>
+        </w:rPr>
+        <w:t xml:space="preserve"> </w:t>
+      </w:r>
+      <w:r>
+        <w:rPr>
+          <w:rFonts w:ascii="Times New Roman" w:hAnsi="Times New Roman" w:cs="Times New Roman"/>
+          <w:color w:val="262626"/>
+          <w:sz w:val="28"/>
+          <w:szCs w:val="28"/>
+        </w:rPr>
+        <w:t>6,</w:t>
+      </w:r>
+      <w:r>
+        <w:rPr>
+          <w:rFonts w:ascii="Times New Roman" w:hAnsi="Times New Roman" w:cs="Times New Roman"/>
+          <w:color w:val="262626"/>
+          <w:sz w:val="28"/>
+          <w:szCs w:val="28"/>
+        </w:rPr>
+        <w:t xml:space="preserve"> </w:t>
+      </w:r>
+      <w:r>
+        <w:rPr>
+          <w:rFonts w:ascii="Times New Roman" w:hAnsi="Times New Roman" w:cs="Times New Roman"/>
+          <w:color w:val="262626"/>
+          <w:sz w:val="28"/>
+          <w:szCs w:val="28"/>
+        </w:rPr>
+        <w:t>9</w:t>
+      </w:r>
+      <w:r>
+        <w:rPr>
+          <w:rFonts w:ascii="Times New Roman" w:hAnsi="Times New Roman" w:cs="Times New Roman"/>
+          <w:color w:val="262626"/>
+          <w:sz w:val="28"/>
+          <w:szCs w:val="28"/>
+        </w:rPr>
+        <w:t>,</w:t>
+      </w:r>
+      <w:r>
+        <w:rPr>
+          <w:rFonts w:ascii="Times New Roman" w:hAnsi="Times New Roman" w:cs="Times New Roman"/>
+          <w:color w:val="262626"/>
+          <w:sz w:val="28"/>
+          <w:szCs w:val="28"/>
+        </w:rPr>
+        <w:t xml:space="preserve"> </w:t>
+      </w:r>
+      <w:r>
+        <w:rPr>
+          <w:rFonts w:ascii="Times New Roman" w:hAnsi="Times New Roman" w:cs="Times New Roman"/>
+          <w:color w:val="262626"/>
+          <w:sz w:val="28"/>
+          <w:szCs w:val="28"/>
+        </w:rPr>
+        <w:t>8,</w:t>
+      </w:r>
+      <w:r>
+        <w:rPr>
+          <w:rFonts w:ascii="Times New Roman" w:hAnsi="Times New Roman" w:cs="Times New Roman"/>
+          <w:color w:val="262626"/>
+          <w:sz w:val="28"/>
+          <w:szCs w:val="28"/>
+        </w:rPr>
+        <w:t xml:space="preserve"> </w:t>
+      </w:r>
+      <w:r>
+        <w:rPr>
+          <w:rFonts w:ascii="Times New Roman" w:hAnsi="Times New Roman" w:cs="Times New Roman"/>
+          <w:color w:val="262626"/>
+          <w:sz w:val="28"/>
+          <w:szCs w:val="28"/>
+        </w:rPr>
+        <w:t>7,</w:t>
+      </w:r>
+      <w:r>
+        <w:rPr>
+          <w:rFonts w:ascii="Times New Roman" w:hAnsi="Times New Roman" w:cs="Times New Roman"/>
+          <w:color w:val="262626"/>
+          <w:sz w:val="28"/>
+          <w:szCs w:val="28"/>
+        </w:rPr>
+        <w:t xml:space="preserve"> </w:t>
+      </w:r>
+      <w:r>
+        <w:rPr>
+          <w:rFonts w:ascii="Times New Roman" w:hAnsi="Times New Roman" w:cs="Times New Roman"/>
+          <w:color w:val="262626"/>
+          <w:sz w:val="28"/>
+          <w:szCs w:val="28"/>
+        </w:rPr>
+        <w:t>3,</w:t>
+      </w:r>
+      <w:r>
+        <w:rPr>
+          <w:rFonts w:ascii="Times New Roman" w:hAnsi="Times New Roman" w:cs="Times New Roman"/>
+          <w:color w:val="262626"/>
+          <w:sz w:val="28"/>
+          <w:szCs w:val="28"/>
+        </w:rPr>
+        <w:t xml:space="preserve"> </w:t>
+      </w:r>
+      <w:r>
+        <w:rPr>
+          <w:rFonts w:ascii="Times New Roman" w:hAnsi="Times New Roman" w:cs="Times New Roman"/>
+          <w:color w:val="262626"/>
+          <w:sz w:val="28"/>
+          <w:szCs w:val="28"/>
+        </w:rPr>
+        <w:t>2]</w:t>
+      </w:r>
+      <w:r>
+        <w:rPr>
+          <w:rFonts w:ascii="Times New Roman" w:hAnsi="Times New Roman" w:cs="Times New Roman"/>
+          <w:color w:val="262626"/>
+          <w:sz w:val="28"/>
+          <w:szCs w:val="28"/>
+        </w:rPr>
+        <w:t xml:space="preserve">. </w:t>
+      </w:r>
+      <w:r>
+        <w:rPr>
+          <w:rFonts w:ascii="Times New Roman" w:hAnsi="Times New Roman" w:cs="Times New Roman"/>
+          <w:color w:val="262626"/>
+          <w:sz w:val="28"/>
+          <w:szCs w:val="28"/>
+        </w:rPr>
+        <w:t xml:space="preserve">Тогда массив </w:t>
+      </w:r>
+      <w:r>
+        <w:rPr>
+          <w:rFonts w:ascii="Times New Roman" w:hAnsi="Times New Roman" w:cs="Times New Roman"/>
+          <w:color w:val="262626"/>
+          <w:sz w:val="28"/>
+          <w:szCs w:val="28"/>
+          <w:lang w:val="en-US"/>
+        </w:rPr>
+        <w:t>values</w:t>
+      </w:r>
+      <w:r>
+        <w:rPr>
+          <w:rFonts w:ascii="Times New Roman" w:hAnsi="Times New Roman" w:cs="Times New Roman"/>
+          <w:color w:val="262626"/>
+          <w:sz w:val="28"/>
+          <w:szCs w:val="28"/>
+        </w:rPr>
+        <w:t xml:space="preserve"> </w:t>
+      </w:r>
+      <w:r>
+        <w:rPr>
+          <w:rFonts w:ascii="Times New Roman" w:hAnsi="Times New Roman" w:cs="Times New Roman"/>
+          <w:color w:val="262626"/>
+          <w:sz w:val="28"/>
+          <w:szCs w:val="28"/>
+        </w:rPr>
+        <w:t xml:space="preserve">после создания будет выглядеть так: </w:t>
+      </w:r>
+      <w:r>
+        <w:rPr>
+          <w:rFonts w:ascii="Times New Roman" w:hAnsi="Times New Roman" w:cs="Times New Roman"/>
+          <w:color w:val="262626"/>
+          <w:sz w:val="28"/>
+          <w:szCs w:val="28"/>
+          <w:lang w:val="en-US"/>
+        </w:rPr>
+        <w:t>values</w:t>
+      </w:r>
+      <w:r>
+        <w:rPr>
+          <w:rFonts w:ascii="Times New Roman" w:hAnsi="Times New Roman" w:cs="Times New Roman"/>
+          <w:color w:val="262626"/>
+          <w:sz w:val="28"/>
+          <w:szCs w:val="28"/>
+        </w:rPr>
+        <w:t xml:space="preserve"> = [1, 1, 1, 1, 1, 1, 1]</w:t>
+      </w:r>
+    </w:p>
+    <w:p>
+      <w:pPr>
+        <w:pStyle w:val="a9"/>
+        <w:numPr>
+          <w:ilvl w:val="0"/>
+          <w:numId w:val="7"/>
+        </w:numPr>
+        <w:rPr>
+          <w:rFonts w:ascii="Times New Roman" w:hAnsi="Times New Roman" w:cs="Times New Roman"/>
+          <w:sz w:val="28"/>
+          <w:szCs w:val="28"/>
+        </w:rPr>
+      </w:pPr>
+      <w:r>
+        <w:rPr>
+          <w:rFonts w:ascii="Times New Roman" w:hAnsi="Times New Roman" w:cs="Times New Roman"/>
+          <w:color w:val="262626"/>
+          <w:sz w:val="28"/>
+          <w:szCs w:val="28"/>
+        </w:rPr>
+        <w:t xml:space="preserve">Первая проходка слева направо - запишем массив </w:t>
+      </w:r>
+      <w:r>
+        <w:rPr>
+          <w:rFonts w:ascii="Times New Roman" w:hAnsi="Times New Roman" w:cs="Times New Roman"/>
+          <w:color w:val="262626"/>
+          <w:sz w:val="28"/>
+          <w:szCs w:val="28"/>
+          <w:lang w:val="en-US"/>
+        </w:rPr>
+        <w:t>values</w:t>
+      </w:r>
+      <w:r>
+        <w:rPr>
+          <w:rFonts w:ascii="Times New Roman" w:hAnsi="Times New Roman" w:cs="Times New Roman"/>
+          <w:color w:val="262626"/>
+          <w:sz w:val="28"/>
+          <w:szCs w:val="28"/>
+        </w:rPr>
+        <w:t xml:space="preserve"> </w:t>
+      </w:r>
+      <w:r>
+        <w:rPr>
+          <w:rFonts w:ascii="Times New Roman" w:hAnsi="Times New Roman" w:cs="Times New Roman"/>
+          <w:color w:val="262626"/>
+          <w:sz w:val="28"/>
+          <w:szCs w:val="28"/>
+        </w:rPr>
+        <w:t xml:space="preserve">под </w:t>
+      </w:r>
+      <w:r>
+        <w:rPr>
+          <w:rFonts w:ascii="Times New Roman" w:hAnsi="Times New Roman" w:cs="Times New Roman"/>
+          <w:color w:val="262626"/>
+          <w:sz w:val="28"/>
+          <w:szCs w:val="28"/>
+          <w:lang w:val="en-US"/>
+        </w:rPr>
+        <w:t>ratings</w:t>
+      </w:r>
+      <w:r>
+        <w:rPr>
+          <w:rFonts w:ascii="Times New Roman" w:hAnsi="Times New Roman" w:cs="Times New Roman"/>
+          <w:color w:val="262626"/>
+          <w:sz w:val="28"/>
+          <w:szCs w:val="28"/>
+        </w:rPr>
+        <w:t xml:space="preserve"> </w:t>
+      </w:r>
+      <w:r>
+        <w:rPr>
+          <w:rFonts w:ascii="Times New Roman" w:hAnsi="Times New Roman" w:cs="Times New Roman"/>
+          <w:color w:val="262626"/>
+          <w:sz w:val="28"/>
+          <w:szCs w:val="28"/>
+        </w:rPr>
+        <w:t>для наглядности:</w:t>
+      </w:r>
+    </w:p>
+    <w:p>
+      <w:pPr>
+        <w:pStyle w:val="a9"/>
+        <w:rPr>
+          <w:rFonts w:ascii="Times New Roman" w:hAnsi="Times New Roman" w:cs="Times New Roman"/>
+          <w:color w:val="262626"/>
+          <w:sz w:val="28"/>
+          <w:szCs w:val="28"/>
+        </w:rPr>
+      </w:pPr>
+      <w:r>
+        <w:rPr>
+          <w:rFonts w:ascii="Times New Roman" w:hAnsi="Times New Roman" w:cs="Times New Roman"/>
+          <w:color w:val="262626"/>
+          <w:sz w:val="28"/>
+          <w:szCs w:val="28"/>
+        </w:rPr>
+        <w:t>[1,</w:t>
+      </w:r>
+      <w:r>
+        <w:rPr>
+          <w:rFonts w:ascii="Times New Roman" w:hAnsi="Times New Roman" w:cs="Times New Roman"/>
+          <w:color w:val="262626"/>
+          <w:sz w:val="28"/>
+          <w:szCs w:val="28"/>
+        </w:rPr>
+        <w:t xml:space="preserve"> </w:t>
+      </w:r>
+      <w:r>
+        <w:rPr>
+          <w:rFonts w:ascii="Times New Roman" w:hAnsi="Times New Roman" w:cs="Times New Roman"/>
+          <w:color w:val="262626"/>
+          <w:sz w:val="28"/>
+          <w:szCs w:val="28"/>
+        </w:rPr>
+        <w:t>6,</w:t>
+      </w:r>
+      <w:r>
+        <w:rPr>
+          <w:rFonts w:ascii="Times New Roman" w:hAnsi="Times New Roman" w:cs="Times New Roman"/>
+          <w:color w:val="262626"/>
+          <w:sz w:val="28"/>
+          <w:szCs w:val="28"/>
+        </w:rPr>
+        <w:t xml:space="preserve"> </w:t>
+      </w:r>
+      <w:r>
+        <w:rPr>
+          <w:rFonts w:ascii="Times New Roman" w:hAnsi="Times New Roman" w:cs="Times New Roman"/>
+          <w:color w:val="262626"/>
+          <w:sz w:val="28"/>
+          <w:szCs w:val="28"/>
+        </w:rPr>
+        <w:t>9</w:t>
+      </w:r>
+      <w:r>
+        <w:rPr>
+          <w:rFonts w:ascii="Times New Roman" w:hAnsi="Times New Roman" w:cs="Times New Roman"/>
+          <w:color w:val="262626"/>
+          <w:sz w:val="28"/>
+          <w:szCs w:val="28"/>
+        </w:rPr>
+        <w:t>,</w:t>
+      </w:r>
+      <w:r>
+        <w:rPr>
+          <w:rFonts w:ascii="Times New Roman" w:hAnsi="Times New Roman" w:cs="Times New Roman"/>
+          <w:color w:val="262626"/>
+          <w:sz w:val="28"/>
+          <w:szCs w:val="28"/>
+        </w:rPr>
+        <w:t xml:space="preserve"> </w:t>
+      </w:r>
+      <w:r>
+        <w:rPr>
+          <w:rFonts w:ascii="Times New Roman" w:hAnsi="Times New Roman" w:cs="Times New Roman"/>
+          <w:color w:val="262626"/>
+          <w:sz w:val="28"/>
+          <w:szCs w:val="28"/>
+        </w:rPr>
+        <w:t>8,</w:t>
+      </w:r>
+      <w:r>
+        <w:rPr>
+          <w:rFonts w:ascii="Times New Roman" w:hAnsi="Times New Roman" w:cs="Times New Roman"/>
+          <w:color w:val="262626"/>
+          <w:sz w:val="28"/>
+          <w:szCs w:val="28"/>
+        </w:rPr>
+        <w:t xml:space="preserve"> </w:t>
+      </w:r>
+      <w:r>
+        <w:rPr>
+          <w:rFonts w:ascii="Times New Roman" w:hAnsi="Times New Roman" w:cs="Times New Roman"/>
+          <w:color w:val="262626"/>
+          <w:sz w:val="28"/>
+          <w:szCs w:val="28"/>
+        </w:rPr>
+        <w:t>7,</w:t>
+      </w:r>
+      <w:r>
+        <w:rPr>
+          <w:rFonts w:ascii="Times New Roman" w:hAnsi="Times New Roman" w:cs="Times New Roman"/>
+          <w:color w:val="262626"/>
+          <w:sz w:val="28"/>
+          <w:szCs w:val="28"/>
+        </w:rPr>
+        <w:t xml:space="preserve"> </w:t>
+      </w:r>
+      <w:r>
+        <w:rPr>
+          <w:rFonts w:ascii="Times New Roman" w:hAnsi="Times New Roman" w:cs="Times New Roman"/>
+          <w:color w:val="262626"/>
+          <w:sz w:val="28"/>
+          <w:szCs w:val="28"/>
+        </w:rPr>
+        <w:t>3,</w:t>
+      </w:r>
+      <w:r>
+        <w:rPr>
+          <w:rFonts w:ascii="Times New Roman" w:hAnsi="Times New Roman" w:cs="Times New Roman"/>
+          <w:color w:val="262626"/>
+          <w:sz w:val="28"/>
+          <w:szCs w:val="28"/>
+        </w:rPr>
+        <w:t xml:space="preserve"> </w:t>
+      </w:r>
+      <w:r>
+        <w:rPr>
+          <w:rFonts w:ascii="Times New Roman" w:hAnsi="Times New Roman" w:cs="Times New Roman"/>
+          <w:color w:val="262626"/>
+          <w:sz w:val="28"/>
+          <w:szCs w:val="28"/>
+        </w:rPr>
+        <w:t>2]</w:t>
+      </w:r>
+    </w:p>
+    <w:p>
+      <w:pPr>
+        <w:pStyle w:val="a9"/>
+        <w:rPr>
+          <w:rFonts w:ascii="Times New Roman" w:hAnsi="Times New Roman" w:cs="Times New Roman"/>
+          <w:color w:val="262626"/>
+          <w:sz w:val="28"/>
+          <w:szCs w:val="28"/>
+        </w:rPr>
+      </w:pPr>
+      <w:r>
+        <w:rPr>
+          <w:rFonts w:ascii="Times New Roman" w:hAnsi="Times New Roman" w:cs="Times New Roman"/>
+          <w:color w:val="262626"/>
+          <w:sz w:val="28"/>
+          <w:szCs w:val="28"/>
+        </w:rPr>
+        <w:t>[1, 2, 3, 1, 1, 1, 1]</w:t>
+      </w:r>
+    </w:p>
+    <w:p>
+      <w:pPr>
+        <w:pStyle w:val="a9"/>
+        <w:rPr>
+          <w:rFonts w:ascii="Times New Roman" w:hAnsi="Times New Roman" w:cs="Times New Roman"/>
+          <w:color w:val="262626"/>
+          <w:sz w:val="28"/>
+          <w:szCs w:val="28"/>
+        </w:rPr>
+      </w:pPr>
+      <w:r>
+        <w:rPr>
+          <w:rFonts w:ascii="Times New Roman" w:hAnsi="Times New Roman" w:cs="Times New Roman"/>
+          <w:color w:val="262626"/>
+          <w:sz w:val="28"/>
+          <w:szCs w:val="28"/>
+        </w:rPr>
+        <w:t>Так получилось из-за того, что 1, 6, 9</w:t>
+      </w:r>
+      <w:r>
+        <w:rPr>
+          <w:rFonts w:ascii="Times New Roman" w:hAnsi="Times New Roman" w:cs="Times New Roman"/>
+          <w:color w:val="262626"/>
+          <w:sz w:val="28"/>
+          <w:szCs w:val="28"/>
+        </w:rPr>
+        <w:t xml:space="preserve"> </w:t>
+      </w:r>
+      <w:r>
+        <w:rPr>
+          <w:rFonts w:ascii="Times New Roman" w:hAnsi="Times New Roman" w:cs="Times New Roman"/>
+          <w:color w:val="262626"/>
+          <w:sz w:val="28"/>
+          <w:szCs w:val="28"/>
+        </w:rPr>
+        <w:t>–</w:t>
+      </w:r>
+      <w:r>
+        <w:rPr>
+          <w:rFonts w:ascii="Times New Roman" w:hAnsi="Times New Roman" w:cs="Times New Roman"/>
+          <w:color w:val="262626"/>
+          <w:sz w:val="28"/>
+          <w:szCs w:val="28"/>
+        </w:rPr>
+        <w:t xml:space="preserve"> </w:t>
+      </w:r>
+      <w:r>
+        <w:rPr>
+          <w:rFonts w:ascii="Times New Roman" w:hAnsi="Times New Roman" w:cs="Times New Roman"/>
+          <w:color w:val="262626"/>
+          <w:sz w:val="28"/>
+          <w:szCs w:val="28"/>
+        </w:rPr>
+        <w:t>возрастает, однако последующая часть – убывает</w:t>
+      </w:r>
+    </w:p>
+    <w:p>
+      <w:pPr>
+        <w:pStyle w:val="a9"/>
+        <w:numPr>
+          <w:ilvl w:val="0"/>
+          <w:numId w:val="7"/>
+        </w:numPr>
+        <w:rPr>
+          <w:rFonts w:ascii="Times New Roman" w:hAnsi="Times New Roman" w:cs="Times New Roman"/>
+          <w:color w:val="262626"/>
+          <w:sz w:val="28"/>
+          <w:szCs w:val="28"/>
+          <w:lang w:val="en-US"/>
+        </w:rPr>
+      </w:pPr>
+      <w:r>
+        <w:rPr>
+          <w:rFonts w:ascii="Times New Roman" w:hAnsi="Times New Roman" w:cs="Times New Roman"/>
+          <w:color w:val="262626"/>
+          <w:sz w:val="28"/>
+          <w:szCs w:val="28"/>
+        </w:rPr>
+        <w:t>Теперь проходимся справа налево:</w:t>
+      </w:r>
+    </w:p>
+    <w:p>
+      <w:pPr>
+        <w:pStyle w:val="a9"/>
+        <w:rPr>
+          <w:rFonts w:ascii="Times New Roman" w:hAnsi="Times New Roman" w:cs="Times New Roman"/>
+          <w:color w:val="262626"/>
+          <w:sz w:val="28"/>
+          <w:szCs w:val="28"/>
+          <w:lang w:val="en-US"/>
+        </w:rPr>
+      </w:pPr>
+      <w:r>
+        <w:rPr>
+          <w:rFonts w:ascii="Times New Roman" w:hAnsi="Times New Roman" w:cs="Times New Roman"/>
+          <w:color w:val="262626"/>
+          <w:sz w:val="28"/>
+          <w:szCs w:val="28"/>
+        </w:rPr>
+        <w:t>[1,</w:t>
+      </w:r>
+      <w:r>
+        <w:rPr>
+          <w:rFonts w:ascii="Times New Roman" w:hAnsi="Times New Roman" w:cs="Times New Roman"/>
+          <w:color w:val="262626"/>
+          <w:sz w:val="28"/>
+          <w:szCs w:val="28"/>
+          <w:lang w:val="en-US"/>
+        </w:rPr>
+        <w:t xml:space="preserve"> </w:t>
+      </w:r>
+      <w:r>
+        <w:rPr>
+          <w:rFonts w:ascii="Times New Roman" w:hAnsi="Times New Roman" w:cs="Times New Roman"/>
+          <w:color w:val="262626"/>
+          <w:sz w:val="28"/>
+          <w:szCs w:val="28"/>
+        </w:rPr>
+        <w:t>6,</w:t>
+      </w:r>
+      <w:r>
+        <w:rPr>
+          <w:rFonts w:ascii="Times New Roman" w:hAnsi="Times New Roman" w:cs="Times New Roman"/>
+          <w:color w:val="262626"/>
+          <w:sz w:val="28"/>
+          <w:szCs w:val="28"/>
+          <w:lang w:val="en-US"/>
+        </w:rPr>
+        <w:t xml:space="preserve"> </w:t>
+      </w:r>
+      <w:r>
+        <w:rPr>
+          <w:rFonts w:ascii="Times New Roman" w:hAnsi="Times New Roman" w:cs="Times New Roman"/>
+          <w:color w:val="262626"/>
+          <w:sz w:val="28"/>
+          <w:szCs w:val="28"/>
+        </w:rPr>
+        <w:t>9</w:t>
+      </w:r>
+      <w:r>
+        <w:rPr>
+          <w:rFonts w:ascii="Times New Roman" w:hAnsi="Times New Roman" w:cs="Times New Roman"/>
+          <w:color w:val="262626"/>
+          <w:sz w:val="28"/>
+          <w:szCs w:val="28"/>
+        </w:rPr>
+        <w:t>,</w:t>
+      </w:r>
+      <w:r>
+        <w:rPr>
+          <w:rFonts w:ascii="Times New Roman" w:hAnsi="Times New Roman" w:cs="Times New Roman"/>
+          <w:color w:val="262626"/>
+          <w:sz w:val="28"/>
+          <w:szCs w:val="28"/>
+          <w:lang w:val="en-US"/>
+        </w:rPr>
+        <w:t xml:space="preserve"> </w:t>
+      </w:r>
+      <w:r>
+        <w:rPr>
+          <w:rFonts w:ascii="Times New Roman" w:hAnsi="Times New Roman" w:cs="Times New Roman"/>
+          <w:color w:val="262626"/>
+          <w:sz w:val="28"/>
+          <w:szCs w:val="28"/>
+        </w:rPr>
+        <w:t>8,</w:t>
+      </w:r>
+      <w:r>
+        <w:rPr>
+          <w:rFonts w:ascii="Times New Roman" w:hAnsi="Times New Roman" w:cs="Times New Roman"/>
+          <w:color w:val="262626"/>
+          <w:sz w:val="28"/>
+          <w:szCs w:val="28"/>
+          <w:lang w:val="en-US"/>
+        </w:rPr>
+        <w:t xml:space="preserve"> </w:t>
+      </w:r>
+      <w:r>
+        <w:rPr>
+          <w:rFonts w:ascii="Times New Roman" w:hAnsi="Times New Roman" w:cs="Times New Roman"/>
+          <w:color w:val="262626"/>
+          <w:sz w:val="28"/>
+          <w:szCs w:val="28"/>
+        </w:rPr>
+        <w:t>7,</w:t>
+      </w:r>
+      <w:r>
+        <w:rPr>
+          <w:rFonts w:ascii="Times New Roman" w:hAnsi="Times New Roman" w:cs="Times New Roman"/>
+          <w:color w:val="262626"/>
+          <w:sz w:val="28"/>
+          <w:szCs w:val="28"/>
+          <w:lang w:val="en-US"/>
+        </w:rPr>
+        <w:t xml:space="preserve"> </w:t>
+      </w:r>
+      <w:r>
+        <w:rPr>
+          <w:rFonts w:ascii="Times New Roman" w:hAnsi="Times New Roman" w:cs="Times New Roman"/>
+          <w:color w:val="262626"/>
+          <w:sz w:val="28"/>
+          <w:szCs w:val="28"/>
+        </w:rPr>
+        <w:t>3,</w:t>
+      </w:r>
+      <w:r>
+        <w:rPr>
+          <w:rFonts w:ascii="Times New Roman" w:hAnsi="Times New Roman" w:cs="Times New Roman"/>
+          <w:color w:val="262626"/>
+          <w:sz w:val="28"/>
+          <w:szCs w:val="28"/>
+          <w:lang w:val="en-US"/>
+        </w:rPr>
+        <w:t xml:space="preserve"> </w:t>
+      </w:r>
+      <w:r>
+        <w:rPr>
+          <w:rFonts w:ascii="Times New Roman" w:hAnsi="Times New Roman" w:cs="Times New Roman"/>
+          <w:color w:val="262626"/>
+          <w:sz w:val="28"/>
+          <w:szCs w:val="28"/>
+        </w:rPr>
+        <w:t>2]</w:t>
+      </w:r>
+    </w:p>
+    <w:p>
+      <w:pPr>
+        <w:pStyle w:val="a9"/>
+        <w:rPr>
+          <w:rFonts w:ascii="Times New Roman" w:hAnsi="Times New Roman" w:cs="Times New Roman"/>
+          <w:color w:val="262626"/>
+          <w:sz w:val="28"/>
+          <w:szCs w:val="28"/>
+          <w:lang w:val="en-US"/>
+        </w:rPr>
+      </w:pPr>
+      <w:r>
+        <w:rPr>
+          <w:rFonts w:ascii="Times New Roman" w:hAnsi="Times New Roman" w:cs="Times New Roman"/>
+          <w:color w:val="262626"/>
+          <w:sz w:val="28"/>
+          <w:szCs w:val="28"/>
+          <w:lang w:val="en-US"/>
+        </w:rPr>
+        <w:t>[</w:t>
+      </w:r>
+      <w:r>
+        <w:rPr>
+          <w:rFonts w:ascii="Times New Roman" w:hAnsi="Times New Roman" w:cs="Times New Roman"/>
+          <w:color w:val="262626"/>
+          <w:sz w:val="28"/>
+          <w:szCs w:val="28"/>
+          <w:lang w:val="en-US"/>
+        </w:rPr>
+        <w:t>1, 2, 5, 4</w:t>
+      </w:r>
+      <w:r>
+        <w:rPr>
+          <w:rFonts w:ascii="Times New Roman" w:hAnsi="Times New Roman" w:cs="Times New Roman"/>
+          <w:color w:val="262626"/>
+          <w:sz w:val="28"/>
+          <w:szCs w:val="28"/>
+          <w:lang w:val="en-US"/>
         </w:rPr>
         <w:t xml:space="preserve">, </w:t>
       </w:r>
       <w:r>
         <w:rPr>
           <w:rFonts w:ascii="Times New Roman" w:hAnsi="Times New Roman" w:cs="Times New Roman"/>
-          <w:sz w:val="28"/>
-          <w:szCs w:val="28"/>
-        </w:rPr>
-        <w:t>т.е. ненужного многократного пересчёта одних и тех же вариаций</w:t>
-      </w:r>
-      <w:r>
-        <w:rPr>
-          <w:rFonts w:ascii="Times New Roman" w:hAnsi="Times New Roman" w:cs="Times New Roman"/>
-          <w:sz w:val="28"/>
-          <w:szCs w:val="28"/>
-        </w:rPr>
-        <w:t>. Также я использовал рекурсию, которая позволила перебрать все варианты, что в сочетании с сохранением промежуточных вычислений дало неплохую</w:t>
-      </w:r>
-      <w:r>
-        <w:rPr>
-          <w:rFonts w:ascii="Times New Roman" w:hAnsi="Times New Roman" w:cs="Times New Roman"/>
-          <w:sz w:val="28"/>
-          <w:szCs w:val="28"/>
-        </w:rPr>
-        <w:t>, как для рекурсии,</w:t>
-      </w:r>
-      <w:r>
-        <w:rPr>
-          <w:rFonts w:ascii="Times New Roman" w:hAnsi="Times New Roman" w:cs="Times New Roman"/>
-          <w:sz w:val="28"/>
-          <w:szCs w:val="28"/>
-        </w:rPr>
-        <w:t xml:space="preserve"> эффективность. Таким образом, ДП в задаче было вполне успешно применено.</w:t>
-      </w:r>
-    </w:p>
-    <w:p>
-      <w:pPr>
-        <w:pStyle w:val="a9"/>
-        <w:rPr>
-          <w:rFonts w:ascii="Times New Roman" w:hAnsi="Times New Roman" w:cs="Times New Roman"/>
-          <w:sz w:val="28"/>
-          <w:szCs w:val="28"/>
-        </w:rPr>
-      </w:pPr>
-    </w:p>
-    <w:p>
-      <w:pPr>
-        <w:pStyle w:val="a9"/>
-        <w:rPr>
-          <w:rFonts w:ascii="Times New Roman" w:hAnsi="Times New Roman" w:cs="Times New Roman"/>
-          <w:sz w:val="28"/>
-          <w:szCs w:val="28"/>
-        </w:rPr>
-      </w:pPr>
-    </w:p>
-    <w:p>
-      <w:pPr>
-        <w:pStyle w:val="a9"/>
-        <w:rPr>
-          <w:rFonts w:ascii="Times New Roman" w:hAnsi="Times New Roman" w:cs="Times New Roman"/>
-          <w:sz w:val="28"/>
-          <w:szCs w:val="28"/>
-        </w:rPr>
-      </w:pPr>
-    </w:p>
-    <w:p>
-      <w:pPr>
-        <w:pStyle w:val="a9"/>
-        <w:rPr>
-          <w:rFonts w:ascii="Times New Roman" w:hAnsi="Times New Roman" w:cs="Times New Roman"/>
-          <w:sz w:val="28"/>
-          <w:szCs w:val="28"/>
-        </w:rPr>
-      </w:pPr>
-    </w:p>
-    <w:p>
-      <w:pPr>
-        <w:pStyle w:val="a9"/>
-        <w:rPr>
-          <w:rFonts w:ascii="Times New Roman" w:hAnsi="Times New Roman" w:cs="Times New Roman"/>
-          <w:sz w:val="28"/>
-          <w:szCs w:val="28"/>
-        </w:rPr>
-      </w:pPr>
-    </w:p>
-    <w:p>
-      <w:pPr>
-        <w:pStyle w:val="a9"/>
-        <w:rPr>
-          <w:rFonts w:ascii="Times New Roman" w:hAnsi="Times New Roman" w:cs="Times New Roman"/>
-          <w:sz w:val="28"/>
-          <w:szCs w:val="28"/>
-        </w:rPr>
-      </w:pPr>
-    </w:p>
-    <w:p>
-      <w:pPr>
-        <w:pStyle w:val="a9"/>
-        <w:rPr>
-          <w:rFonts w:ascii="Times New Roman" w:hAnsi="Times New Roman" w:cs="Times New Roman"/>
-          <w:sz w:val="28"/>
-          <w:szCs w:val="28"/>
-        </w:rPr>
-      </w:pPr>
-    </w:p>
-    <w:p>
-      <w:pPr>
-        <w:pStyle w:val="a9"/>
-        <w:rPr>
-          <w:rFonts w:ascii="Times New Roman" w:hAnsi="Times New Roman" w:cs="Times New Roman"/>
-          <w:sz w:val="28"/>
-          <w:szCs w:val="28"/>
-        </w:rPr>
-      </w:pPr>
-    </w:p>
-    <w:p>
-      <w:pPr>
-        <w:pStyle w:val="a9"/>
-        <w:rPr>
-          <w:rFonts w:ascii="Times New Roman" w:hAnsi="Times New Roman" w:cs="Times New Roman"/>
-          <w:sz w:val="28"/>
-          <w:szCs w:val="28"/>
-        </w:rPr>
-      </w:pPr>
-    </w:p>
-    <w:p>
-      <w:pPr>
-        <w:pStyle w:val="a9"/>
-        <w:rPr>
-          <w:rFonts w:ascii="Times New Roman" w:hAnsi="Times New Roman" w:cs="Times New Roman"/>
-          <w:sz w:val="28"/>
-          <w:szCs w:val="28"/>
-        </w:rPr>
-      </w:pPr>
-    </w:p>
-    <w:p>
-      <w:pPr>
-        <w:pStyle w:val="a9"/>
-        <w:rPr>
-          <w:rFonts w:ascii="Times New Roman" w:hAnsi="Times New Roman" w:cs="Times New Roman"/>
-          <w:sz w:val="28"/>
-          <w:szCs w:val="28"/>
-        </w:rPr>
-      </w:pPr>
-    </w:p>
-    <w:p>
-      <w:pPr>
-        <w:pStyle w:val="a9"/>
-        <w:rPr>
-          <w:rFonts w:ascii="Times New Roman" w:hAnsi="Times New Roman" w:cs="Times New Roman"/>
-          <w:sz w:val="28"/>
-          <w:szCs w:val="28"/>
-        </w:rPr>
-      </w:pPr>
-    </w:p>
-    <w:p>
-      <w:pPr>
-        <w:pStyle w:val="a9"/>
-        <w:rPr>
-          <w:rFonts w:ascii="Times New Roman" w:hAnsi="Times New Roman" w:cs="Times New Roman"/>
-          <w:sz w:val="28"/>
-          <w:szCs w:val="28"/>
-        </w:rPr>
-      </w:pPr>
-    </w:p>
-    <w:p>
-      <w:pPr>
-        <w:pStyle w:val="a9"/>
-        <w:rPr>
-          <w:rFonts w:ascii="Times New Roman" w:hAnsi="Times New Roman" w:cs="Times New Roman"/>
-          <w:sz w:val="28"/>
-          <w:szCs w:val="28"/>
-        </w:rPr>
-      </w:pPr>
-    </w:p>
-    <w:p>
-      <w:pPr>
-        <w:pStyle w:val="a9"/>
-        <w:rPr>
-          <w:rFonts w:ascii="Times New Roman" w:hAnsi="Times New Roman" w:cs="Times New Roman"/>
-          <w:sz w:val="28"/>
-          <w:szCs w:val="28"/>
-        </w:rPr>
-      </w:pPr>
-    </w:p>
-    <w:p>
-      <w:pPr>
-        <w:pStyle w:val="a9"/>
-        <w:rPr>
-          <w:rFonts w:ascii="Times New Roman" w:hAnsi="Times New Roman" w:cs="Times New Roman"/>
-          <w:sz w:val="28"/>
-          <w:szCs w:val="28"/>
-        </w:rPr>
-      </w:pPr>
-    </w:p>
-    <w:p>
-      <w:pPr>
-        <w:pStyle w:val="a9"/>
-        <w:rPr>
-          <w:rFonts w:ascii="Times New Roman" w:hAnsi="Times New Roman" w:cs="Times New Roman"/>
-          <w:sz w:val="28"/>
-          <w:szCs w:val="28"/>
-        </w:rPr>
-      </w:pPr>
-    </w:p>
-    <w:p>
-      <w:pPr>
-        <w:pStyle w:val="a9"/>
-        <w:rPr>
-          <w:rFonts w:ascii="Times New Roman" w:hAnsi="Times New Roman" w:cs="Times New Roman"/>
-          <w:sz w:val="28"/>
-          <w:szCs w:val="28"/>
-        </w:rPr>
-      </w:pPr>
-    </w:p>
-    <w:p>
-      <w:pPr>
-        <w:pStyle w:val="a9"/>
-        <w:rPr>
-          <w:rFonts w:ascii="Times New Roman" w:hAnsi="Times New Roman" w:cs="Times New Roman"/>
-          <w:sz w:val="28"/>
-          <w:szCs w:val="28"/>
-        </w:rPr>
-      </w:pPr>
-    </w:p>
-    <w:p>
-      <w:pPr>
-        <w:pStyle w:val="a9"/>
-        <w:rPr>
-          <w:rFonts w:ascii="Times New Roman" w:hAnsi="Times New Roman" w:cs="Times New Roman"/>
-          <w:sz w:val="28"/>
-          <w:szCs w:val="28"/>
-        </w:rPr>
-      </w:pPr>
-    </w:p>
-    <w:p>
-      <w:pPr>
-        <w:pStyle w:val="a9"/>
-        <w:rPr>
-          <w:rFonts w:ascii="Times New Roman" w:hAnsi="Times New Roman" w:cs="Times New Roman"/>
-          <w:sz w:val="28"/>
-          <w:szCs w:val="28"/>
-        </w:rPr>
-      </w:pPr>
-    </w:p>
-    <w:p>
-      <w:pPr>
-        <w:pStyle w:val="a9"/>
-        <w:rPr>
-          <w:rFonts w:ascii="Times New Roman" w:hAnsi="Times New Roman" w:cs="Times New Roman"/>
-          <w:sz w:val="28"/>
-          <w:szCs w:val="28"/>
-        </w:rPr>
-      </w:pPr>
-    </w:p>
-    <w:p>
-      <w:pPr>
-        <w:pStyle w:val="a9"/>
-        <w:rPr>
-          <w:rFonts w:ascii="Times New Roman" w:hAnsi="Times New Roman" w:cs="Times New Roman"/>
-          <w:sz w:val="28"/>
-          <w:szCs w:val="28"/>
-        </w:rPr>
-      </w:pPr>
-    </w:p>
-    <w:p>
-      <w:pPr>
-        <w:pStyle w:val="a9"/>
-        <w:rPr>
-          <w:rFonts w:ascii="Times New Roman" w:hAnsi="Times New Roman" w:cs="Times New Roman"/>
-          <w:sz w:val="28"/>
-          <w:szCs w:val="28"/>
-        </w:rPr>
-      </w:pPr>
-    </w:p>
-    <w:p>
-      <w:pPr>
-        <w:pStyle w:val="a9"/>
-        <w:rPr>
-          <w:rFonts w:ascii="Times New Roman" w:hAnsi="Times New Roman" w:cs="Times New Roman"/>
-          <w:sz w:val="28"/>
-          <w:szCs w:val="28"/>
-        </w:rPr>
-      </w:pPr>
-    </w:p>
-    <w:p>
-      <w:pPr>
-        <w:pStyle w:val="a9"/>
-        <w:rPr>
-          <w:rFonts w:ascii="Times New Roman" w:hAnsi="Times New Roman" w:cs="Times New Roman"/>
-          <w:sz w:val="28"/>
-          <w:szCs w:val="28"/>
-        </w:rPr>
-      </w:pPr>
-    </w:p>
-    <w:p>
-      <w:pPr>
-        <w:pStyle w:val="a9"/>
-        <w:rPr>
-          <w:rFonts w:ascii="Times New Roman" w:hAnsi="Times New Roman" w:cs="Times New Roman"/>
-          <w:sz w:val="28"/>
-          <w:szCs w:val="28"/>
-        </w:rPr>
-      </w:pPr>
-    </w:p>
-    <w:p>
-      <w:pPr>
-        <w:pStyle w:val="a9"/>
-        <w:rPr>
-          <w:rFonts w:ascii="Times New Roman" w:hAnsi="Times New Roman" w:cs="Times New Roman"/>
-          <w:sz w:val="28"/>
-          <w:szCs w:val="28"/>
-        </w:rPr>
-      </w:pPr>
-    </w:p>
-    <w:p>
-      <w:pPr>
-        <w:pStyle w:val="a9"/>
-        <w:rPr>
-          <w:rFonts w:ascii="Times New Roman" w:hAnsi="Times New Roman" w:cs="Times New Roman"/>
-          <w:sz w:val="28"/>
-          <w:szCs w:val="28"/>
-        </w:rPr>
-      </w:pPr>
-    </w:p>
-    <w:p>
-      <w:pPr>
-        <w:pStyle w:val="a9"/>
+          <w:color w:val="262626"/>
+          <w:sz w:val="28"/>
+          <w:szCs w:val="28"/>
+          <w:lang w:val="en-US"/>
+        </w:rPr>
+        <w:t>3, 2</w:t>
+      </w:r>
+      <w:r>
+        <w:rPr>
+          <w:rFonts w:ascii="Times New Roman" w:hAnsi="Times New Roman" w:cs="Times New Roman"/>
+          <w:color w:val="262626"/>
+          <w:sz w:val="28"/>
+          <w:szCs w:val="28"/>
+          <w:lang w:val="en-US"/>
+        </w:rPr>
+        <w:t>, 1]</w:t>
+      </w:r>
+    </w:p>
+    <w:p>
+      <w:pPr>
+        <w:pStyle w:val="a9"/>
+        <w:rPr>
+          <w:rFonts w:ascii="Times New Roman" w:hAnsi="Times New Roman" w:cs="Times New Roman"/>
+          <w:color w:val="262626"/>
+          <w:sz w:val="28"/>
+          <w:szCs w:val="28"/>
+          <w:lang w:val="en-US"/>
+        </w:rPr>
+      </w:pPr>
+      <w:r>
+        <w:rPr>
+          <w:rFonts w:ascii="Times New Roman" w:hAnsi="Times New Roman" w:cs="Times New Roman"/>
+          <w:color w:val="262626"/>
+          <w:sz w:val="28"/>
+          <w:szCs w:val="28"/>
+        </w:rPr>
+        <w:t xml:space="preserve">Здесь </w:t>
+      </w:r>
+      <w:r>
+        <w:rPr>
+          <w:rFonts w:ascii="Times New Roman" w:hAnsi="Times New Roman" w:cs="Times New Roman"/>
+          <w:color w:val="262626"/>
+          <w:sz w:val="28"/>
+          <w:szCs w:val="28"/>
+        </w:rPr>
+        <w:t>2, 3, 7, 8, 9 –</w:t>
+      </w:r>
+      <w:r>
+        <w:rPr>
+          <w:rFonts w:ascii="Times New Roman" w:hAnsi="Times New Roman" w:cs="Times New Roman"/>
+          <w:color w:val="262626"/>
+          <w:sz w:val="28"/>
+          <w:szCs w:val="28"/>
+        </w:rPr>
+        <w:t xml:space="preserve"> возрастает. 3 поменяли на 5 из-за пересечения – 9 была задействована в обеих проходках. Выбрали </w:t>
+      </w:r>
+      <w:proofErr w:type="gramStart"/>
+      <w:r>
+        <w:rPr>
+          <w:rFonts w:ascii="Times New Roman" w:hAnsi="Times New Roman" w:cs="Times New Roman"/>
+          <w:color w:val="262626"/>
+          <w:sz w:val="28"/>
+          <w:szCs w:val="28"/>
+          <w:lang w:val="en-US"/>
+        </w:rPr>
+        <w:t>max(</w:t>
+      </w:r>
+      <w:proofErr w:type="gramEnd"/>
+      <w:r>
+        <w:rPr>
+          <w:rFonts w:ascii="Times New Roman" w:hAnsi="Times New Roman" w:cs="Times New Roman"/>
+          <w:color w:val="262626"/>
+          <w:sz w:val="28"/>
+          <w:szCs w:val="28"/>
+          <w:lang w:val="en-US"/>
+        </w:rPr>
+        <w:t>3, 5).</w:t>
+      </w:r>
+    </w:p>
+    <w:p>
+      <w:pPr>
+        <w:rPr>
+          <w:rFonts w:ascii="Times New Roman" w:hAnsi="Times New Roman" w:cs="Times New Roman"/>
+          <w:color w:val="262626"/>
+          <w:sz w:val="28"/>
+          <w:szCs w:val="28"/>
+        </w:rPr>
+      </w:pPr>
+      <w:r>
+        <w:rPr>
+          <w:rFonts w:ascii="Times New Roman" w:hAnsi="Times New Roman" w:cs="Times New Roman"/>
+          <w:color w:val="262626"/>
+          <w:sz w:val="28"/>
+          <w:szCs w:val="28"/>
+        </w:rPr>
+        <w:tab/>
+        <w:t xml:space="preserve">Итого получили массив </w:t>
+      </w:r>
+      <w:r>
+        <w:rPr>
+          <w:rFonts w:ascii="Times New Roman" w:hAnsi="Times New Roman" w:cs="Times New Roman"/>
+          <w:color w:val="262626"/>
+          <w:sz w:val="28"/>
+          <w:szCs w:val="28"/>
+        </w:rPr>
+        <w:t xml:space="preserve">[1, 2, 5, 4, 3, 2, 1], </w:t>
+      </w:r>
+      <w:r>
+        <w:rPr>
+          <w:rFonts w:ascii="Times New Roman" w:hAnsi="Times New Roman" w:cs="Times New Roman"/>
+          <w:color w:val="262626"/>
+          <w:sz w:val="28"/>
+          <w:szCs w:val="28"/>
+        </w:rPr>
+        <w:t>сумма значений которого и будет ответом (т.е. 18).</w:t>
+      </w:r>
+      <w:bookmarkStart w:id="1" w:name="_GoBack"/>
+      <w:bookmarkEnd w:id="1"/>
+    </w:p>
+    <w:p>
+      <w:pPr>
+        <w:rPr>
+          <w:rFonts w:ascii="Times New Roman" w:hAnsi="Times New Roman" w:cs="Times New Roman"/>
+          <w:sz w:val="28"/>
+          <w:szCs w:val="28"/>
+        </w:rPr>
+      </w:pPr>
+    </w:p>
+    <w:p>
+      <w:pPr>
+        <w:rPr>
+          <w:rFonts w:ascii="Times New Roman" w:hAnsi="Times New Roman" w:cs="Times New Roman"/>
+          <w:sz w:val="28"/>
+          <w:szCs w:val="28"/>
+        </w:rPr>
+      </w:pPr>
+    </w:p>
+    <w:p>
+      <w:pPr>
+        <w:rPr>
+          <w:rFonts w:ascii="Times New Roman" w:hAnsi="Times New Roman" w:cs="Times New Roman"/>
+          <w:sz w:val="28"/>
+          <w:szCs w:val="28"/>
+        </w:rPr>
+      </w:pPr>
+    </w:p>
+    <w:p>
+      <w:pPr>
+        <w:rPr>
+          <w:rFonts w:ascii="Times New Roman" w:hAnsi="Times New Roman" w:cs="Times New Roman"/>
+          <w:sz w:val="28"/>
+          <w:szCs w:val="28"/>
+        </w:rPr>
+      </w:pPr>
+    </w:p>
+    <w:p>
+      <w:pPr>
+        <w:rPr>
+          <w:rFonts w:ascii="Times New Roman" w:hAnsi="Times New Roman" w:cs="Times New Roman"/>
+          <w:sz w:val="28"/>
+          <w:szCs w:val="28"/>
+        </w:rPr>
+      </w:pPr>
+    </w:p>
+    <w:p>
+      <w:pPr>
+        <w:rPr>
+          <w:rFonts w:ascii="Times New Roman" w:hAnsi="Times New Roman" w:cs="Times New Roman"/>
+          <w:sz w:val="28"/>
+          <w:szCs w:val="28"/>
+        </w:rPr>
+      </w:pPr>
+    </w:p>
+    <w:p>
+      <w:pPr>
+        <w:rPr>
+          <w:rFonts w:ascii="Times New Roman" w:hAnsi="Times New Roman" w:cs="Times New Roman"/>
+          <w:sz w:val="28"/>
+          <w:szCs w:val="28"/>
+        </w:rPr>
+      </w:pPr>
+    </w:p>
+    <w:p>
+      <w:pPr>
+        <w:rPr>
+          <w:rFonts w:ascii="Times New Roman" w:hAnsi="Times New Roman" w:cs="Times New Roman"/>
+          <w:sz w:val="28"/>
+          <w:szCs w:val="28"/>
+        </w:rPr>
+      </w:pPr>
+    </w:p>
+    <w:p>
+      <w:pPr>
+        <w:rPr>
+          <w:rFonts w:ascii="Times New Roman" w:hAnsi="Times New Roman" w:cs="Times New Roman"/>
+          <w:sz w:val="28"/>
+          <w:szCs w:val="28"/>
+        </w:rPr>
+      </w:pPr>
+    </w:p>
+    <w:p>
+      <w:pPr>
+        <w:rPr>
+          <w:rFonts w:ascii="Times New Roman" w:hAnsi="Times New Roman" w:cs="Times New Roman"/>
+          <w:sz w:val="28"/>
+          <w:szCs w:val="28"/>
+        </w:rPr>
+      </w:pPr>
+    </w:p>
+    <w:p>
+      <w:pPr>
+        <w:rPr>
+          <w:rFonts w:ascii="Times New Roman" w:hAnsi="Times New Roman" w:cs="Times New Roman"/>
+          <w:sz w:val="28"/>
+          <w:szCs w:val="28"/>
+        </w:rPr>
+      </w:pPr>
+    </w:p>
+    <w:p>
+      <w:pPr>
+        <w:rPr>
+          <w:rFonts w:ascii="Times New Roman" w:hAnsi="Times New Roman" w:cs="Times New Roman"/>
+          <w:sz w:val="28"/>
+          <w:szCs w:val="28"/>
+        </w:rPr>
+      </w:pPr>
+    </w:p>
+    <w:p>
+      <w:pPr>
+        <w:rPr>
+          <w:rFonts w:ascii="Times New Roman" w:hAnsi="Times New Roman" w:cs="Times New Roman"/>
+          <w:sz w:val="28"/>
+          <w:szCs w:val="28"/>
+        </w:rPr>
+      </w:pPr>
+    </w:p>
+    <w:p>
+      <w:pPr>
+        <w:rPr>
+          <w:rFonts w:ascii="Times New Roman" w:hAnsi="Times New Roman" w:cs="Times New Roman"/>
+          <w:sz w:val="28"/>
+          <w:szCs w:val="28"/>
+        </w:rPr>
+      </w:pPr>
+    </w:p>
+    <w:p>
+      <w:pPr>
+        <w:rPr>
+          <w:rFonts w:ascii="Times New Roman" w:hAnsi="Times New Roman" w:cs="Times New Roman"/>
+          <w:sz w:val="28"/>
+          <w:szCs w:val="28"/>
+        </w:rPr>
+      </w:pPr>
+    </w:p>
+    <w:p>
+      <w:pPr>
+        <w:rPr>
+          <w:rFonts w:ascii="Times New Roman" w:hAnsi="Times New Roman" w:cs="Times New Roman"/>
+          <w:sz w:val="28"/>
+          <w:szCs w:val="28"/>
+        </w:rPr>
+      </w:pPr>
+    </w:p>
+    <w:p>
+      <w:pPr>
+        <w:rPr>
+          <w:rFonts w:ascii="Times New Roman" w:hAnsi="Times New Roman" w:cs="Times New Roman"/>
+          <w:sz w:val="28"/>
+          <w:szCs w:val="28"/>
+        </w:rPr>
+      </w:pPr>
+    </w:p>
+    <w:p>
+      <w:pPr>
+        <w:rPr>
+          <w:rFonts w:ascii="Times New Roman" w:hAnsi="Times New Roman" w:cs="Times New Roman"/>
+          <w:sz w:val="28"/>
+          <w:szCs w:val="28"/>
+        </w:rPr>
+      </w:pPr>
+    </w:p>
+    <w:p>
+      <w:pPr>
+        <w:rPr>
+          <w:rFonts w:ascii="Times New Roman" w:hAnsi="Times New Roman" w:cs="Times New Roman"/>
+          <w:sz w:val="28"/>
+          <w:szCs w:val="28"/>
+        </w:rPr>
+      </w:pPr>
+    </w:p>
+    <w:p>
+      <w:pPr>
+        <w:rPr>
+          <w:rFonts w:ascii="Times New Roman" w:hAnsi="Times New Roman" w:cs="Times New Roman"/>
+          <w:sz w:val="28"/>
+          <w:szCs w:val="28"/>
+        </w:rPr>
+      </w:pPr>
+    </w:p>
+    <w:p>
+      <w:pPr>
         <w:rPr>
           <w:rFonts w:ascii="Times New Roman" w:hAnsi="Times New Roman" w:cs="Times New Roman"/>
           <w:sz w:val="28"/>
@@ -1476,9 +2291,9 @@
           <w:lang w:eastAsia="ru-RU"/>
         </w:rPr>
         <w:drawing>
-          <wp:inline distT="0" distB="0" distL="0" distR="0" wp14:anchorId="1E1640C7" wp14:editId="56BFDC52">
-            <wp:extent cx="5334000" cy="6115050"/>
-            <wp:effectExtent l="0" t="0" r="0" b="0"/>
+          <wp:inline distT="0" distB="0" distL="0" distR="0" wp14:anchorId="5AB59424" wp14:editId="68469DAC">
+            <wp:extent cx="6031230" cy="3647440"/>
+            <wp:effectExtent l="0" t="0" r="7620" b="0"/>
             <wp:docPr id="1" name="Рисунок 1"/>
             <wp:cNvGraphicFramePr>
               <a:graphicFrameLocks xmlns:a="http://schemas.openxmlformats.org/drawingml/2006/main" noChangeAspect="1"/>
@@ -1499,7 +2314,7 @@
                   <pic:spPr>
                     <a:xfrm>
                       <a:off x="0" y="0"/>
-                      <a:ext cx="5334000" cy="6115050"/>
+                      <a:ext cx="6031230" cy="3647440"/>
                     </a:xfrm>
                     <a:prstGeom prst="rect">
                       <a:avLst/>
@@ -1589,7 +2404,7 @@
           <w:rPr>
             <w:noProof/>
           </w:rPr>
-          <w:t>3</w:t>
+          <w:t>5</w:t>
         </w:r>
         <w:r>
           <w:fldChar w:fldCharType="end"/>
@@ -1633,6 +2448,95 @@
 <file path=word/numbering.xml><?xml version="1.0" encoding="utf-8"?>
 <w:numbering xmlns:wpc="http://schemas.microsoft.com/office/word/2010/wordprocessingCanvas" xmlns:cx="http://schemas.microsoft.com/office/drawing/2014/chartex" xmlns:cx1="http://schemas.microsoft.com/office/drawing/2015/9/8/chartex" xmlns:mc="http://schemas.openxmlformats.org/markup-compatibility/2006" xmlns:o="urn:schemas-microsoft-com:office:office" xmlns:r="http://schemas.openxmlformats.org/officeDocument/2006/relationships" xmlns:m="http://schemas.openxmlformats.org/officeDocument/2006/math" xmlns:v="urn:schemas-microsoft-com:vml" xmlns:wp14="http://schemas.microsoft.com/office/word/2010/wordprocessingDrawing" xmlns:wp="http://schemas.openxmlformats.org/drawingml/2006/wordprocessingDrawing" xmlns:w10="urn:schemas-microsoft-com:office:word" xmlns:w="http://schemas.openxmlformats.org/wordprocessingml/2006/main" xmlns:w14="http://schemas.microsoft.com/office/word/2010/wordml" xmlns:w15="http://schemas.microsoft.com/office/word/2012/wordml" xmlns:w16se="http://schemas.microsoft.com/office/word/2015/wordml/symex" xmlns:wpg="http://schemas.microsoft.com/office/word/2010/wordprocessingGroup" xmlns:wpi="http://schemas.microsoft.com/office/word/2010/wordprocessingInk" xmlns:wne="http://schemas.microsoft.com/office/word/2006/wordml" xmlns:wps="http://schemas.microsoft.com/office/word/2010/wordprocessingShape" mc:Ignorable="w14 w15 w16se wp14">
   <w:abstractNum w:abstractNumId="0" w15:restartNumberingAfterBreak="0">
+    <w:nsid w:val="07F02AB2"/>
+    <w:multiLevelType w:val="hybridMultilevel"/>
+    <w:tmpl w:val="59CEB356"/>
+    <w:lvl w:ilvl="0" w:tplc="04190011">
+      <w:start w:val="1"/>
+      <w:numFmt w:val="decimal"/>
+      <w:lvlText w:val="%1)"/>
+      <w:lvlJc w:val="left"/>
+      <w:pPr>
+        <w:ind w:left="720" w:hanging="360"/>
+      </w:pPr>
+      <w:rPr>
+        <w:rFonts w:hint="default"/>
+      </w:rPr>
+    </w:lvl>
+    <w:lvl w:ilvl="1" w:tplc="04190019" w:tentative="1">
+      <w:start w:val="1"/>
+      <w:numFmt w:val="lowerLetter"/>
+      <w:lvlText w:val="%2."/>
+      <w:lvlJc w:val="left"/>
+      <w:pPr>
+        <w:ind w:left="1440" w:hanging="360"/>
+      </w:pPr>
+    </w:lvl>
+    <w:lvl w:ilvl="2" w:tplc="0419001B" w:tentative="1">
+      <w:start w:val="1"/>
+      <w:numFmt w:val="lowerRoman"/>
+      <w:lvlText w:val="%3."/>
+      <w:lvlJc w:val="right"/>
+      <w:pPr>
+        <w:ind w:left="2160" w:hanging="180"/>
+      </w:pPr>
+    </w:lvl>
+    <w:lvl w:ilvl="3" w:tplc="0419000F" w:tentative="1">
+      <w:start w:val="1"/>
+      <w:numFmt w:val="decimal"/>
+      <w:lvlText w:val="%4."/>
+      <w:lvlJc w:val="left"/>
+      <w:pPr>
+        <w:ind w:left="2880" w:hanging="360"/>
+      </w:pPr>
+    </w:lvl>
+    <w:lvl w:ilvl="4" w:tplc="04190019" w:tentative="1">
+      <w:start w:val="1"/>
+      <w:numFmt w:val="lowerLetter"/>
+      <w:lvlText w:val="%5."/>
+      <w:lvlJc w:val="left"/>
+      <w:pPr>
+        <w:ind w:left="3600" w:hanging="360"/>
+      </w:pPr>
+    </w:lvl>
+    <w:lvl w:ilvl="5" w:tplc="0419001B" w:tentative="1">
+      <w:start w:val="1"/>
+      <w:numFmt w:val="lowerRoman"/>
+      <w:lvlText w:val="%6."/>
+      <w:lvlJc w:val="right"/>
+      <w:pPr>
+        <w:ind w:left="4320" w:hanging="180"/>
+      </w:pPr>
+    </w:lvl>
+    <w:lvl w:ilvl="6" w:tplc="0419000F" w:tentative="1">
+      <w:start w:val="1"/>
+      <w:numFmt w:val="decimal"/>
+      <w:lvlText w:val="%7."/>
+      <w:lvlJc w:val="left"/>
+      <w:pPr>
+        <w:ind w:left="5040" w:hanging="360"/>
+      </w:pPr>
+    </w:lvl>
+    <w:lvl w:ilvl="7" w:tplc="04190019" w:tentative="1">
+      <w:start w:val="1"/>
+      <w:numFmt w:val="lowerLetter"/>
+      <w:lvlText w:val="%8."/>
+      <w:lvlJc w:val="left"/>
+      <w:pPr>
+        <w:ind w:left="5760" w:hanging="360"/>
+      </w:pPr>
+    </w:lvl>
+    <w:lvl w:ilvl="8" w:tplc="0419001B" w:tentative="1">
+      <w:start w:val="1"/>
+      <w:numFmt w:val="lowerRoman"/>
+      <w:lvlText w:val="%9."/>
+      <w:lvlJc w:val="right"/>
+      <w:pPr>
+        <w:ind w:left="6480" w:hanging="180"/>
+      </w:pPr>
+    </w:lvl>
+  </w:abstractNum>
+  <w:abstractNum w:abstractNumId="1" w15:restartNumberingAfterBreak="0">
     <w:nsid w:val="0C7E67E5"/>
     <w:multiLevelType w:val="hybridMultilevel"/>
     <w:tmpl w:val="1F0202C0"/>
@@ -1721,7 +2625,7 @@
       </w:pPr>
     </w:lvl>
   </w:abstractNum>
-  <w:abstractNum w:abstractNumId="1" w15:restartNumberingAfterBreak="0">
+  <w:abstractNum w:abstractNumId="2" w15:restartNumberingAfterBreak="0">
     <w:nsid w:val="205172C1"/>
     <w:multiLevelType w:val="multilevel"/>
     <w:tmpl w:val="37F03EF2"/>
@@ -1870,7 +2774,7 @@
       </w:rPr>
     </w:lvl>
   </w:abstractNum>
-  <w:abstractNum w:abstractNumId="2" w15:restartNumberingAfterBreak="0">
+  <w:abstractNum w:abstractNumId="3" w15:restartNumberingAfterBreak="0">
     <w:nsid w:val="3EDD665B"/>
     <w:multiLevelType w:val="hybridMultilevel"/>
     <w:tmpl w:val="FD040582"/>
@@ -1956,7 +2860,7 @@
       </w:pPr>
     </w:lvl>
   </w:abstractNum>
-  <w:abstractNum w:abstractNumId="3" w15:restartNumberingAfterBreak="0">
+  <w:abstractNum w:abstractNumId="4" w15:restartNumberingAfterBreak="0">
     <w:nsid w:val="637427CF"/>
     <w:multiLevelType w:val="multilevel"/>
     <w:tmpl w:val="0419001F"/>
@@ -2042,7 +2946,7 @@
       </w:pPr>
     </w:lvl>
   </w:abstractNum>
-  <w:abstractNum w:abstractNumId="4" w15:restartNumberingAfterBreak="0">
+  <w:abstractNum w:abstractNumId="5" w15:restartNumberingAfterBreak="0">
     <w:nsid w:val="6DD60C1E"/>
     <w:multiLevelType w:val="hybridMultilevel"/>
     <w:tmpl w:val="B39C037E"/>
@@ -2131,20 +3035,115 @@
       </w:pPr>
     </w:lvl>
   </w:abstractNum>
+  <w:abstractNum w:abstractNumId="6" w15:restartNumberingAfterBreak="0">
+    <w:nsid w:val="7EB11123"/>
+    <w:multiLevelType w:val="hybridMultilevel"/>
+    <w:tmpl w:val="DA00D32A"/>
+    <w:lvl w:ilvl="0" w:tplc="99AA7FFE">
+      <w:start w:val="1"/>
+      <w:numFmt w:val="decimal"/>
+      <w:lvlText w:val="%1)"/>
+      <w:lvlJc w:val="left"/>
+      <w:pPr>
+        <w:ind w:left="1080" w:hanging="360"/>
+      </w:pPr>
+      <w:rPr>
+        <w:rFonts w:hint="default"/>
+      </w:rPr>
+    </w:lvl>
+    <w:lvl w:ilvl="1" w:tplc="04190019" w:tentative="1">
+      <w:start w:val="1"/>
+      <w:numFmt w:val="lowerLetter"/>
+      <w:lvlText w:val="%2."/>
+      <w:lvlJc w:val="left"/>
+      <w:pPr>
+        <w:ind w:left="1800" w:hanging="360"/>
+      </w:pPr>
+    </w:lvl>
+    <w:lvl w:ilvl="2" w:tplc="0419001B" w:tentative="1">
+      <w:start w:val="1"/>
+      <w:numFmt w:val="lowerRoman"/>
+      <w:lvlText w:val="%3."/>
+      <w:lvlJc w:val="right"/>
+      <w:pPr>
+        <w:ind w:left="2520" w:hanging="180"/>
+      </w:pPr>
+    </w:lvl>
+    <w:lvl w:ilvl="3" w:tplc="0419000F" w:tentative="1">
+      <w:start w:val="1"/>
+      <w:numFmt w:val="decimal"/>
+      <w:lvlText w:val="%4."/>
+      <w:lvlJc w:val="left"/>
+      <w:pPr>
+        <w:ind w:left="3240" w:hanging="360"/>
+      </w:pPr>
+    </w:lvl>
+    <w:lvl w:ilvl="4" w:tplc="04190019" w:tentative="1">
+      <w:start w:val="1"/>
+      <w:numFmt w:val="lowerLetter"/>
+      <w:lvlText w:val="%5."/>
+      <w:lvlJc w:val="left"/>
+      <w:pPr>
+        <w:ind w:left="3960" w:hanging="360"/>
+      </w:pPr>
+    </w:lvl>
+    <w:lvl w:ilvl="5" w:tplc="0419001B" w:tentative="1">
+      <w:start w:val="1"/>
+      <w:numFmt w:val="lowerRoman"/>
+      <w:lvlText w:val="%6."/>
+      <w:lvlJc w:val="right"/>
+      <w:pPr>
+        <w:ind w:left="4680" w:hanging="180"/>
+      </w:pPr>
+    </w:lvl>
+    <w:lvl w:ilvl="6" w:tplc="0419000F" w:tentative="1">
+      <w:start w:val="1"/>
+      <w:numFmt w:val="decimal"/>
+      <w:lvlText w:val="%7."/>
+      <w:lvlJc w:val="left"/>
+      <w:pPr>
+        <w:ind w:left="5400" w:hanging="360"/>
+      </w:pPr>
+    </w:lvl>
+    <w:lvl w:ilvl="7" w:tplc="04190019" w:tentative="1">
+      <w:start w:val="1"/>
+      <w:numFmt w:val="lowerLetter"/>
+      <w:lvlText w:val="%8."/>
+      <w:lvlJc w:val="left"/>
+      <w:pPr>
+        <w:ind w:left="6120" w:hanging="360"/>
+      </w:pPr>
+    </w:lvl>
+    <w:lvl w:ilvl="8" w:tplc="0419001B" w:tentative="1">
+      <w:start w:val="1"/>
+      <w:numFmt w:val="lowerRoman"/>
+      <w:lvlText w:val="%9."/>
+      <w:lvlJc w:val="right"/>
+      <w:pPr>
+        <w:ind w:left="6840" w:hanging="180"/>
+      </w:pPr>
+    </w:lvl>
+  </w:abstractNum>
   <w:num w:numId="1">
+    <w:abstractNumId w:val="5"/>
+  </w:num>
+  <w:num w:numId="2">
+    <w:abstractNumId w:val="1"/>
+  </w:num>
+  <w:num w:numId="3">
     <w:abstractNumId w:val="4"/>
   </w:num>
-  <w:num w:numId="2">
-    <w:abstractNumId w:val="0"/>
+  <w:num w:numId="4">
+    <w:abstractNumId w:val="2"/>
   </w:num>
-  <w:num w:numId="3">
+  <w:num w:numId="5">
     <w:abstractNumId w:val="3"/>
   </w:num>
-  <w:num w:numId="4">
-    <w:abstractNumId w:val="1"/>
+  <w:num w:numId="6">
+    <w:abstractNumId w:val="6"/>
   </w:num>
-  <w:num w:numId="5">
-    <w:abstractNumId w:val="2"/>
+  <w:num w:numId="7">
+    <w:abstractNumId w:val="0"/>
   </w:num>
 </w:numbering>
 </file>

--- a/report.docx
+++ b/report.docx
@@ -124,7 +124,7 @@
           <w:sz w:val="28"/>
           <w:szCs w:val="28"/>
         </w:rPr>
-        <w:t>7</w:t>
+        <w:t>8</w:t>
       </w:r>
     </w:p>
     <w:p>
@@ -142,16 +142,15 @@
           <w:sz w:val="28"/>
           <w:szCs w:val="28"/>
         </w:rPr>
-        <w:t xml:space="preserve">«Жадные алгоритмы. </w:t>
-      </w:r>
-      <w:r>
-        <w:rPr>
-          <w:rFonts w:ascii="Times New Roman" w:hAnsi="Times New Roman" w:cs="Times New Roman"/>
-          <w:sz w:val="28"/>
-          <w:szCs w:val="28"/>
-          <w:lang w:val="en-US"/>
-        </w:rPr>
-        <w:t>Candy</w:t>
+        <w:t>«</w:t>
+      </w:r>
+      <w:r>
+        <w:rPr>
+          <w:rFonts w:ascii="Times New Roman" w:hAnsi="Times New Roman" w:cs="Times New Roman"/>
+          <w:sz w:val="28"/>
+          <w:szCs w:val="28"/>
+        </w:rPr>
+        <w:t>Алгоритмы на графах</w:t>
       </w:r>
       <w:r>
         <w:rPr>
@@ -449,23 +448,15 @@
           <w:sz w:val="28"/>
           <w:szCs w:val="28"/>
         </w:rPr>
-        <w:t>: отточить на практике навык ре</w:t>
-      </w:r>
-      <w:r>
-        <w:rPr>
-          <w:rFonts w:ascii="Times New Roman" w:hAnsi="Times New Roman" w:cs="Times New Roman"/>
-          <w:sz w:val="28"/>
-          <w:szCs w:val="28"/>
-        </w:rPr>
-        <w:t>шения задач, используя при этом жадные алгоритмы</w:t>
-      </w:r>
-      <w:r>
-        <w:rPr>
-          <w:rFonts w:ascii="Times New Roman" w:hAnsi="Times New Roman" w:cs="Times New Roman"/>
-          <w:sz w:val="28"/>
-          <w:szCs w:val="28"/>
-        </w:rPr>
-        <w:t>.</w:t>
+        <w:t xml:space="preserve">: </w:t>
+      </w:r>
+      <w:r>
+        <w:rPr>
+          <w:rFonts w:ascii="Times New Roman" w:hAnsi="Times New Roman" w:cs="Times New Roman"/>
+          <w:sz w:val="28"/>
+          <w:szCs w:val="28"/>
+        </w:rPr>
+        <w:t>ознакомиться на практике с алгоритмами обхода графа и поиска кратчайшего пути между двумя его вершинами.</w:t>
       </w:r>
     </w:p>
     <w:p>
@@ -515,15 +506,7 @@
           <w:sz w:val="28"/>
           <w:szCs w:val="28"/>
         </w:rPr>
-        <w:t>Р</w:t>
-      </w:r>
-      <w:r>
-        <w:rPr>
-          <w:rFonts w:ascii="Times New Roman" w:hAnsi="Times New Roman" w:cs="Times New Roman"/>
-          <w:sz w:val="28"/>
-          <w:szCs w:val="28"/>
-        </w:rPr>
-        <w:t xml:space="preserve">ешить задачу уровня </w:t>
+        <w:t xml:space="preserve">Реализовать алгоритм </w:t>
       </w:r>
       <w:r>
         <w:rPr>
@@ -532,71 +515,7 @@
           <w:szCs w:val="28"/>
           <w:lang w:val="en-US"/>
         </w:rPr>
-        <w:t>Hard</w:t>
-      </w:r>
-      <w:r>
-        <w:rPr>
-          <w:rFonts w:ascii="Times New Roman" w:hAnsi="Times New Roman" w:cs="Times New Roman"/>
-          <w:sz w:val="28"/>
-          <w:szCs w:val="28"/>
-        </w:rPr>
-        <w:t xml:space="preserve"> с </w:t>
-      </w:r>
-      <w:proofErr w:type="spellStart"/>
-      <w:r>
-        <w:rPr>
-          <w:rFonts w:ascii="Times New Roman" w:hAnsi="Times New Roman" w:cs="Times New Roman"/>
-          <w:sz w:val="28"/>
-          <w:szCs w:val="28"/>
-          <w:lang w:val="en-US"/>
-        </w:rPr>
-        <w:t>leetcode</w:t>
-      </w:r>
-      <w:proofErr w:type="spellEnd"/>
-      <w:r>
-        <w:rPr>
-          <w:rFonts w:ascii="Times New Roman" w:hAnsi="Times New Roman" w:cs="Times New Roman"/>
-          <w:sz w:val="28"/>
-          <w:szCs w:val="28"/>
-        </w:rPr>
-        <w:t>.</w:t>
-      </w:r>
-      <w:r>
-        <w:rPr>
-          <w:rFonts w:ascii="Times New Roman" w:hAnsi="Times New Roman" w:cs="Times New Roman"/>
-          <w:sz w:val="28"/>
-          <w:szCs w:val="28"/>
-          <w:lang w:val="en-US"/>
-        </w:rPr>
-        <w:t>com</w:t>
-      </w:r>
-      <w:r>
-        <w:rPr>
-          <w:rFonts w:ascii="Times New Roman" w:hAnsi="Times New Roman" w:cs="Times New Roman"/>
-          <w:sz w:val="28"/>
-          <w:szCs w:val="28"/>
-        </w:rPr>
-        <w:t xml:space="preserve"> (выбрал «</w:t>
-      </w:r>
-      <w:hyperlink r:id="rId7" w:history="1">
-        <w:r>
-          <w:rPr>
-            <w:rStyle w:val="af"/>
-            <w:rFonts w:ascii="Times New Roman" w:hAnsi="Times New Roman" w:cs="Times New Roman"/>
-            <w:sz w:val="28"/>
-            <w:szCs w:val="28"/>
-            <w:lang w:val="en-US"/>
-          </w:rPr>
-          <w:t>Candy</w:t>
-        </w:r>
-      </w:hyperlink>
-      <w:r>
-        <w:rPr>
-          <w:rFonts w:ascii="Times New Roman" w:hAnsi="Times New Roman" w:cs="Times New Roman"/>
-          <w:sz w:val="28"/>
-          <w:szCs w:val="28"/>
-        </w:rPr>
-        <w:t>»)</w:t>
+        <w:t>DFS;</w:t>
       </w:r>
     </w:p>
     <w:p>
@@ -619,7 +538,16 @@
           <w:sz w:val="28"/>
           <w:szCs w:val="28"/>
         </w:rPr>
-        <w:t>Оценить код программы по памяти и временной сложности.</w:t>
+        <w:t xml:space="preserve">Реализовать алгоритм </w:t>
+      </w:r>
+      <w:r>
+        <w:rPr>
+          <w:rFonts w:ascii="Times New Roman" w:hAnsi="Times New Roman" w:cs="Times New Roman"/>
+          <w:sz w:val="28"/>
+          <w:szCs w:val="28"/>
+          <w:lang w:val="en-US"/>
+        </w:rPr>
+        <w:t>BFS;</w:t>
       </w:r>
     </w:p>
     <w:p>
@@ -642,23 +570,16 @@
           <w:sz w:val="28"/>
           <w:szCs w:val="28"/>
         </w:rPr>
-        <w:t xml:space="preserve">Объяснить, почему при решении задачи </w:t>
-      </w:r>
-      <w:r>
-        <w:rPr>
-          <w:rFonts w:ascii="Times New Roman" w:hAnsi="Times New Roman" w:cs="Times New Roman"/>
-          <w:sz w:val="28"/>
-          <w:szCs w:val="28"/>
-        </w:rPr>
-        <w:t>было полезно использовать жадные алгоритмы</w:t>
-      </w:r>
-      <w:r>
-        <w:rPr>
-          <w:rFonts w:ascii="Times New Roman" w:hAnsi="Times New Roman" w:cs="Times New Roman"/>
-          <w:sz w:val="28"/>
-          <w:szCs w:val="28"/>
-        </w:rPr>
-        <w:t>.</w:t>
+        <w:t>Реализовать алгоритм Дийкстры</w:t>
+      </w:r>
+      <w:r>
+        <w:rPr>
+          <w:rFonts w:ascii="Times New Roman" w:hAnsi="Times New Roman" w:cs="Times New Roman"/>
+          <w:sz w:val="28"/>
+          <w:szCs w:val="28"/>
+          <w:lang w:val="en-US"/>
+        </w:rPr>
+        <w:t>;</w:t>
       </w:r>
     </w:p>
     <w:p>
@@ -681,9 +602,8 @@
           <w:sz w:val="28"/>
           <w:szCs w:val="28"/>
         </w:rPr>
-        <w:t xml:space="preserve">Приложить доказательства корректности работы алгоритма (тесты с </w:t>
-      </w:r>
-      <w:proofErr w:type="spellStart"/>
+        <w:t xml:space="preserve">Реализовать алгоритм </w:t>
+      </w:r>
       <w:r>
         <w:rPr>
           <w:rFonts w:ascii="Times New Roman" w:hAnsi="Times New Roman" w:cs="Times New Roman"/>
@@ -691,50 +611,62 @@
           <w:szCs w:val="28"/>
           <w:lang w:val="en-US"/>
         </w:rPr>
-        <w:t>leetcode</w:t>
-      </w:r>
-      <w:proofErr w:type="spellEnd"/>
-      <w:r>
-        <w:rPr>
-          <w:rFonts w:ascii="Times New Roman" w:hAnsi="Times New Roman" w:cs="Times New Roman"/>
-          <w:sz w:val="28"/>
-          <w:szCs w:val="28"/>
-        </w:rPr>
-        <w:t>)</w:t>
-      </w:r>
-    </w:p>
-    <w:p>
-      <w:pPr>
-        <w:pStyle w:val="a9"/>
-        <w:jc w:val="both"/>
-        <w:rPr>
-          <w:rFonts w:ascii="Times New Roman" w:hAnsi="Times New Roman" w:cs="Times New Roman"/>
-          <w:sz w:val="28"/>
-          <w:szCs w:val="28"/>
-        </w:rPr>
-      </w:pPr>
-    </w:p>
-    <w:p>
-      <w:pPr>
-        <w:pStyle w:val="a9"/>
-        <w:jc w:val="both"/>
-        <w:rPr>
-          <w:rFonts w:ascii="Times New Roman" w:hAnsi="Times New Roman" w:cs="Times New Roman"/>
-          <w:sz w:val="28"/>
-          <w:szCs w:val="28"/>
-        </w:rPr>
-      </w:pPr>
-    </w:p>
-    <w:p>
-      <w:pPr>
-        <w:pStyle w:val="a9"/>
-        <w:jc w:val="both"/>
-        <w:rPr>
-          <w:rFonts w:ascii="Times New Roman" w:hAnsi="Times New Roman" w:cs="Times New Roman"/>
-          <w:sz w:val="28"/>
-          <w:szCs w:val="28"/>
-        </w:rPr>
-      </w:pPr>
+        <w:t>A*;</w:t>
+      </w:r>
+    </w:p>
+    <w:p>
+      <w:pPr>
+        <w:pStyle w:val="a9"/>
+        <w:numPr>
+          <w:ilvl w:val="0"/>
+          <w:numId w:val="5"/>
+        </w:numPr>
+        <w:jc w:val="both"/>
+        <w:rPr>
+          <w:rFonts w:ascii="Times New Roman" w:hAnsi="Times New Roman" w:cs="Times New Roman"/>
+          <w:sz w:val="28"/>
+          <w:szCs w:val="28"/>
+        </w:rPr>
+      </w:pPr>
+      <w:r>
+        <w:rPr>
+          <w:rFonts w:ascii="Times New Roman" w:hAnsi="Times New Roman" w:cs="Times New Roman"/>
+          <w:sz w:val="28"/>
+          <w:szCs w:val="28"/>
+        </w:rPr>
+        <w:t>Сравнить время работы алгоритмов в задаче поиска кратчайшего пути между вершинами</w:t>
+      </w:r>
+      <w:r>
+        <w:rPr>
+          <w:rFonts w:ascii="Times New Roman" w:hAnsi="Times New Roman" w:cs="Times New Roman"/>
+          <w:sz w:val="28"/>
+          <w:szCs w:val="28"/>
+        </w:rPr>
+        <w:t>;</w:t>
+      </w:r>
+    </w:p>
+    <w:p>
+      <w:pPr>
+        <w:pStyle w:val="a9"/>
+        <w:numPr>
+          <w:ilvl w:val="0"/>
+          <w:numId w:val="5"/>
+        </w:numPr>
+        <w:jc w:val="both"/>
+        <w:rPr>
+          <w:rFonts w:ascii="Times New Roman" w:hAnsi="Times New Roman" w:cs="Times New Roman"/>
+          <w:sz w:val="28"/>
+          <w:szCs w:val="28"/>
+        </w:rPr>
+      </w:pPr>
+      <w:r>
+        <w:rPr>
+          <w:rFonts w:ascii="Times New Roman" w:hAnsi="Times New Roman" w:cs="Times New Roman"/>
+          <w:sz w:val="28"/>
+          <w:szCs w:val="28"/>
+        </w:rPr>
+        <w:t>Проанализировать полученные результаты.</w:t>
+      </w:r>
     </w:p>
     <w:p>
       <w:pPr>
@@ -1022,52 +954,67 @@
           <w:szCs w:val="28"/>
         </w:rPr>
       </w:pPr>
-      <w:r>
+    </w:p>
+    <w:p>
+      <w:pPr>
+        <w:pStyle w:val="a9"/>
+        <w:jc w:val="center"/>
         <w:rPr>
           <w:rFonts w:ascii="Times New Roman" w:hAnsi="Times New Roman" w:cs="Times New Roman"/>
           <w:b/>
           <w:sz w:val="28"/>
           <w:szCs w:val="28"/>
         </w:rPr>
+      </w:pPr>
+      <w:r>
+        <w:rPr>
+          <w:rFonts w:ascii="Times New Roman" w:hAnsi="Times New Roman" w:cs="Times New Roman"/>
+          <w:b/>
+          <w:sz w:val="28"/>
+          <w:szCs w:val="28"/>
+        </w:rPr>
+        <w:lastRenderedPageBreak/>
         <w:t>РЕАЛИЗАЦИЯ</w:t>
       </w:r>
     </w:p>
     <w:p>
       <w:pPr>
         <w:pStyle w:val="a9"/>
-        <w:jc w:val="center"/>
-        <w:rPr>
-          <w:rFonts w:ascii="Times New Roman" w:hAnsi="Times New Roman" w:cs="Times New Roman"/>
-          <w:b/>
-          <w:sz w:val="28"/>
-          <w:szCs w:val="28"/>
-        </w:rPr>
-      </w:pPr>
-      <w:r>
-        <w:rPr>
-          <w:rFonts w:ascii="Times New Roman" w:hAnsi="Times New Roman" w:cs="Times New Roman"/>
-          <w:b/>
-          <w:sz w:val="28"/>
-          <w:szCs w:val="28"/>
-        </w:rPr>
-        <w:t>(код + подсчёт памяти и времени)</w:t>
-      </w:r>
-    </w:p>
-    <w:bookmarkStart w:id="0" w:name="_MON_1794601699"/>
+        <w:jc w:val="both"/>
+        <w:rPr>
+          <w:rFonts w:ascii="Times New Roman" w:hAnsi="Times New Roman" w:cs="Times New Roman"/>
+          <w:sz w:val="28"/>
+          <w:szCs w:val="28"/>
+        </w:rPr>
+      </w:pPr>
+      <w:r>
+        <w:rPr>
+          <w:rFonts w:ascii="Times New Roman" w:hAnsi="Times New Roman" w:cs="Times New Roman"/>
+          <w:sz w:val="28"/>
+          <w:szCs w:val="28"/>
+        </w:rPr>
+        <w:t>Итак, для начала определим структуру графа, с которой будем взаимодействовать:</w:t>
+      </w:r>
+    </w:p>
+    <w:bookmarkStart w:id="0" w:name="_MON_1796925218"/>
     <w:bookmarkEnd w:id="0"/>
     <w:p>
       <w:pPr>
         <w:pStyle w:val="a9"/>
-        <w:jc w:val="center"/>
-        <w:rPr>
-          <w:rFonts w:ascii="Times New Roman" w:hAnsi="Times New Roman" w:cs="Times New Roman"/>
-          <w:b/>
-          <w:sz w:val="28"/>
-          <w:szCs w:val="28"/>
-        </w:rPr>
-      </w:pPr>
-      <w:r>
-        <w:object w:dxaOrig="9355" w:dyaOrig="10378" w14:anchorId="33D32F3A">
+        <w:jc w:val="both"/>
+        <w:rPr>
+          <w:rFonts w:ascii="Times New Roman" w:hAnsi="Times New Roman" w:cs="Times New Roman"/>
+          <w:sz w:val="28"/>
+          <w:szCs w:val="28"/>
+        </w:rPr>
+      </w:pPr>
+      <w:r>
+        <w:rPr>
+          <w:rFonts w:ascii="Times New Roman" w:hAnsi="Times New Roman" w:cs="Times New Roman"/>
+          <w:sz w:val="28"/>
+          <w:szCs w:val="28"/>
+        </w:rPr>
+        <w:object w:dxaOrig="9355" w:dyaOrig="5918" w14:anchorId="45394F79">
           <v:shapetype id="_x0000_t75" coordsize="21600,21600" o:spt="75" o:preferrelative="t" path="m@4@5l@4@11@9@11@9@5xe" filled="f" stroked="f">
             <v:stroke joinstyle="miter"/>
             <v:formulas>
@@ -1087,62 +1034,100 @@
             <v:path o:extrusionok="f" gradientshapeok="t" o:connecttype="rect"/>
             <o:lock v:ext="edit" aspectratio="t"/>
           </v:shapetype>
-          <v:shape id="_x0000_i1025" type="#_x0000_t75" style="width:440.4pt;height:488.4pt" o:ole="">
-            <v:imagedata r:id="rId8" o:title=""/>
+          <v:shape id="_x0000_i1025" type="#_x0000_t75" style="width:468pt;height:295.8pt" o:ole="">
+            <v:imagedata r:id="rId7" o:title=""/>
           </v:shape>
-          <o:OLEObject Type="Embed" ProgID="Word.OpenDocumentText.12" ShapeID="_x0000_i1025" DrawAspect="Content" ObjectID="_1796659055" r:id="rId9"/>
+          <o:OLEObject Type="Embed" ProgID="Word.OpenDocumentText.12" ShapeID="_x0000_i1025" DrawAspect="Content" ObjectID="_1796935563" r:id="rId8"/>
         </w:object>
       </w:r>
     </w:p>
     <w:p>
       <w:pPr>
         <w:pStyle w:val="a9"/>
-        <w:rPr>
-          <w:rFonts w:ascii="Times New Roman" w:hAnsi="Times New Roman" w:cs="Times New Roman"/>
-          <w:sz w:val="28"/>
-          <w:szCs w:val="28"/>
-        </w:rPr>
-      </w:pPr>
-      <w:r>
-        <w:rPr>
-          <w:rFonts w:ascii="Times New Roman" w:hAnsi="Times New Roman" w:cs="Times New Roman"/>
-          <w:sz w:val="28"/>
-          <w:szCs w:val="28"/>
-        </w:rPr>
-        <w:t xml:space="preserve">При решении задачи </w:t>
-      </w:r>
-      <w:r>
-        <w:rPr>
-          <w:rFonts w:ascii="Times New Roman" w:hAnsi="Times New Roman" w:cs="Times New Roman"/>
-          <w:sz w:val="28"/>
-          <w:szCs w:val="28"/>
-        </w:rPr>
-        <w:t xml:space="preserve">я </w:t>
-      </w:r>
-      <w:r>
-        <w:rPr>
-          <w:rFonts w:ascii="Times New Roman" w:hAnsi="Times New Roman" w:cs="Times New Roman"/>
-          <w:sz w:val="28"/>
-          <w:szCs w:val="28"/>
-        </w:rPr>
-        <w:t>использовал две проходки по массиву, в каждой из которых искал возрастающие</w:t>
-      </w:r>
-      <w:r>
-        <w:rPr>
-          <w:rFonts w:ascii="Times New Roman" w:hAnsi="Times New Roman" w:cs="Times New Roman"/>
-          <w:sz w:val="28"/>
-          <w:szCs w:val="28"/>
-        </w:rPr>
-        <w:t>/</w:t>
-      </w:r>
-      <w:r>
-        <w:rPr>
-          <w:rFonts w:ascii="Times New Roman" w:hAnsi="Times New Roman" w:cs="Times New Roman"/>
-          <w:sz w:val="28"/>
-          <w:szCs w:val="28"/>
-        </w:rPr>
-        <w:t xml:space="preserve">убывающие последовательности рейтингов детей. Когда такие находились, мы давали каждому последующему ребенку всего на 1 конфетку больше (а начинали с 1 конфеты). Таким образом, мы принимали локально выгодные решения. Получили, что с каждой из сторон у нас было минимальное распределение конфет по детям. На пересечении этих распределений выбрали максимальное из них и получили действительно минимальное </w:t>
-      </w:r>
+        <w:jc w:val="both"/>
+        <w:rPr>
+          <w:rFonts w:ascii="Times New Roman" w:hAnsi="Times New Roman" w:cs="Times New Roman"/>
+          <w:sz w:val="28"/>
+          <w:szCs w:val="28"/>
+        </w:rPr>
+      </w:pPr>
+      <w:r>
+        <w:rPr>
+          <w:rFonts w:ascii="Times New Roman" w:hAnsi="Times New Roman" w:cs="Times New Roman"/>
+          <w:sz w:val="28"/>
+          <w:szCs w:val="28"/>
+        </w:rPr>
+        <w:t>Смысл в том, что граф задан вектором указателей на вершины, которые его составляют. Каждая же вершина, помимо собственных координат, содержит указатели на вершины, для которых она является предком, с указанием веса ребра. Получается, у нас есть удобный инструмент для доступа к соседям каждой вершины, что пригодится нам в реализации алгоритмов.</w:t>
+      </w:r>
+    </w:p>
+    <w:p>
+      <w:pPr>
+        <w:pStyle w:val="a9"/>
+        <w:jc w:val="both"/>
+        <w:rPr>
+          <w:rFonts w:ascii="Times New Roman" w:hAnsi="Times New Roman" w:cs="Times New Roman"/>
+          <w:sz w:val="28"/>
+          <w:szCs w:val="28"/>
+        </w:rPr>
+      </w:pPr>
+    </w:p>
+    <w:p>
+      <w:pPr>
+        <w:pStyle w:val="a9"/>
+        <w:jc w:val="both"/>
+        <w:rPr>
+          <w:rFonts w:ascii="Times New Roman" w:hAnsi="Times New Roman" w:cs="Times New Roman"/>
+          <w:sz w:val="28"/>
+          <w:szCs w:val="28"/>
+        </w:rPr>
+      </w:pPr>
+      <w:r>
+        <w:rPr>
+          <w:rFonts w:ascii="Times New Roman" w:hAnsi="Times New Roman" w:cs="Times New Roman"/>
+          <w:sz w:val="28"/>
+          <w:szCs w:val="28"/>
+        </w:rPr>
+        <w:t>Читаем граф из файла следующим образом:</w:t>
+      </w:r>
+    </w:p>
+    <w:bookmarkStart w:id="1" w:name="_MON_1796927068"/>
+    <w:bookmarkEnd w:id="1"/>
+    <w:p>
+      <w:pPr>
+        <w:pStyle w:val="a9"/>
+        <w:jc w:val="both"/>
+        <w:rPr>
+          <w:rFonts w:ascii="Times New Roman" w:hAnsi="Times New Roman" w:cs="Times New Roman"/>
+          <w:sz w:val="28"/>
+          <w:szCs w:val="28"/>
+          <w:lang w:val="en-US"/>
+        </w:rPr>
+      </w:pPr>
+      <w:r>
+        <w:rPr>
+          <w:rFonts w:ascii="Times New Roman" w:hAnsi="Times New Roman" w:cs="Times New Roman"/>
+          <w:sz w:val="28"/>
+          <w:szCs w:val="28"/>
+          <w:lang w:val="en-US"/>
+        </w:rPr>
+        <w:object w:dxaOrig="9355" w:dyaOrig="14306" w14:anchorId="2593A278">
+          <v:shape id="_x0000_i1026" type="#_x0000_t75" style="width:468pt;height:715.2pt" o:ole="">
+            <v:imagedata r:id="rId9" o:title=""/>
+          </v:shape>
+          <o:OLEObject Type="Embed" ProgID="Word.OpenDocumentText.12" ShapeID="_x0000_i1026" DrawAspect="Content" ObjectID="_1796935564" r:id="rId10"/>
+        </w:object>
+      </w:r>
+    </w:p>
+    <w:p>
+      <w:pPr>
+        <w:pStyle w:val="a9"/>
+        <w:jc w:val="both"/>
+        <w:rPr>
+          <w:rFonts w:ascii="Times New Roman" w:hAnsi="Times New Roman" w:cs="Times New Roman"/>
+          <w:sz w:val="28"/>
+          <w:szCs w:val="28"/>
+        </w:rPr>
+      </w:pPr>
       <w:r>
         <w:rPr>
           <w:rFonts w:ascii="Times New Roman" w:hAnsi="Times New Roman" w:cs="Times New Roman"/>
@@ -1150,109 +1135,378 @@
           <w:szCs w:val="28"/>
         </w:rPr>
         <w:lastRenderedPageBreak/>
-        <w:t xml:space="preserve">возможное общее распределение конфет по детям. </w:t>
-      </w:r>
-      <w:r>
-        <w:rPr>
-          <w:rFonts w:ascii="Times New Roman" w:hAnsi="Times New Roman" w:cs="Times New Roman"/>
-          <w:sz w:val="28"/>
-          <w:szCs w:val="28"/>
-        </w:rPr>
-        <w:t>Получается, жадность в алгоритме оказалась оправдана.</w:t>
-      </w:r>
-    </w:p>
-    <w:p>
-      <w:pPr>
-        <w:pStyle w:val="a9"/>
-        <w:rPr>
-          <w:rFonts w:ascii="Times New Roman" w:hAnsi="Times New Roman" w:cs="Times New Roman"/>
-          <w:sz w:val="28"/>
-          <w:szCs w:val="28"/>
-        </w:rPr>
-      </w:pPr>
-    </w:p>
-    <w:p>
-      <w:pPr>
-        <w:pStyle w:val="a9"/>
+        <w:t xml:space="preserve">Два раза читаем файл: в первый собираем словарь всех существующих вершин (чтобы не потерять никакой узел, из которого не и дет ни одно ребро), а во второй: заполняем объекты </w:t>
+      </w:r>
+      <w:r>
+        <w:rPr>
+          <w:rFonts w:ascii="Times New Roman" w:hAnsi="Times New Roman" w:cs="Times New Roman"/>
+          <w:sz w:val="28"/>
+          <w:szCs w:val="28"/>
+          <w:lang w:val="en-US"/>
+        </w:rPr>
+        <w:t>Nodes</w:t>
+      </w:r>
+      <w:r>
+        <w:rPr>
+          <w:rFonts w:ascii="Times New Roman" w:hAnsi="Times New Roman" w:cs="Times New Roman"/>
+          <w:sz w:val="28"/>
+          <w:szCs w:val="28"/>
+        </w:rPr>
+        <w:t xml:space="preserve"> </w:t>
+      </w:r>
+      <w:r>
+        <w:rPr>
+          <w:rFonts w:ascii="Times New Roman" w:hAnsi="Times New Roman" w:cs="Times New Roman"/>
+          <w:sz w:val="28"/>
+          <w:szCs w:val="28"/>
+        </w:rPr>
+        <w:t>ребрами (пользуемся тут созданным словарём). По итогу имеем заполненный граф, у которого для каждой вершины указаны те, в которые можно попасть из неё.</w:t>
+      </w:r>
+    </w:p>
+    <w:p>
+      <w:pPr>
+        <w:pStyle w:val="a9"/>
+        <w:jc w:val="both"/>
+        <w:rPr>
+          <w:rFonts w:ascii="Times New Roman" w:hAnsi="Times New Roman" w:cs="Times New Roman"/>
+          <w:sz w:val="28"/>
+          <w:szCs w:val="28"/>
+        </w:rPr>
+      </w:pPr>
+    </w:p>
+    <w:p>
+      <w:pPr>
+        <w:pStyle w:val="a9"/>
+        <w:jc w:val="both"/>
+        <w:rPr>
+          <w:rFonts w:ascii="Times New Roman" w:hAnsi="Times New Roman" w:cs="Times New Roman"/>
+          <w:sz w:val="28"/>
+          <w:szCs w:val="28"/>
+        </w:rPr>
+      </w:pPr>
+      <w:r>
+        <w:rPr>
+          <w:rFonts w:ascii="Times New Roman" w:hAnsi="Times New Roman" w:cs="Times New Roman"/>
+          <w:sz w:val="28"/>
+          <w:szCs w:val="28"/>
+        </w:rPr>
+        <w:t>Перейдем к алгоритмам.</w:t>
+      </w:r>
+    </w:p>
+    <w:p>
+      <w:pPr>
+        <w:pStyle w:val="a9"/>
+        <w:jc w:val="both"/>
+        <w:rPr>
+          <w:rFonts w:ascii="Times New Roman" w:hAnsi="Times New Roman" w:cs="Times New Roman"/>
+          <w:sz w:val="28"/>
+          <w:szCs w:val="28"/>
+        </w:rPr>
+      </w:pPr>
+    </w:p>
+    <w:p>
+      <w:pPr>
+        <w:pStyle w:val="a9"/>
+        <w:jc w:val="both"/>
+        <w:rPr>
+          <w:rFonts w:ascii="Times New Roman" w:hAnsi="Times New Roman" w:cs="Times New Roman"/>
+          <w:sz w:val="28"/>
+          <w:szCs w:val="28"/>
+          <w:lang w:val="en-US"/>
+        </w:rPr>
+      </w:pPr>
+      <w:r>
         <w:rPr>
           <w:rFonts w:ascii="Times New Roman" w:hAnsi="Times New Roman" w:cs="Times New Roman"/>
           <w:b/>
           <w:sz w:val="28"/>
           <w:szCs w:val="28"/>
-        </w:rPr>
-      </w:pPr>
+          <w:lang w:val="en-US"/>
+        </w:rPr>
+        <w:t>DFS</w:t>
+      </w:r>
+      <w:r>
+        <w:rPr>
+          <w:rFonts w:ascii="Times New Roman" w:hAnsi="Times New Roman" w:cs="Times New Roman"/>
+          <w:sz w:val="28"/>
+          <w:szCs w:val="28"/>
+          <w:lang w:val="en-US"/>
+        </w:rPr>
+        <w:t>:</w:t>
+      </w:r>
+    </w:p>
+    <w:bookmarkStart w:id="2" w:name="_MON_1796927484"/>
+    <w:bookmarkEnd w:id="2"/>
+    <w:p>
+      <w:pPr>
+        <w:pStyle w:val="a9"/>
+        <w:jc w:val="both"/>
+        <w:rPr>
+          <w:rFonts w:ascii="Times New Roman" w:hAnsi="Times New Roman" w:cs="Times New Roman"/>
+          <w:sz w:val="28"/>
+          <w:szCs w:val="28"/>
+          <w:lang w:val="en-US"/>
+        </w:rPr>
+      </w:pPr>
+      <w:r>
+        <w:rPr>
+          <w:rFonts w:ascii="Times New Roman" w:hAnsi="Times New Roman" w:cs="Times New Roman"/>
+          <w:sz w:val="28"/>
+          <w:szCs w:val="28"/>
+          <w:lang w:val="en-US"/>
+        </w:rPr>
+        <w:object w:dxaOrig="9355" w:dyaOrig="9888" w14:anchorId="252C0B4B">
+          <v:shape id="_x0000_i1027" type="#_x0000_t75" style="width:468pt;height:494.4pt" o:ole="">
+            <v:imagedata r:id="rId11" o:title=""/>
+          </v:shape>
+          <o:OLEObject Type="Embed" ProgID="Word.OpenDocumentText.12" ShapeID="_x0000_i1027" DrawAspect="Content" ObjectID="_1796935565" r:id="rId12"/>
+        </w:object>
+      </w:r>
+    </w:p>
+    <w:p>
+      <w:pPr>
+        <w:pStyle w:val="a9"/>
+        <w:jc w:val="both"/>
+        <w:rPr>
+          <w:rFonts w:ascii="Times New Roman" w:hAnsi="Times New Roman" w:cs="Times New Roman"/>
+          <w:sz w:val="28"/>
+          <w:szCs w:val="28"/>
+        </w:rPr>
+      </w:pPr>
+      <w:r>
+        <w:rPr>
+          <w:rFonts w:ascii="Times New Roman" w:hAnsi="Times New Roman" w:cs="Times New Roman"/>
+          <w:sz w:val="28"/>
+          <w:szCs w:val="28"/>
+        </w:rPr>
+        <w:t xml:space="preserve">В реализации используем структуру </w:t>
+      </w:r>
       <w:r>
         <w:rPr>
           <w:rFonts w:ascii="Times New Roman" w:hAnsi="Times New Roman" w:cs="Times New Roman"/>
           <w:b/>
           <w:sz w:val="28"/>
           <w:szCs w:val="28"/>
-        </w:rPr>
-        <w:t>ПРИМЕР РАБОТЫ:</w:t>
-      </w:r>
-    </w:p>
-    <w:p>
-      <w:pPr>
-        <w:pStyle w:val="a9"/>
+          <w:lang w:val="en-US"/>
+        </w:rPr>
+        <w:t>stack</w:t>
+      </w:r>
+      <w:r>
         <w:rPr>
           <w:rFonts w:ascii="Times New Roman" w:hAnsi="Times New Roman" w:cs="Times New Roman"/>
           <w:b/>
           <w:sz w:val="28"/>
           <w:szCs w:val="28"/>
         </w:rPr>
-      </w:pPr>
-    </w:p>
-    <w:p>
-      <w:pPr>
-        <w:pStyle w:val="a9"/>
-        <w:numPr>
-          <w:ilvl w:val="0"/>
-          <w:numId w:val="7"/>
-        </w:numPr>
-        <w:rPr>
-          <w:rFonts w:ascii="Times New Roman" w:hAnsi="Times New Roman" w:cs="Times New Roman"/>
-          <w:sz w:val="28"/>
-          <w:szCs w:val="28"/>
-        </w:rPr>
-      </w:pPr>
-      <w:r>
-        <w:rPr>
-          <w:rFonts w:ascii="Times New Roman" w:hAnsi="Times New Roman" w:cs="Times New Roman"/>
-          <w:sz w:val="28"/>
-          <w:szCs w:val="28"/>
-        </w:rPr>
-        <w:t xml:space="preserve">Пусть </w:t>
-      </w:r>
-      <w:r>
-        <w:rPr>
-          <w:rFonts w:ascii="Times New Roman" w:hAnsi="Times New Roman" w:cs="Times New Roman"/>
+        <w:t xml:space="preserve"> </w:t>
+      </w:r>
+      <w:r>
+        <w:rPr>
+          <w:rFonts w:ascii="Times New Roman" w:hAnsi="Times New Roman" w:cs="Times New Roman"/>
+          <w:sz w:val="28"/>
+          <w:szCs w:val="28"/>
+        </w:rPr>
+        <w:t>(</w:t>
+      </w:r>
+      <w:r>
+        <w:rPr>
+          <w:rFonts w:ascii="Times New Roman" w:hAnsi="Times New Roman" w:cs="Times New Roman"/>
+          <w:sz w:val="28"/>
+          <w:szCs w:val="28"/>
+        </w:rPr>
+        <w:t>первый зашел – последний вышел</w:t>
+      </w:r>
+      <w:r>
+        <w:rPr>
+          <w:rFonts w:ascii="Times New Roman" w:hAnsi="Times New Roman" w:cs="Times New Roman"/>
+          <w:sz w:val="28"/>
+          <w:szCs w:val="28"/>
+        </w:rPr>
+        <w:t>)</w:t>
+      </w:r>
+      <w:r>
+        <w:rPr>
+          <w:rFonts w:ascii="Times New Roman" w:hAnsi="Times New Roman" w:cs="Times New Roman"/>
+          <w:sz w:val="28"/>
+          <w:szCs w:val="28"/>
+        </w:rPr>
+        <w:t>,</w:t>
+      </w:r>
+      <w:r>
+        <w:rPr>
+          <w:rFonts w:ascii="Times New Roman" w:hAnsi="Times New Roman" w:cs="Times New Roman"/>
+          <w:b/>
+          <w:sz w:val="28"/>
+          <w:szCs w:val="28"/>
+        </w:rPr>
+        <w:t xml:space="preserve"> </w:t>
+      </w:r>
+      <w:r>
+        <w:rPr>
+          <w:rFonts w:ascii="Times New Roman" w:hAnsi="Times New Roman" w:cs="Times New Roman"/>
+          <w:sz w:val="28"/>
+          <w:szCs w:val="28"/>
+        </w:rPr>
+        <w:t xml:space="preserve">она позволит эффективно управлять порядком посещения вершин. Заводим стек и два словаря: один из них для хранения </w:t>
+      </w:r>
+      <w:r>
+        <w:rPr>
+          <w:rFonts w:ascii="Times New Roman" w:hAnsi="Times New Roman" w:cs="Times New Roman"/>
+          <w:sz w:val="28"/>
+          <w:szCs w:val="28"/>
+        </w:rPr>
+        <w:lastRenderedPageBreak/>
+        <w:t xml:space="preserve">посещенных вершин, а другой – для </w:t>
+      </w:r>
+      <w:r>
+        <w:rPr>
+          <w:rFonts w:ascii="Times New Roman" w:hAnsi="Times New Roman" w:cs="Times New Roman"/>
+          <w:sz w:val="28"/>
+          <w:szCs w:val="28"/>
+        </w:rPr>
+        <w:t>отслеживания пути, по которому пришли.</w:t>
+      </w:r>
+      <w:r>
+        <w:rPr>
+          <w:rFonts w:ascii="Times New Roman" w:hAnsi="Times New Roman" w:cs="Times New Roman"/>
+          <w:sz w:val="28"/>
+          <w:szCs w:val="28"/>
+        </w:rPr>
+        <w:t xml:space="preserve"> </w:t>
+      </w:r>
+      <w:r>
+        <w:rPr>
+          <w:rFonts w:ascii="Times New Roman" w:hAnsi="Times New Roman" w:cs="Times New Roman"/>
+          <w:sz w:val="28"/>
+          <w:szCs w:val="28"/>
+        </w:rPr>
+        <w:t>Начинаем итерироваться по стеку до тех пор, пока не найдем искомую вершину. Возвращаем путь, длину пути и количество рёбер в нём (наглядно покажет разницу алгоритмов, посмотрим позже).</w:t>
+      </w:r>
+    </w:p>
+    <w:p>
+      <w:pPr>
+        <w:pStyle w:val="a9"/>
+        <w:jc w:val="both"/>
+        <w:rPr>
+          <w:rFonts w:ascii="Times New Roman" w:hAnsi="Times New Roman" w:cs="Times New Roman"/>
+          <w:sz w:val="28"/>
+          <w:szCs w:val="28"/>
+        </w:rPr>
+      </w:pPr>
+    </w:p>
+    <w:p>
+      <w:pPr>
+        <w:pStyle w:val="a9"/>
+        <w:jc w:val="both"/>
+        <w:rPr>
+          <w:rFonts w:ascii="Times New Roman" w:hAnsi="Times New Roman" w:cs="Times New Roman"/>
+          <w:sz w:val="28"/>
+          <w:szCs w:val="28"/>
+        </w:rPr>
+      </w:pPr>
+      <w:r>
+        <w:rPr>
+          <w:rFonts w:ascii="Times New Roman" w:hAnsi="Times New Roman" w:cs="Times New Roman"/>
+          <w:b/>
           <w:sz w:val="28"/>
           <w:szCs w:val="28"/>
           <w:lang w:val="en-US"/>
         </w:rPr>
-        <w:t>ratings</w:t>
-      </w:r>
-      <w:r>
-        <w:rPr>
-          <w:rFonts w:ascii="Times New Roman" w:hAnsi="Times New Roman" w:cs="Times New Roman"/>
-          <w:sz w:val="28"/>
-          <w:szCs w:val="28"/>
-        </w:rPr>
-        <w:t xml:space="preserve"> = </w:t>
-      </w:r>
-      <w:r>
-        <w:rPr>
-          <w:rFonts w:ascii="Times New Roman" w:hAnsi="Times New Roman" w:cs="Times New Roman"/>
-          <w:color w:val="262626"/>
-          <w:sz w:val="28"/>
-          <w:szCs w:val="28"/>
-        </w:rPr>
-        <w:t>[1,</w:t>
-      </w:r>
-      <w:r>
-        <w:rPr>
-          <w:rFonts w:ascii="Times New Roman" w:hAnsi="Times New Roman" w:cs="Times New Roman"/>
-          <w:color w:val="262626"/>
+        <w:t>BFS</w:t>
+      </w:r>
+      <w:r>
+        <w:rPr>
+          <w:rFonts w:ascii="Times New Roman" w:hAnsi="Times New Roman" w:cs="Times New Roman"/>
+          <w:sz w:val="28"/>
+          <w:szCs w:val="28"/>
+        </w:rPr>
+        <w:t>:</w:t>
+      </w:r>
+    </w:p>
+    <w:bookmarkStart w:id="3" w:name="_MON_1796930054"/>
+    <w:bookmarkEnd w:id="3"/>
+    <w:p>
+      <w:pPr>
+        <w:pStyle w:val="a9"/>
+        <w:jc w:val="both"/>
+        <w:rPr>
+          <w:rFonts w:ascii="Times New Roman" w:hAnsi="Times New Roman" w:cs="Times New Roman"/>
+          <w:sz w:val="28"/>
+          <w:szCs w:val="28"/>
+        </w:rPr>
+      </w:pPr>
+      <w:r>
+        <w:rPr>
+          <w:rFonts w:ascii="Times New Roman" w:hAnsi="Times New Roman" w:cs="Times New Roman"/>
+          <w:sz w:val="28"/>
+          <w:szCs w:val="28"/>
+        </w:rPr>
+        <w:object w:dxaOrig="9355" w:dyaOrig="10113" w14:anchorId="7B44755F">
+          <v:shape id="_x0000_i1028" type="#_x0000_t75" style="width:468pt;height:505.8pt" o:ole="">
+            <v:imagedata r:id="rId13" o:title=""/>
+          </v:shape>
+          <o:OLEObject Type="Embed" ProgID="Word.OpenDocumentText.12" ShapeID="_x0000_i1028" DrawAspect="Content" ObjectID="_1796935566" r:id="rId14"/>
+        </w:object>
+      </w:r>
+    </w:p>
+    <w:p>
+      <w:pPr>
+        <w:pStyle w:val="a9"/>
+        <w:jc w:val="both"/>
+        <w:rPr>
+          <w:rFonts w:ascii="Times New Roman" w:hAnsi="Times New Roman" w:cs="Times New Roman"/>
+          <w:sz w:val="28"/>
+          <w:szCs w:val="28"/>
+          <w:lang w:val="en-US"/>
+        </w:rPr>
+      </w:pPr>
+      <w:r>
+        <w:rPr>
+          <w:rFonts w:ascii="Times New Roman" w:hAnsi="Times New Roman" w:cs="Times New Roman"/>
+          <w:sz w:val="28"/>
+          <w:szCs w:val="28"/>
+        </w:rPr>
+        <w:t xml:space="preserve">Здесь все аналогично </w:t>
+      </w:r>
+      <w:r>
+        <w:rPr>
+          <w:rFonts w:ascii="Times New Roman" w:hAnsi="Times New Roman" w:cs="Times New Roman"/>
+          <w:sz w:val="28"/>
+          <w:szCs w:val="28"/>
+          <w:lang w:val="en-US"/>
+        </w:rPr>
+        <w:t>DFS</w:t>
+      </w:r>
+      <w:r>
+        <w:rPr>
+          <w:rFonts w:ascii="Times New Roman" w:hAnsi="Times New Roman" w:cs="Times New Roman"/>
+          <w:sz w:val="28"/>
+          <w:szCs w:val="28"/>
+        </w:rPr>
+        <w:t xml:space="preserve">. </w:t>
+      </w:r>
+      <w:r>
+        <w:rPr>
+          <w:rFonts w:ascii="Times New Roman" w:hAnsi="Times New Roman" w:cs="Times New Roman"/>
+          <w:sz w:val="28"/>
+          <w:szCs w:val="28"/>
+        </w:rPr>
+        <w:t xml:space="preserve">Всё, кроме структуры, позволяющей выбирать следующих для обхода элемент – тут мы используем </w:t>
+      </w:r>
+      <w:r>
+        <w:rPr>
+          <w:rFonts w:ascii="Times New Roman" w:hAnsi="Times New Roman" w:cs="Times New Roman"/>
+          <w:b/>
+          <w:sz w:val="28"/>
+          <w:szCs w:val="28"/>
+          <w:lang w:val="en-US"/>
+        </w:rPr>
+        <w:t>queue</w:t>
+      </w:r>
+      <w:r>
+        <w:rPr>
+          <w:rFonts w:ascii="Times New Roman" w:hAnsi="Times New Roman" w:cs="Times New Roman"/>
+          <w:b/>
           <w:sz w:val="28"/>
           <w:szCs w:val="28"/>
         </w:rPr>
@@ -1261,16 +1515,224 @@
       <w:r>
         <w:rPr>
           <w:rFonts w:ascii="Times New Roman" w:hAnsi="Times New Roman" w:cs="Times New Roman"/>
-          <w:color w:val="262626"/>
-          <w:sz w:val="28"/>
-          <w:szCs w:val="28"/>
-        </w:rPr>
-        <w:t>6,</w:t>
-      </w:r>
-      <w:r>
-        <w:rPr>
-          <w:rFonts w:ascii="Times New Roman" w:hAnsi="Times New Roman" w:cs="Times New Roman"/>
-          <w:color w:val="262626"/>
+          <w:sz w:val="28"/>
+          <w:szCs w:val="28"/>
+        </w:rPr>
+        <w:t>(</w:t>
+      </w:r>
+      <w:r>
+        <w:rPr>
+          <w:rFonts w:ascii="Times New Roman" w:hAnsi="Times New Roman" w:cs="Times New Roman"/>
+          <w:sz w:val="28"/>
+          <w:szCs w:val="28"/>
+        </w:rPr>
+        <w:t>первый зашел – первый вышел</w:t>
+      </w:r>
+      <w:r>
+        <w:rPr>
+          <w:rFonts w:ascii="Times New Roman" w:hAnsi="Times New Roman" w:cs="Times New Roman"/>
+          <w:sz w:val="28"/>
+          <w:szCs w:val="28"/>
+        </w:rPr>
+        <w:t>)</w:t>
+      </w:r>
+      <w:r>
+        <w:rPr>
+          <w:rFonts w:ascii="Times New Roman" w:hAnsi="Times New Roman" w:cs="Times New Roman"/>
+          <w:sz w:val="28"/>
+          <w:szCs w:val="28"/>
+        </w:rPr>
+        <w:t xml:space="preserve">. В остальном код 1 в 1 </w:t>
+      </w:r>
+      <w:r>
+        <w:rPr>
+          <w:rFonts w:ascii="Times New Roman" w:hAnsi="Times New Roman" w:cs="Times New Roman"/>
+          <w:sz w:val="28"/>
+          <w:szCs w:val="28"/>
+          <w:lang w:val="en-US"/>
+        </w:rPr>
+        <w:t>DFS.</w:t>
+      </w:r>
+    </w:p>
+    <w:p>
+      <w:pPr>
+        <w:pStyle w:val="a9"/>
+        <w:jc w:val="both"/>
+        <w:rPr>
+          <w:rFonts w:ascii="Times New Roman" w:hAnsi="Times New Roman" w:cs="Times New Roman"/>
+          <w:sz w:val="28"/>
+          <w:szCs w:val="28"/>
+          <w:lang w:val="en-US"/>
+        </w:rPr>
+      </w:pPr>
+    </w:p>
+    <w:p>
+      <w:pPr>
+        <w:pStyle w:val="a9"/>
+        <w:jc w:val="both"/>
+        <w:rPr>
+          <w:rFonts w:ascii="Times New Roman" w:hAnsi="Times New Roman" w:cs="Times New Roman"/>
+          <w:sz w:val="28"/>
+          <w:szCs w:val="28"/>
+          <w:lang w:val="en-US"/>
+        </w:rPr>
+      </w:pPr>
+    </w:p>
+    <w:p>
+      <w:pPr>
+        <w:pStyle w:val="a9"/>
+        <w:jc w:val="both"/>
+        <w:rPr>
+          <w:rFonts w:ascii="Times New Roman" w:hAnsi="Times New Roman" w:cs="Times New Roman"/>
+          <w:sz w:val="28"/>
+          <w:szCs w:val="28"/>
+          <w:lang w:val="en-US"/>
+        </w:rPr>
+      </w:pPr>
+      <w:proofErr w:type="spellStart"/>
+      <w:r>
+        <w:rPr>
+          <w:rFonts w:ascii="Times New Roman" w:hAnsi="Times New Roman" w:cs="Times New Roman"/>
+          <w:b/>
+          <w:sz w:val="28"/>
+          <w:szCs w:val="28"/>
+          <w:lang w:val="en-US"/>
+        </w:rPr>
+        <w:lastRenderedPageBreak/>
+        <w:t>Dijkstra</w:t>
+      </w:r>
+      <w:proofErr w:type="spellEnd"/>
+      <w:r>
+        <w:rPr>
+          <w:rFonts w:ascii="Times New Roman" w:hAnsi="Times New Roman" w:cs="Times New Roman"/>
+          <w:sz w:val="28"/>
+          <w:szCs w:val="28"/>
+          <w:lang w:val="en-US"/>
+        </w:rPr>
+        <w:t>:</w:t>
+      </w:r>
+    </w:p>
+    <w:bookmarkStart w:id="4" w:name="_MON_1796930177"/>
+    <w:bookmarkEnd w:id="4"/>
+    <w:p>
+      <w:pPr>
+        <w:pStyle w:val="a9"/>
+        <w:jc w:val="both"/>
+        <w:rPr>
+          <w:rFonts w:ascii="Times New Roman" w:hAnsi="Times New Roman" w:cs="Times New Roman"/>
+          <w:sz w:val="28"/>
+          <w:szCs w:val="28"/>
+          <w:lang w:val="en-US"/>
+        </w:rPr>
+      </w:pPr>
+      <w:r>
+        <w:rPr>
+          <w:rFonts w:ascii="Times New Roman" w:hAnsi="Times New Roman" w:cs="Times New Roman"/>
+          <w:sz w:val="28"/>
+          <w:szCs w:val="28"/>
+          <w:lang w:val="en-US"/>
+        </w:rPr>
+        <w:object w:dxaOrig="9355" w:dyaOrig="11659" w14:anchorId="3ECF3238">
+          <v:shape id="_x0000_i1029" type="#_x0000_t75" style="width:468pt;height:583.2pt" o:ole="">
+            <v:imagedata r:id="rId15" o:title=""/>
+          </v:shape>
+          <o:OLEObject Type="Embed" ProgID="Word.OpenDocumentText.12" ShapeID="_x0000_i1029" DrawAspect="Content" ObjectID="_1796935567" r:id="rId16"/>
+        </w:object>
+      </w:r>
+    </w:p>
+    <w:p>
+      <w:pPr>
+        <w:pStyle w:val="a9"/>
+        <w:jc w:val="both"/>
+        <w:rPr>
+          <w:rFonts w:ascii="Times New Roman" w:hAnsi="Times New Roman" w:cs="Times New Roman"/>
+          <w:sz w:val="28"/>
+          <w:szCs w:val="28"/>
+        </w:rPr>
+      </w:pPr>
+      <w:r>
+        <w:rPr>
+          <w:rFonts w:ascii="Times New Roman" w:hAnsi="Times New Roman" w:cs="Times New Roman"/>
+          <w:sz w:val="28"/>
+          <w:szCs w:val="28"/>
+        </w:rPr>
+        <w:t xml:space="preserve">Сначала разберемся с необходимой структурой данных в </w:t>
+      </w:r>
+      <w:proofErr w:type="spellStart"/>
+      <w:r>
+        <w:rPr>
+          <w:rFonts w:ascii="Times New Roman" w:hAnsi="Times New Roman" w:cs="Times New Roman"/>
+          <w:sz w:val="28"/>
+          <w:szCs w:val="28"/>
+        </w:rPr>
+        <w:t>Дийкстре</w:t>
+      </w:r>
+      <w:proofErr w:type="spellEnd"/>
+      <w:r>
+        <w:rPr>
+          <w:rFonts w:ascii="Times New Roman" w:hAnsi="Times New Roman" w:cs="Times New Roman"/>
+          <w:sz w:val="28"/>
+          <w:szCs w:val="28"/>
+        </w:rPr>
+        <w:t xml:space="preserve">: здесь мы будем использовать </w:t>
+      </w:r>
+      <w:r>
+        <w:rPr>
+          <w:rFonts w:ascii="Times New Roman" w:hAnsi="Times New Roman" w:cs="Times New Roman"/>
+          <w:b/>
+          <w:sz w:val="28"/>
+          <w:szCs w:val="28"/>
+          <w:lang w:val="en-US"/>
+        </w:rPr>
+        <w:t>priority</w:t>
+      </w:r>
+      <w:r>
+        <w:rPr>
+          <w:rFonts w:ascii="Times New Roman" w:hAnsi="Times New Roman" w:cs="Times New Roman"/>
+          <w:b/>
+          <w:sz w:val="28"/>
+          <w:szCs w:val="28"/>
+        </w:rPr>
+        <w:t>_</w:t>
+      </w:r>
+      <w:r>
+        <w:rPr>
+          <w:rFonts w:ascii="Times New Roman" w:hAnsi="Times New Roman" w:cs="Times New Roman"/>
+          <w:b/>
+          <w:sz w:val="28"/>
+          <w:szCs w:val="28"/>
+          <w:lang w:val="en-US"/>
+        </w:rPr>
+        <w:t>queue</w:t>
+      </w:r>
+      <w:r>
+        <w:rPr>
+          <w:rFonts w:ascii="Times New Roman" w:hAnsi="Times New Roman" w:cs="Times New Roman"/>
+          <w:sz w:val="28"/>
+          <w:szCs w:val="28"/>
+        </w:rPr>
+        <w:t xml:space="preserve">. </w:t>
+      </w:r>
+      <w:r>
+        <w:rPr>
+          <w:rFonts w:ascii="Times New Roman" w:hAnsi="Times New Roman" w:cs="Times New Roman"/>
+          <w:sz w:val="28"/>
+          <w:szCs w:val="28"/>
+        </w:rPr>
+        <w:t xml:space="preserve">Отличие от </w:t>
+      </w:r>
+      <w:r>
+        <w:rPr>
+          <w:rFonts w:ascii="Times New Roman" w:hAnsi="Times New Roman" w:cs="Times New Roman"/>
+          <w:sz w:val="28"/>
+          <w:szCs w:val="28"/>
+          <w:lang w:val="en-US"/>
+        </w:rPr>
+        <w:t>queue</w:t>
+      </w:r>
+      <w:r>
+        <w:rPr>
+          <w:rFonts w:ascii="Times New Roman" w:hAnsi="Times New Roman" w:cs="Times New Roman"/>
           <w:sz w:val="28"/>
           <w:szCs w:val="28"/>
         </w:rPr>
@@ -1279,25 +1741,56 @@
       <w:r>
         <w:rPr>
           <w:rFonts w:ascii="Times New Roman" w:hAnsi="Times New Roman" w:cs="Times New Roman"/>
-          <w:color w:val="262626"/>
-          <w:sz w:val="28"/>
-          <w:szCs w:val="28"/>
-        </w:rPr>
-        <w:t>9</w:t>
-      </w:r>
-      <w:r>
-        <w:rPr>
-          <w:rFonts w:ascii="Times New Roman" w:hAnsi="Times New Roman" w:cs="Times New Roman"/>
-          <w:color w:val="262626"/>
-          <w:sz w:val="28"/>
-          <w:szCs w:val="28"/>
-        </w:rPr>
-        <w:t>,</w:t>
-      </w:r>
-      <w:r>
-        <w:rPr>
-          <w:rFonts w:ascii="Times New Roman" w:hAnsi="Times New Roman" w:cs="Times New Roman"/>
-          <w:color w:val="262626"/>
+          <w:sz w:val="28"/>
+          <w:szCs w:val="28"/>
+        </w:rPr>
+        <w:t xml:space="preserve">в том, что при добавлении элемента </w:t>
+      </w:r>
+      <w:r>
+        <w:rPr>
+          <w:rFonts w:ascii="Times New Roman" w:hAnsi="Times New Roman" w:cs="Times New Roman"/>
+          <w:sz w:val="28"/>
+          <w:szCs w:val="28"/>
+        </w:rPr>
+        <w:t xml:space="preserve">он встаёт не в самый конец, а туда, куда позволяет его приоритет, ведь </w:t>
+      </w:r>
+      <w:r>
+        <w:rPr>
+          <w:rFonts w:ascii="Times New Roman" w:hAnsi="Times New Roman" w:cs="Times New Roman"/>
+          <w:sz w:val="28"/>
+          <w:szCs w:val="28"/>
+          <w:lang w:val="en-US"/>
+        </w:rPr>
+        <w:t>priority</w:t>
+      </w:r>
+      <w:r>
+        <w:rPr>
+          <w:rFonts w:ascii="Times New Roman" w:hAnsi="Times New Roman" w:cs="Times New Roman"/>
+          <w:sz w:val="28"/>
+          <w:szCs w:val="28"/>
+        </w:rPr>
+        <w:t>_</w:t>
+      </w:r>
+      <w:r>
+        <w:rPr>
+          <w:rFonts w:ascii="Times New Roman" w:hAnsi="Times New Roman" w:cs="Times New Roman"/>
+          <w:sz w:val="28"/>
+          <w:szCs w:val="28"/>
+          <w:lang w:val="en-US"/>
+        </w:rPr>
+        <w:t>queue</w:t>
+      </w:r>
+      <w:r>
+        <w:rPr>
+          <w:rFonts w:ascii="Times New Roman" w:hAnsi="Times New Roman" w:cs="Times New Roman"/>
+          <w:sz w:val="28"/>
+          <w:szCs w:val="28"/>
+        </w:rPr>
+        <w:t xml:space="preserve"> всегда</w:t>
+      </w:r>
+      <w:r>
+        <w:rPr>
+          <w:rFonts w:ascii="Times New Roman" w:hAnsi="Times New Roman" w:cs="Times New Roman"/>
           <w:sz w:val="28"/>
           <w:szCs w:val="28"/>
         </w:rPr>
@@ -1306,16 +1799,244 @@
       <w:r>
         <w:rPr>
           <w:rFonts w:ascii="Times New Roman" w:hAnsi="Times New Roman" w:cs="Times New Roman"/>
-          <w:color w:val="262626"/>
-          <w:sz w:val="28"/>
-          <w:szCs w:val="28"/>
-        </w:rPr>
-        <w:t>8,</w:t>
-      </w:r>
-      <w:r>
-        <w:rPr>
-          <w:rFonts w:ascii="Times New Roman" w:hAnsi="Times New Roman" w:cs="Times New Roman"/>
-          <w:color w:val="262626"/>
+          <w:sz w:val="28"/>
+          <w:szCs w:val="28"/>
+        </w:rPr>
+        <w:t xml:space="preserve">упорядочена по приоритету. Удаляется же элемент всегда из начала. Приоритет у нас задан расстоянием от стартовой вершины до выбранной. Иначе говоря, до </w:t>
+      </w:r>
+      <w:r>
+        <w:rPr>
+          <w:rFonts w:ascii="Times New Roman" w:hAnsi="Times New Roman" w:cs="Times New Roman"/>
+          <w:sz w:val="28"/>
+          <w:szCs w:val="28"/>
+        </w:rPr>
+        <w:lastRenderedPageBreak/>
+        <w:t>которой идти меньше – туда и идем.</w:t>
+      </w:r>
+      <w:r>
+        <w:rPr>
+          <w:rFonts w:ascii="Times New Roman" w:hAnsi="Times New Roman" w:cs="Times New Roman"/>
+          <w:sz w:val="28"/>
+          <w:szCs w:val="28"/>
+        </w:rPr>
+        <w:t xml:space="preserve"> На каждом шаге рассматриваем соседей, </w:t>
+      </w:r>
+      <w:proofErr w:type="gramStart"/>
+      <w:r>
+        <w:rPr>
+          <w:rFonts w:ascii="Times New Roman" w:hAnsi="Times New Roman" w:cs="Times New Roman"/>
+          <w:sz w:val="28"/>
+          <w:szCs w:val="28"/>
+        </w:rPr>
+        <w:t>и</w:t>
+      </w:r>
+      <w:proofErr w:type="gramEnd"/>
+      <w:r>
+        <w:rPr>
+          <w:rFonts w:ascii="Times New Roman" w:hAnsi="Times New Roman" w:cs="Times New Roman"/>
+          <w:sz w:val="28"/>
+          <w:szCs w:val="28"/>
+        </w:rPr>
+        <w:t xml:space="preserve"> если расстояние до них через нас меньше, чем уже сохранено – обновляем массивы.</w:t>
+      </w:r>
+      <w:r>
+        <w:rPr>
+          <w:rFonts w:ascii="Times New Roman" w:hAnsi="Times New Roman" w:cs="Times New Roman"/>
+          <w:sz w:val="28"/>
+          <w:szCs w:val="28"/>
+        </w:rPr>
+        <w:t xml:space="preserve"> Ходим мы до тех пор, пока не дойдем до выбранной вершины.</w:t>
+      </w:r>
+      <w:r>
+        <w:rPr>
+          <w:rFonts w:ascii="Times New Roman" w:hAnsi="Times New Roman" w:cs="Times New Roman"/>
+          <w:sz w:val="28"/>
+          <w:szCs w:val="28"/>
+        </w:rPr>
+        <w:t xml:space="preserve"> Возвращаем путь, его длину и количество рёбер.</w:t>
+      </w:r>
+    </w:p>
+    <w:p>
+      <w:pPr>
+        <w:pStyle w:val="a9"/>
+        <w:jc w:val="both"/>
+        <w:rPr>
+          <w:rFonts w:ascii="Times New Roman" w:hAnsi="Times New Roman" w:cs="Times New Roman"/>
+          <w:sz w:val="28"/>
+          <w:szCs w:val="28"/>
+        </w:rPr>
+      </w:pPr>
+    </w:p>
+    <w:p>
+      <w:pPr>
+        <w:pStyle w:val="a9"/>
+        <w:jc w:val="both"/>
+        <w:rPr>
+          <w:rFonts w:ascii="Times New Roman" w:hAnsi="Times New Roman" w:cs="Times New Roman"/>
+          <w:sz w:val="28"/>
+          <w:szCs w:val="28"/>
+        </w:rPr>
+      </w:pPr>
+      <w:r>
+        <w:rPr>
+          <w:rFonts w:ascii="Times New Roman" w:hAnsi="Times New Roman" w:cs="Times New Roman"/>
+          <w:b/>
+          <w:sz w:val="28"/>
+          <w:szCs w:val="28"/>
+        </w:rPr>
+        <w:t>А*</w:t>
+      </w:r>
+      <w:r>
+        <w:rPr>
+          <w:rFonts w:ascii="Times New Roman" w:hAnsi="Times New Roman" w:cs="Times New Roman"/>
+          <w:sz w:val="28"/>
+          <w:szCs w:val="28"/>
+        </w:rPr>
+        <w:t>:</w:t>
+      </w:r>
+    </w:p>
+    <w:p>
+      <w:pPr>
+        <w:pStyle w:val="a9"/>
+        <w:jc w:val="both"/>
+        <w:rPr>
+          <w:rFonts w:ascii="Times New Roman" w:hAnsi="Times New Roman" w:cs="Times New Roman"/>
+          <w:sz w:val="28"/>
+          <w:szCs w:val="28"/>
+        </w:rPr>
+      </w:pPr>
+      <w:r>
+        <w:rPr>
+          <w:rFonts w:ascii="Times New Roman" w:hAnsi="Times New Roman" w:cs="Times New Roman"/>
+          <w:sz w:val="28"/>
+          <w:szCs w:val="28"/>
+        </w:rPr>
+        <w:t xml:space="preserve">Напишем </w:t>
+      </w:r>
+      <w:r>
+        <w:rPr>
+          <w:rFonts w:ascii="Times New Roman" w:hAnsi="Times New Roman" w:cs="Times New Roman"/>
+          <w:b/>
+          <w:sz w:val="28"/>
+          <w:szCs w:val="28"/>
+        </w:rPr>
+        <w:t>эвристику</w:t>
+      </w:r>
+      <w:r>
+        <w:rPr>
+          <w:rFonts w:ascii="Times New Roman" w:hAnsi="Times New Roman" w:cs="Times New Roman"/>
+          <w:sz w:val="28"/>
+          <w:szCs w:val="28"/>
+        </w:rPr>
+        <w:t>:</w:t>
+      </w:r>
+    </w:p>
+    <w:bookmarkStart w:id="5" w:name="_MON_1796931041"/>
+    <w:bookmarkEnd w:id="5"/>
+    <w:p>
+      <w:pPr>
+        <w:pStyle w:val="a9"/>
+        <w:jc w:val="both"/>
+        <w:rPr>
+          <w:rFonts w:ascii="Times New Roman" w:hAnsi="Times New Roman" w:cs="Times New Roman"/>
+          <w:sz w:val="28"/>
+          <w:szCs w:val="28"/>
+        </w:rPr>
+      </w:pPr>
+      <w:r>
+        <w:rPr>
+          <w:rFonts w:ascii="Times New Roman" w:hAnsi="Times New Roman" w:cs="Times New Roman"/>
+          <w:sz w:val="28"/>
+          <w:szCs w:val="28"/>
+        </w:rPr>
+        <w:object w:dxaOrig="9355" w:dyaOrig="840" w14:anchorId="65DE5AAE">
+          <v:shape id="_x0000_i1030" type="#_x0000_t75" style="width:468pt;height:42pt" o:ole="">
+            <v:imagedata r:id="rId17" o:title=""/>
+          </v:shape>
+          <o:OLEObject Type="Embed" ProgID="Word.OpenDocumentText.12" ShapeID="_x0000_i1030" DrawAspect="Content" ObjectID="_1796935568" r:id="rId18"/>
+        </w:object>
+      </w:r>
+    </w:p>
+    <w:p>
+      <w:pPr>
+        <w:pStyle w:val="a9"/>
+        <w:jc w:val="both"/>
+        <w:rPr>
+          <w:rFonts w:ascii="Times New Roman" w:hAnsi="Times New Roman" w:cs="Times New Roman"/>
+          <w:sz w:val="28"/>
+          <w:szCs w:val="28"/>
+        </w:rPr>
+      </w:pPr>
+      <w:r>
+        <w:rPr>
+          <w:rFonts w:ascii="Times New Roman" w:hAnsi="Times New Roman" w:cs="Times New Roman"/>
+          <w:sz w:val="28"/>
+          <w:szCs w:val="28"/>
+        </w:rPr>
+        <w:t>Она считает евклидово расстояние между вершинами – отлично подходит для нашей географической задачи.</w:t>
+      </w:r>
+    </w:p>
+    <w:p>
+      <w:pPr>
+        <w:pStyle w:val="a9"/>
+        <w:jc w:val="both"/>
+        <w:rPr>
+          <w:rFonts w:ascii="Times New Roman" w:hAnsi="Times New Roman" w:cs="Times New Roman"/>
+          <w:sz w:val="28"/>
+          <w:szCs w:val="28"/>
+        </w:rPr>
+      </w:pPr>
+    </w:p>
+    <w:p>
+      <w:pPr>
+        <w:pStyle w:val="a9"/>
+        <w:jc w:val="both"/>
+        <w:rPr>
+          <w:rFonts w:ascii="Times New Roman" w:hAnsi="Times New Roman" w:cs="Times New Roman"/>
+          <w:sz w:val="28"/>
+          <w:szCs w:val="28"/>
+        </w:rPr>
+      </w:pPr>
+      <w:r>
+        <w:rPr>
+          <w:rFonts w:ascii="Times New Roman" w:hAnsi="Times New Roman" w:cs="Times New Roman"/>
+          <w:sz w:val="28"/>
+          <w:szCs w:val="28"/>
+        </w:rPr>
+        <w:t xml:space="preserve">Зачем она нам? А* - это модификация алгоритма Дийкстры, которая формирует </w:t>
+      </w:r>
+      <w:r>
+        <w:rPr>
+          <w:rFonts w:ascii="Times New Roman" w:hAnsi="Times New Roman" w:cs="Times New Roman"/>
+          <w:b/>
+          <w:sz w:val="28"/>
+          <w:szCs w:val="28"/>
+          <w:lang w:val="en-US"/>
+        </w:rPr>
+        <w:t>priority</w:t>
+      </w:r>
+      <w:r>
+        <w:rPr>
+          <w:rFonts w:ascii="Times New Roman" w:hAnsi="Times New Roman" w:cs="Times New Roman"/>
+          <w:b/>
+          <w:sz w:val="28"/>
+          <w:szCs w:val="28"/>
+        </w:rPr>
+        <w:t>_</w:t>
+      </w:r>
+      <w:r>
+        <w:rPr>
+          <w:rFonts w:ascii="Times New Roman" w:hAnsi="Times New Roman" w:cs="Times New Roman"/>
+          <w:b/>
+          <w:sz w:val="28"/>
+          <w:szCs w:val="28"/>
+          <w:lang w:val="en-US"/>
+        </w:rPr>
+        <w:t>queue</w:t>
+      </w:r>
+      <w:r>
+        <w:rPr>
+          <w:rFonts w:ascii="Times New Roman" w:hAnsi="Times New Roman" w:cs="Times New Roman"/>
           <w:sz w:val="28"/>
           <w:szCs w:val="28"/>
         </w:rPr>
@@ -1324,16 +2045,190 @@
       <w:r>
         <w:rPr>
           <w:rFonts w:ascii="Times New Roman" w:hAnsi="Times New Roman" w:cs="Times New Roman"/>
-          <w:color w:val="262626"/>
-          <w:sz w:val="28"/>
-          <w:szCs w:val="28"/>
-        </w:rPr>
-        <w:t>7,</w:t>
-      </w:r>
-      <w:r>
-        <w:rPr>
-          <w:rFonts w:ascii="Times New Roman" w:hAnsi="Times New Roman" w:cs="Times New Roman"/>
-          <w:color w:val="262626"/>
+          <w:sz w:val="28"/>
+          <w:szCs w:val="28"/>
+        </w:rPr>
+        <w:t>не</w:t>
+      </w:r>
+      <w:r>
+        <w:rPr>
+          <w:rFonts w:ascii="Times New Roman" w:hAnsi="Times New Roman" w:cs="Times New Roman"/>
+          <w:sz w:val="28"/>
+          <w:szCs w:val="28"/>
+        </w:rPr>
+        <w:t xml:space="preserve"> просто </w:t>
+      </w:r>
+      <w:r>
+        <w:rPr>
+          <w:rFonts w:ascii="Times New Roman" w:hAnsi="Times New Roman" w:cs="Times New Roman"/>
+          <w:sz w:val="28"/>
+          <w:szCs w:val="28"/>
+        </w:rPr>
+        <w:t xml:space="preserve">по расстоянию от стартовой до выбранной вершин, а </w:t>
+      </w:r>
+      <w:r>
+        <w:rPr>
+          <w:rFonts w:ascii="Times New Roman" w:hAnsi="Times New Roman" w:cs="Times New Roman"/>
+          <w:sz w:val="28"/>
+          <w:szCs w:val="28"/>
+        </w:rPr>
+        <w:t xml:space="preserve">по нему, сложенному с </w:t>
+      </w:r>
+      <w:r>
+        <w:rPr>
+          <w:rFonts w:ascii="Times New Roman" w:hAnsi="Times New Roman" w:cs="Times New Roman"/>
+          <w:b/>
+          <w:sz w:val="28"/>
+          <w:szCs w:val="28"/>
+        </w:rPr>
+        <w:t>эвристикой</w:t>
+      </w:r>
+      <w:r>
+        <w:rPr>
+          <w:rFonts w:ascii="Times New Roman" w:hAnsi="Times New Roman" w:cs="Times New Roman"/>
+          <w:sz w:val="28"/>
+          <w:szCs w:val="28"/>
+        </w:rPr>
+        <w:t xml:space="preserve"> для выбранной и конечной вершин. Это позволяет более рационально выбирать путь, по которому следует пойти (т.е. будем менее жадными при выборе рёбер). В остальном по коду это та же </w:t>
+      </w:r>
+      <w:proofErr w:type="spellStart"/>
+      <w:r>
+        <w:rPr>
+          <w:rFonts w:ascii="Times New Roman" w:hAnsi="Times New Roman" w:cs="Times New Roman"/>
+          <w:sz w:val="28"/>
+          <w:szCs w:val="28"/>
+        </w:rPr>
+        <w:t>Дийкстра</w:t>
+      </w:r>
+      <w:proofErr w:type="spellEnd"/>
+      <w:r>
+        <w:rPr>
+          <w:rFonts w:ascii="Times New Roman" w:hAnsi="Times New Roman" w:cs="Times New Roman"/>
+          <w:sz w:val="28"/>
+          <w:szCs w:val="28"/>
+        </w:rPr>
+        <w:t>:</w:t>
+      </w:r>
+    </w:p>
+    <w:bookmarkStart w:id="6" w:name="_MON_1796931836"/>
+    <w:bookmarkEnd w:id="6"/>
+    <w:p>
+      <w:pPr>
+        <w:pStyle w:val="a9"/>
+        <w:jc w:val="both"/>
+        <w:rPr>
+          <w:rFonts w:ascii="Times New Roman" w:hAnsi="Times New Roman" w:cs="Times New Roman"/>
+          <w:sz w:val="28"/>
+          <w:szCs w:val="28"/>
+        </w:rPr>
+      </w:pPr>
+      <w:r>
+        <w:rPr>
+          <w:rFonts w:ascii="Times New Roman" w:hAnsi="Times New Roman" w:cs="Times New Roman"/>
+          <w:sz w:val="28"/>
+          <w:szCs w:val="28"/>
+        </w:rPr>
+        <w:object w:dxaOrig="9355" w:dyaOrig="12317" w14:anchorId="13442722">
+          <v:shape id="_x0000_i1031" type="#_x0000_t75" style="width:468pt;height:615.6pt" o:ole="">
+            <v:imagedata r:id="rId19" o:title=""/>
+          </v:shape>
+          <o:OLEObject Type="Embed" ProgID="Word.OpenDocumentText.12" ShapeID="_x0000_i1031" DrawAspect="Content" ObjectID="_1796935569" r:id="rId20"/>
+        </w:object>
+      </w:r>
+    </w:p>
+    <w:p>
+      <w:pPr>
+        <w:pStyle w:val="a9"/>
+        <w:jc w:val="both"/>
+        <w:rPr>
+          <w:rFonts w:ascii="Times New Roman" w:hAnsi="Times New Roman" w:cs="Times New Roman"/>
+          <w:sz w:val="28"/>
+          <w:szCs w:val="28"/>
+        </w:rPr>
+      </w:pPr>
+      <w:r>
+        <w:rPr>
+          <w:rFonts w:ascii="Times New Roman" w:hAnsi="Times New Roman" w:cs="Times New Roman"/>
+          <w:sz w:val="28"/>
+          <w:szCs w:val="28"/>
+        </w:rPr>
+        <w:t xml:space="preserve">Также пропишем функцию </w:t>
+      </w:r>
+      <w:proofErr w:type="gramStart"/>
+      <w:r>
+        <w:rPr>
+          <w:rFonts w:ascii="Times New Roman" w:hAnsi="Times New Roman" w:cs="Times New Roman"/>
+          <w:sz w:val="28"/>
+          <w:szCs w:val="28"/>
+        </w:rPr>
+        <w:t>для тестирования</w:t>
+      </w:r>
+      <w:proofErr w:type="gramEnd"/>
+      <w:r>
+        <w:rPr>
+          <w:rFonts w:ascii="Times New Roman" w:hAnsi="Times New Roman" w:cs="Times New Roman"/>
+          <w:sz w:val="28"/>
+          <w:szCs w:val="28"/>
+        </w:rPr>
+        <w:t xml:space="preserve"> написанного нами кода исходя из того, что мы ждем от него:</w:t>
+      </w:r>
+    </w:p>
+    <w:bookmarkStart w:id="7" w:name="_MON_1796931925"/>
+    <w:bookmarkEnd w:id="7"/>
+    <w:p>
+      <w:pPr>
+        <w:pStyle w:val="a9"/>
+        <w:jc w:val="both"/>
+        <w:rPr>
+          <w:rFonts w:ascii="Times New Roman" w:hAnsi="Times New Roman" w:cs="Times New Roman"/>
+          <w:sz w:val="28"/>
+          <w:szCs w:val="28"/>
+        </w:rPr>
+      </w:pPr>
+      <w:r>
+        <w:rPr>
+          <w:rFonts w:ascii="Times New Roman" w:hAnsi="Times New Roman" w:cs="Times New Roman"/>
+          <w:sz w:val="28"/>
+          <w:szCs w:val="28"/>
+        </w:rPr>
+        <w:object w:dxaOrig="9355" w:dyaOrig="4589" w14:anchorId="505C8B08">
+          <v:shape id="_x0000_i1032" type="#_x0000_t75" style="width:468pt;height:229.2pt" o:ole="">
+            <v:imagedata r:id="rId21" o:title=""/>
+          </v:shape>
+          <o:OLEObject Type="Embed" ProgID="Word.OpenDocumentText.12" ShapeID="_x0000_i1032" DrawAspect="Content" ObjectID="_1796935570" r:id="rId22"/>
+        </w:object>
+      </w:r>
+    </w:p>
+    <w:p>
+      <w:pPr>
+        <w:pStyle w:val="a9"/>
+        <w:jc w:val="both"/>
+        <w:rPr>
+          <w:rFonts w:ascii="Times New Roman" w:hAnsi="Times New Roman" w:cs="Times New Roman"/>
+          <w:sz w:val="28"/>
+          <w:szCs w:val="28"/>
+        </w:rPr>
+      </w:pPr>
+      <w:r>
+        <w:rPr>
+          <w:rFonts w:ascii="Times New Roman" w:hAnsi="Times New Roman" w:cs="Times New Roman"/>
+          <w:sz w:val="28"/>
+          <w:szCs w:val="28"/>
+          <w:lang w:val="en-US"/>
+        </w:rPr>
+        <w:t>DFS</w:t>
+      </w:r>
+      <w:r>
+        <w:rPr>
+          <w:rFonts w:ascii="Times New Roman" w:hAnsi="Times New Roman" w:cs="Times New Roman"/>
+          <w:sz w:val="28"/>
+          <w:szCs w:val="28"/>
+        </w:rPr>
+        <w:t xml:space="preserve"> и</w:t>
+      </w:r>
+      <w:r>
+        <w:rPr>
+          <w:rFonts w:ascii="Times New Roman" w:hAnsi="Times New Roman" w:cs="Times New Roman"/>
           <w:sz w:val="28"/>
           <w:szCs w:val="28"/>
         </w:rPr>
@@ -1342,945 +2237,399 @@
       <w:r>
         <w:rPr>
           <w:rFonts w:ascii="Times New Roman" w:hAnsi="Times New Roman" w:cs="Times New Roman"/>
-          <w:color w:val="262626"/>
-          <w:sz w:val="28"/>
-          <w:szCs w:val="28"/>
-        </w:rPr>
-        <w:t>3,</w:t>
-      </w:r>
-      <w:r>
-        <w:rPr>
-          <w:rFonts w:ascii="Times New Roman" w:hAnsi="Times New Roman" w:cs="Times New Roman"/>
-          <w:color w:val="262626"/>
-          <w:sz w:val="28"/>
-          <w:szCs w:val="28"/>
-        </w:rPr>
-        <w:t xml:space="preserve"> </w:t>
-      </w:r>
-      <w:r>
-        <w:rPr>
-          <w:rFonts w:ascii="Times New Roman" w:hAnsi="Times New Roman" w:cs="Times New Roman"/>
-          <w:color w:val="262626"/>
-          <w:sz w:val="28"/>
-          <w:szCs w:val="28"/>
-        </w:rPr>
-        <w:t>2]</w:t>
-      </w:r>
-      <w:r>
-        <w:rPr>
-          <w:rFonts w:ascii="Times New Roman" w:hAnsi="Times New Roman" w:cs="Times New Roman"/>
-          <w:color w:val="262626"/>
-          <w:sz w:val="28"/>
-          <w:szCs w:val="28"/>
-        </w:rPr>
-        <w:t xml:space="preserve">. </w:t>
-      </w:r>
-      <w:r>
-        <w:rPr>
-          <w:rFonts w:ascii="Times New Roman" w:hAnsi="Times New Roman" w:cs="Times New Roman"/>
-          <w:color w:val="262626"/>
-          <w:sz w:val="28"/>
-          <w:szCs w:val="28"/>
-        </w:rPr>
-        <w:t xml:space="preserve">Тогда массив </w:t>
-      </w:r>
-      <w:r>
-        <w:rPr>
-          <w:rFonts w:ascii="Times New Roman" w:hAnsi="Times New Roman" w:cs="Times New Roman"/>
-          <w:color w:val="262626"/>
           <w:sz w:val="28"/>
           <w:szCs w:val="28"/>
           <w:lang w:val="en-US"/>
         </w:rPr>
-        <w:t>values</w:t>
-      </w:r>
-      <w:r>
-        <w:rPr>
-          <w:rFonts w:ascii="Times New Roman" w:hAnsi="Times New Roman" w:cs="Times New Roman"/>
-          <w:color w:val="262626"/>
-          <w:sz w:val="28"/>
-          <w:szCs w:val="28"/>
-        </w:rPr>
-        <w:t xml:space="preserve"> </w:t>
-      </w:r>
-      <w:r>
-        <w:rPr>
-          <w:rFonts w:ascii="Times New Roman" w:hAnsi="Times New Roman" w:cs="Times New Roman"/>
-          <w:color w:val="262626"/>
-          <w:sz w:val="28"/>
-          <w:szCs w:val="28"/>
-        </w:rPr>
-        <w:t xml:space="preserve">после создания будет выглядеть так: </w:t>
-      </w:r>
-      <w:r>
-        <w:rPr>
-          <w:rFonts w:ascii="Times New Roman" w:hAnsi="Times New Roman" w:cs="Times New Roman"/>
-          <w:color w:val="262626"/>
+        <w:t>BFS</w:t>
+      </w:r>
+      <w:r>
+        <w:rPr>
+          <w:rFonts w:ascii="Times New Roman" w:hAnsi="Times New Roman" w:cs="Times New Roman"/>
+          <w:sz w:val="28"/>
+          <w:szCs w:val="28"/>
+        </w:rPr>
+        <w:t xml:space="preserve"> не могут найти нам кратчайший путь – по задумке они и не должны брать во внимание веса рёбер, поэтому нам достаточно того, что они как-то оказались в финишной точке и не сломали при этом программу.</w:t>
+      </w:r>
+    </w:p>
+    <w:p>
+      <w:pPr>
+        <w:pStyle w:val="a9"/>
+        <w:jc w:val="both"/>
+        <w:rPr>
+          <w:rFonts w:ascii="Times New Roman" w:hAnsi="Times New Roman" w:cs="Times New Roman"/>
+          <w:sz w:val="28"/>
+          <w:szCs w:val="28"/>
+        </w:rPr>
+      </w:pPr>
+      <w:proofErr w:type="spellStart"/>
+      <w:r>
+        <w:rPr>
+          <w:rFonts w:ascii="Times New Roman" w:hAnsi="Times New Roman" w:cs="Times New Roman"/>
+          <w:sz w:val="28"/>
+          <w:szCs w:val="28"/>
+        </w:rPr>
+        <w:t>Дийкстру</w:t>
+      </w:r>
+      <w:proofErr w:type="spellEnd"/>
+      <w:r>
+        <w:rPr>
+          <w:rFonts w:ascii="Times New Roman" w:hAnsi="Times New Roman" w:cs="Times New Roman"/>
+          <w:sz w:val="28"/>
+          <w:szCs w:val="28"/>
+        </w:rPr>
+        <w:t xml:space="preserve"> мы можем явно проверить, как и </w:t>
+      </w:r>
+      <w:r>
+        <w:rPr>
+          <w:rFonts w:ascii="Times New Roman" w:hAnsi="Times New Roman" w:cs="Times New Roman"/>
           <w:sz w:val="28"/>
           <w:szCs w:val="28"/>
           <w:lang w:val="en-US"/>
         </w:rPr>
-        <w:t>values</w:t>
-      </w:r>
-      <w:r>
-        <w:rPr>
-          <w:rFonts w:ascii="Times New Roman" w:hAnsi="Times New Roman" w:cs="Times New Roman"/>
-          <w:color w:val="262626"/>
-          <w:sz w:val="28"/>
-          <w:szCs w:val="28"/>
-        </w:rPr>
-        <w:t xml:space="preserve"> = [1, 1, 1, 1, 1, 1, 1]</w:t>
-      </w:r>
-    </w:p>
-    <w:p>
-      <w:pPr>
-        <w:pStyle w:val="a9"/>
-        <w:numPr>
-          <w:ilvl w:val="0"/>
-          <w:numId w:val="7"/>
-        </w:numPr>
-        <w:rPr>
-          <w:rFonts w:ascii="Times New Roman" w:hAnsi="Times New Roman" w:cs="Times New Roman"/>
-          <w:sz w:val="28"/>
-          <w:szCs w:val="28"/>
-        </w:rPr>
-      </w:pPr>
-      <w:r>
-        <w:rPr>
-          <w:rFonts w:ascii="Times New Roman" w:hAnsi="Times New Roman" w:cs="Times New Roman"/>
-          <w:color w:val="262626"/>
-          <w:sz w:val="28"/>
-          <w:szCs w:val="28"/>
-        </w:rPr>
-        <w:t xml:space="preserve">Первая проходка слева направо - запишем массив </w:t>
-      </w:r>
-      <w:r>
-        <w:rPr>
-          <w:rFonts w:ascii="Times New Roman" w:hAnsi="Times New Roman" w:cs="Times New Roman"/>
-          <w:color w:val="262626"/>
+        <w:t>A</w:t>
+      </w:r>
+      <w:r>
+        <w:rPr>
+          <w:rFonts w:ascii="Times New Roman" w:hAnsi="Times New Roman" w:cs="Times New Roman"/>
+          <w:sz w:val="28"/>
+          <w:szCs w:val="28"/>
+        </w:rPr>
+        <w:t>*</w:t>
+      </w:r>
+      <w:r>
+        <w:rPr>
+          <w:rFonts w:ascii="Times New Roman" w:hAnsi="Times New Roman" w:cs="Times New Roman"/>
+          <w:sz w:val="28"/>
+          <w:szCs w:val="28"/>
+        </w:rPr>
+        <w:t xml:space="preserve">, что мы и сделали. Выигрыш </w:t>
+      </w:r>
+      <w:r>
+        <w:rPr>
+          <w:rFonts w:ascii="Times New Roman" w:hAnsi="Times New Roman" w:cs="Times New Roman"/>
           <w:sz w:val="28"/>
           <w:szCs w:val="28"/>
           <w:lang w:val="en-US"/>
         </w:rPr>
-        <w:t>values</w:t>
-      </w:r>
-      <w:r>
-        <w:rPr>
-          <w:rFonts w:ascii="Times New Roman" w:hAnsi="Times New Roman" w:cs="Times New Roman"/>
-          <w:color w:val="262626"/>
-          <w:sz w:val="28"/>
-          <w:szCs w:val="28"/>
-        </w:rPr>
-        <w:t xml:space="preserve"> </w:t>
-      </w:r>
-      <w:r>
-        <w:rPr>
-          <w:rFonts w:ascii="Times New Roman" w:hAnsi="Times New Roman" w:cs="Times New Roman"/>
-          <w:color w:val="262626"/>
-          <w:sz w:val="28"/>
-          <w:szCs w:val="28"/>
-        </w:rPr>
-        <w:t xml:space="preserve">под </w:t>
-      </w:r>
-      <w:r>
-        <w:rPr>
-          <w:rFonts w:ascii="Times New Roman" w:hAnsi="Times New Roman" w:cs="Times New Roman"/>
-          <w:color w:val="262626"/>
+        <w:t>A</w:t>
+      </w:r>
+      <w:r>
+        <w:rPr>
+          <w:rFonts w:ascii="Times New Roman" w:hAnsi="Times New Roman" w:cs="Times New Roman"/>
+          <w:sz w:val="28"/>
+          <w:szCs w:val="28"/>
+        </w:rPr>
+        <w:t xml:space="preserve">* </w:t>
+      </w:r>
+      <w:r>
+        <w:rPr>
+          <w:rFonts w:ascii="Times New Roman" w:hAnsi="Times New Roman" w:cs="Times New Roman"/>
+          <w:sz w:val="28"/>
+          <w:szCs w:val="28"/>
+        </w:rPr>
+        <w:t>относительно Дийкстры по времени мы увидим сами чуть позже.</w:t>
+      </w:r>
+    </w:p>
+    <w:p>
+      <w:pPr>
+        <w:pStyle w:val="a9"/>
+        <w:jc w:val="both"/>
+        <w:rPr>
+          <w:rFonts w:ascii="Times New Roman" w:hAnsi="Times New Roman" w:cs="Times New Roman"/>
+          <w:sz w:val="28"/>
+          <w:szCs w:val="28"/>
+        </w:rPr>
+      </w:pPr>
+    </w:p>
+    <w:p>
+      <w:pPr>
+        <w:pStyle w:val="a9"/>
+        <w:jc w:val="both"/>
+        <w:rPr>
+          <w:rFonts w:ascii="Times New Roman" w:hAnsi="Times New Roman" w:cs="Times New Roman"/>
+          <w:sz w:val="28"/>
+          <w:szCs w:val="28"/>
+        </w:rPr>
+      </w:pPr>
+    </w:p>
+    <w:p>
+      <w:pPr>
+        <w:pStyle w:val="a9"/>
+        <w:jc w:val="both"/>
+        <w:rPr>
+          <w:rFonts w:ascii="Times New Roman" w:hAnsi="Times New Roman" w:cs="Times New Roman"/>
+          <w:sz w:val="28"/>
+          <w:szCs w:val="28"/>
+        </w:rPr>
+      </w:pPr>
+    </w:p>
+    <w:p>
+      <w:pPr>
+        <w:jc w:val="both"/>
+        <w:rPr>
+          <w:rFonts w:ascii="Times New Roman" w:hAnsi="Times New Roman" w:cs="Times New Roman"/>
+          <w:sz w:val="28"/>
+          <w:szCs w:val="28"/>
+        </w:rPr>
+      </w:pPr>
+    </w:p>
+    <w:p>
+      <w:pPr>
+        <w:jc w:val="both"/>
+        <w:rPr>
+          <w:rFonts w:ascii="Times New Roman" w:hAnsi="Times New Roman" w:cs="Times New Roman"/>
+          <w:sz w:val="28"/>
+          <w:szCs w:val="28"/>
+        </w:rPr>
+      </w:pPr>
+    </w:p>
+    <w:p>
+      <w:pPr>
+        <w:jc w:val="both"/>
+        <w:rPr>
+          <w:rFonts w:ascii="Times New Roman" w:hAnsi="Times New Roman" w:cs="Times New Roman"/>
+          <w:sz w:val="28"/>
+          <w:szCs w:val="28"/>
+        </w:rPr>
+      </w:pPr>
+    </w:p>
+    <w:p>
+      <w:pPr>
+        <w:jc w:val="both"/>
+        <w:rPr>
+          <w:rFonts w:ascii="Times New Roman" w:hAnsi="Times New Roman" w:cs="Times New Roman"/>
+          <w:sz w:val="28"/>
+          <w:szCs w:val="28"/>
+        </w:rPr>
+      </w:pPr>
+    </w:p>
+    <w:p>
+      <w:pPr>
+        <w:pStyle w:val="a9"/>
+        <w:jc w:val="both"/>
+        <w:rPr>
+          <w:rFonts w:ascii="Times New Roman" w:hAnsi="Times New Roman" w:cs="Times New Roman"/>
+          <w:sz w:val="28"/>
+          <w:szCs w:val="28"/>
+        </w:rPr>
+      </w:pPr>
+    </w:p>
+    <w:p>
+      <w:pPr>
+        <w:pStyle w:val="a9"/>
+        <w:jc w:val="both"/>
+        <w:rPr>
+          <w:rFonts w:ascii="Times New Roman" w:hAnsi="Times New Roman" w:cs="Times New Roman"/>
+          <w:sz w:val="28"/>
+          <w:szCs w:val="28"/>
+        </w:rPr>
+      </w:pPr>
+    </w:p>
+    <w:p>
+      <w:pPr>
+        <w:pStyle w:val="a9"/>
+        <w:jc w:val="both"/>
+        <w:rPr>
+          <w:rFonts w:ascii="Times New Roman" w:hAnsi="Times New Roman" w:cs="Times New Roman"/>
+          <w:sz w:val="28"/>
+          <w:szCs w:val="28"/>
+        </w:rPr>
+      </w:pPr>
+    </w:p>
+    <w:p>
+      <w:pPr>
+        <w:pStyle w:val="a9"/>
+        <w:jc w:val="both"/>
+        <w:rPr>
+          <w:rFonts w:ascii="Times New Roman" w:hAnsi="Times New Roman" w:cs="Times New Roman"/>
+          <w:sz w:val="28"/>
+          <w:szCs w:val="28"/>
+        </w:rPr>
+      </w:pPr>
+    </w:p>
+    <w:p>
+      <w:pPr>
+        <w:pStyle w:val="a9"/>
+        <w:jc w:val="both"/>
+        <w:rPr>
+          <w:rFonts w:ascii="Times New Roman" w:hAnsi="Times New Roman" w:cs="Times New Roman"/>
+          <w:sz w:val="28"/>
+          <w:szCs w:val="28"/>
+        </w:rPr>
+      </w:pPr>
+    </w:p>
+    <w:p>
+      <w:pPr>
+        <w:pStyle w:val="a9"/>
+        <w:jc w:val="both"/>
+        <w:rPr>
+          <w:rFonts w:ascii="Times New Roman" w:hAnsi="Times New Roman" w:cs="Times New Roman"/>
+          <w:sz w:val="28"/>
+          <w:szCs w:val="28"/>
+        </w:rPr>
+      </w:pPr>
+    </w:p>
+    <w:p>
+      <w:pPr>
+        <w:pStyle w:val="a9"/>
+        <w:jc w:val="both"/>
+        <w:rPr>
+          <w:rFonts w:ascii="Times New Roman" w:hAnsi="Times New Roman" w:cs="Times New Roman"/>
+          <w:sz w:val="28"/>
+          <w:szCs w:val="28"/>
+        </w:rPr>
+      </w:pPr>
+    </w:p>
+    <w:p>
+      <w:pPr>
+        <w:pStyle w:val="a9"/>
+        <w:jc w:val="both"/>
+        <w:rPr>
+          <w:rFonts w:ascii="Times New Roman" w:hAnsi="Times New Roman" w:cs="Times New Roman"/>
+          <w:sz w:val="28"/>
+          <w:szCs w:val="28"/>
+        </w:rPr>
+      </w:pPr>
+    </w:p>
+    <w:p>
+      <w:pPr>
+        <w:pStyle w:val="a9"/>
+        <w:jc w:val="both"/>
+        <w:rPr>
+          <w:rFonts w:ascii="Times New Roman" w:hAnsi="Times New Roman" w:cs="Times New Roman"/>
+          <w:sz w:val="28"/>
+          <w:szCs w:val="28"/>
+        </w:rPr>
+      </w:pPr>
+    </w:p>
+    <w:p>
+      <w:pPr>
+        <w:pStyle w:val="a9"/>
+        <w:jc w:val="both"/>
+        <w:rPr>
+          <w:rFonts w:ascii="Times New Roman" w:hAnsi="Times New Roman" w:cs="Times New Roman"/>
+          <w:sz w:val="28"/>
+          <w:szCs w:val="28"/>
+        </w:rPr>
+      </w:pPr>
+    </w:p>
+    <w:p>
+      <w:pPr>
+        <w:pStyle w:val="a9"/>
+        <w:jc w:val="center"/>
+        <w:rPr>
+          <w:rFonts w:ascii="Times New Roman" w:hAnsi="Times New Roman" w:cs="Times New Roman"/>
+          <w:b/>
+          <w:sz w:val="28"/>
+          <w:szCs w:val="28"/>
+        </w:rPr>
+      </w:pPr>
+      <w:r>
+        <w:rPr>
+          <w:rFonts w:ascii="Times New Roman" w:hAnsi="Times New Roman" w:cs="Times New Roman"/>
+          <w:b/>
+          <w:sz w:val="28"/>
+          <w:szCs w:val="28"/>
+        </w:rPr>
+        <w:t>ИТОГ</w:t>
+      </w:r>
+    </w:p>
+    <w:p>
+      <w:pPr>
+        <w:pStyle w:val="a9"/>
+        <w:jc w:val="both"/>
+        <w:rPr>
+          <w:rFonts w:ascii="Times New Roman" w:hAnsi="Times New Roman" w:cs="Times New Roman"/>
+          <w:sz w:val="28"/>
+          <w:szCs w:val="28"/>
+        </w:rPr>
+      </w:pPr>
+      <w:r>
+        <w:rPr>
+          <w:rFonts w:ascii="Times New Roman" w:hAnsi="Times New Roman" w:cs="Times New Roman"/>
+          <w:sz w:val="28"/>
+          <w:szCs w:val="28"/>
+        </w:rPr>
+        <w:lastRenderedPageBreak/>
+        <w:t>Вызовем функции:</w:t>
+      </w:r>
+    </w:p>
+    <w:bookmarkStart w:id="8" w:name="_MON_1796935223"/>
+    <w:bookmarkEnd w:id="8"/>
+    <w:p>
+      <w:pPr>
+        <w:pStyle w:val="a9"/>
+        <w:jc w:val="both"/>
+        <w:rPr>
+          <w:rFonts w:ascii="Times New Roman" w:hAnsi="Times New Roman" w:cs="Times New Roman"/>
+          <w:sz w:val="28"/>
+          <w:szCs w:val="28"/>
+        </w:rPr>
+      </w:pPr>
+      <w:r>
+        <w:rPr>
+          <w:rFonts w:ascii="Times New Roman" w:hAnsi="Times New Roman" w:cs="Times New Roman"/>
+          <w:sz w:val="28"/>
+          <w:szCs w:val="28"/>
+        </w:rPr>
+        <w:object w:dxaOrig="9355" w:dyaOrig="12763" w14:anchorId="504F2DA1">
+          <v:shape id="_x0000_i1033" type="#_x0000_t75" style="width:468pt;height:638.4pt" o:ole="">
+            <v:imagedata r:id="rId23" o:title=""/>
+          </v:shape>
+          <o:OLEObject Type="Embed" ProgID="Word.OpenDocumentText.12" ShapeID="_x0000_i1033" DrawAspect="Content" ObjectID="_1796935571" r:id="rId24"/>
+        </w:object>
+      </w:r>
+    </w:p>
+    <w:p>
+      <w:pPr>
+        <w:pStyle w:val="a9"/>
+        <w:jc w:val="both"/>
+        <w:rPr>
+          <w:rFonts w:ascii="Times New Roman" w:hAnsi="Times New Roman" w:cs="Times New Roman"/>
+          <w:sz w:val="28"/>
+          <w:szCs w:val="28"/>
+        </w:rPr>
+      </w:pPr>
+      <w:r>
+        <w:rPr>
+          <w:rFonts w:ascii="Times New Roman" w:hAnsi="Times New Roman" w:cs="Times New Roman"/>
+          <w:sz w:val="28"/>
+          <w:szCs w:val="28"/>
+        </w:rPr>
+        <w:t xml:space="preserve">Итак, рассмотрим вывод программы для двух заданных координат (Кронверкский пр.49 </w:t>
+      </w:r>
+      <w:r>
+        <w:rPr>
+          <w:rFonts w:ascii="Times New Roman" w:hAnsi="Times New Roman" w:cs="Times New Roman"/>
           <w:sz w:val="28"/>
           <w:szCs w:val="28"/>
           <w:lang w:val="en-US"/>
         </w:rPr>
-        <w:t>ratings</w:t>
-      </w:r>
-      <w:r>
-        <w:rPr>
-          <w:rFonts w:ascii="Times New Roman" w:hAnsi="Times New Roman" w:cs="Times New Roman"/>
-          <w:color w:val="262626"/>
-          <w:sz w:val="28"/>
-          <w:szCs w:val="28"/>
-        </w:rPr>
-        <w:t xml:space="preserve"> </w:t>
-      </w:r>
-      <w:r>
-        <w:rPr>
-          <w:rFonts w:ascii="Times New Roman" w:hAnsi="Times New Roman" w:cs="Times New Roman"/>
-          <w:color w:val="262626"/>
-          <w:sz w:val="28"/>
-          <w:szCs w:val="28"/>
-        </w:rPr>
-        <w:t>для наглядности:</w:t>
-      </w:r>
-    </w:p>
-    <w:p>
-      <w:pPr>
-        <w:pStyle w:val="a9"/>
-        <w:rPr>
-          <w:rFonts w:ascii="Times New Roman" w:hAnsi="Times New Roman" w:cs="Times New Roman"/>
-          <w:color w:val="262626"/>
-          <w:sz w:val="28"/>
-          <w:szCs w:val="28"/>
-        </w:rPr>
-      </w:pPr>
-      <w:r>
-        <w:rPr>
-          <w:rFonts w:ascii="Times New Roman" w:hAnsi="Times New Roman" w:cs="Times New Roman"/>
-          <w:color w:val="262626"/>
-          <w:sz w:val="28"/>
-          <w:szCs w:val="28"/>
-        </w:rPr>
-        <w:t>[1,</w:t>
-      </w:r>
-      <w:r>
-        <w:rPr>
-          <w:rFonts w:ascii="Times New Roman" w:hAnsi="Times New Roman" w:cs="Times New Roman"/>
-          <w:color w:val="262626"/>
-          <w:sz w:val="28"/>
-          <w:szCs w:val="28"/>
-        </w:rPr>
-        <w:t xml:space="preserve"> </w:t>
-      </w:r>
-      <w:r>
-        <w:rPr>
-          <w:rFonts w:ascii="Times New Roman" w:hAnsi="Times New Roman" w:cs="Times New Roman"/>
-          <w:color w:val="262626"/>
-          <w:sz w:val="28"/>
-          <w:szCs w:val="28"/>
-        </w:rPr>
-        <w:t>6,</w:t>
-      </w:r>
-      <w:r>
-        <w:rPr>
-          <w:rFonts w:ascii="Times New Roman" w:hAnsi="Times New Roman" w:cs="Times New Roman"/>
-          <w:color w:val="262626"/>
-          <w:sz w:val="28"/>
-          <w:szCs w:val="28"/>
-        </w:rPr>
-        <w:t xml:space="preserve"> </w:t>
-      </w:r>
-      <w:r>
-        <w:rPr>
-          <w:rFonts w:ascii="Times New Roman" w:hAnsi="Times New Roman" w:cs="Times New Roman"/>
-          <w:color w:val="262626"/>
-          <w:sz w:val="28"/>
-          <w:szCs w:val="28"/>
-        </w:rPr>
-        <w:t>9</w:t>
-      </w:r>
-      <w:r>
-        <w:rPr>
-          <w:rFonts w:ascii="Times New Roman" w:hAnsi="Times New Roman" w:cs="Times New Roman"/>
-          <w:color w:val="262626"/>
-          <w:sz w:val="28"/>
-          <w:szCs w:val="28"/>
-        </w:rPr>
-        <w:t>,</w:t>
-      </w:r>
-      <w:r>
-        <w:rPr>
-          <w:rFonts w:ascii="Times New Roman" w:hAnsi="Times New Roman" w:cs="Times New Roman"/>
-          <w:color w:val="262626"/>
-          <w:sz w:val="28"/>
-          <w:szCs w:val="28"/>
-        </w:rPr>
-        <w:t xml:space="preserve"> </w:t>
-      </w:r>
-      <w:r>
-        <w:rPr>
-          <w:rFonts w:ascii="Times New Roman" w:hAnsi="Times New Roman" w:cs="Times New Roman"/>
-          <w:color w:val="262626"/>
-          <w:sz w:val="28"/>
-          <w:szCs w:val="28"/>
-        </w:rPr>
-        <w:t>8,</w:t>
-      </w:r>
-      <w:r>
-        <w:rPr>
-          <w:rFonts w:ascii="Times New Roman" w:hAnsi="Times New Roman" w:cs="Times New Roman"/>
-          <w:color w:val="262626"/>
-          <w:sz w:val="28"/>
-          <w:szCs w:val="28"/>
-        </w:rPr>
-        <w:t xml:space="preserve"> </w:t>
-      </w:r>
-      <w:r>
-        <w:rPr>
-          <w:rFonts w:ascii="Times New Roman" w:hAnsi="Times New Roman" w:cs="Times New Roman"/>
-          <w:color w:val="262626"/>
-          <w:sz w:val="28"/>
-          <w:szCs w:val="28"/>
-        </w:rPr>
-        <w:t>7,</w:t>
-      </w:r>
-      <w:r>
-        <w:rPr>
-          <w:rFonts w:ascii="Times New Roman" w:hAnsi="Times New Roman" w:cs="Times New Roman"/>
-          <w:color w:val="262626"/>
-          <w:sz w:val="28"/>
-          <w:szCs w:val="28"/>
-        </w:rPr>
-        <w:t xml:space="preserve"> </w:t>
-      </w:r>
-      <w:r>
-        <w:rPr>
-          <w:rFonts w:ascii="Times New Roman" w:hAnsi="Times New Roman" w:cs="Times New Roman"/>
-          <w:color w:val="262626"/>
-          <w:sz w:val="28"/>
-          <w:szCs w:val="28"/>
-        </w:rPr>
-        <w:t>3,</w:t>
-      </w:r>
-      <w:r>
-        <w:rPr>
-          <w:rFonts w:ascii="Times New Roman" w:hAnsi="Times New Roman" w:cs="Times New Roman"/>
-          <w:color w:val="262626"/>
-          <w:sz w:val="28"/>
-          <w:szCs w:val="28"/>
-        </w:rPr>
-        <w:t xml:space="preserve"> </w:t>
-      </w:r>
-      <w:r>
-        <w:rPr>
-          <w:rFonts w:ascii="Times New Roman" w:hAnsi="Times New Roman" w:cs="Times New Roman"/>
-          <w:color w:val="262626"/>
-          <w:sz w:val="28"/>
-          <w:szCs w:val="28"/>
-        </w:rPr>
-        <w:t>2]</w:t>
-      </w:r>
-    </w:p>
-    <w:p>
-      <w:pPr>
-        <w:pStyle w:val="a9"/>
-        <w:rPr>
-          <w:rFonts w:ascii="Times New Roman" w:hAnsi="Times New Roman" w:cs="Times New Roman"/>
-          <w:color w:val="262626"/>
-          <w:sz w:val="28"/>
-          <w:szCs w:val="28"/>
-        </w:rPr>
-      </w:pPr>
-      <w:r>
-        <w:rPr>
-          <w:rFonts w:ascii="Times New Roman" w:hAnsi="Times New Roman" w:cs="Times New Roman"/>
-          <w:color w:val="262626"/>
-          <w:sz w:val="28"/>
-          <w:szCs w:val="28"/>
-        </w:rPr>
-        <w:t>[1, 2, 3, 1, 1, 1, 1]</w:t>
-      </w:r>
-    </w:p>
-    <w:p>
-      <w:pPr>
-        <w:pStyle w:val="a9"/>
-        <w:rPr>
-          <w:rFonts w:ascii="Times New Roman" w:hAnsi="Times New Roman" w:cs="Times New Roman"/>
-          <w:color w:val="262626"/>
-          <w:sz w:val="28"/>
-          <w:szCs w:val="28"/>
-        </w:rPr>
-      </w:pPr>
-      <w:r>
-        <w:rPr>
-          <w:rFonts w:ascii="Times New Roman" w:hAnsi="Times New Roman" w:cs="Times New Roman"/>
-          <w:color w:val="262626"/>
-          <w:sz w:val="28"/>
-          <w:szCs w:val="28"/>
-        </w:rPr>
-        <w:t>Так получилось из-за того, что 1, 6, 9</w:t>
-      </w:r>
-      <w:r>
-        <w:rPr>
-          <w:rFonts w:ascii="Times New Roman" w:hAnsi="Times New Roman" w:cs="Times New Roman"/>
-          <w:color w:val="262626"/>
-          <w:sz w:val="28"/>
-          <w:szCs w:val="28"/>
-        </w:rPr>
-        <w:t xml:space="preserve"> </w:t>
-      </w:r>
-      <w:r>
-        <w:rPr>
-          <w:rFonts w:ascii="Times New Roman" w:hAnsi="Times New Roman" w:cs="Times New Roman"/>
-          <w:color w:val="262626"/>
-          <w:sz w:val="28"/>
-          <w:szCs w:val="28"/>
-        </w:rPr>
-        <w:t>–</w:t>
-      </w:r>
-      <w:r>
-        <w:rPr>
-          <w:rFonts w:ascii="Times New Roman" w:hAnsi="Times New Roman" w:cs="Times New Roman"/>
-          <w:color w:val="262626"/>
-          <w:sz w:val="28"/>
-          <w:szCs w:val="28"/>
-        </w:rPr>
-        <w:t xml:space="preserve"> </w:t>
-      </w:r>
-      <w:r>
-        <w:rPr>
-          <w:rFonts w:ascii="Times New Roman" w:hAnsi="Times New Roman" w:cs="Times New Roman"/>
-          <w:color w:val="262626"/>
-          <w:sz w:val="28"/>
-          <w:szCs w:val="28"/>
-        </w:rPr>
-        <w:t>возрастает, однако последующая часть – убывает</w:t>
-      </w:r>
-    </w:p>
-    <w:p>
-      <w:pPr>
-        <w:pStyle w:val="a9"/>
-        <w:numPr>
-          <w:ilvl w:val="0"/>
-          <w:numId w:val="7"/>
-        </w:numPr>
-        <w:rPr>
-          <w:rFonts w:ascii="Times New Roman" w:hAnsi="Times New Roman" w:cs="Times New Roman"/>
-          <w:color w:val="262626"/>
-          <w:sz w:val="28"/>
-          <w:szCs w:val="28"/>
-          <w:lang w:val="en-US"/>
-        </w:rPr>
-      </w:pPr>
-      <w:r>
-        <w:rPr>
-          <w:rFonts w:ascii="Times New Roman" w:hAnsi="Times New Roman" w:cs="Times New Roman"/>
-          <w:color w:val="262626"/>
-          <w:sz w:val="28"/>
-          <w:szCs w:val="28"/>
-        </w:rPr>
-        <w:t>Теперь проходимся справа налево:</w:t>
-      </w:r>
-    </w:p>
-    <w:p>
-      <w:pPr>
-        <w:pStyle w:val="a9"/>
-        <w:rPr>
-          <w:rFonts w:ascii="Times New Roman" w:hAnsi="Times New Roman" w:cs="Times New Roman"/>
-          <w:color w:val="262626"/>
-          <w:sz w:val="28"/>
-          <w:szCs w:val="28"/>
-          <w:lang w:val="en-US"/>
-        </w:rPr>
-      </w:pPr>
-      <w:r>
-        <w:rPr>
-          <w:rFonts w:ascii="Times New Roman" w:hAnsi="Times New Roman" w:cs="Times New Roman"/>
-          <w:color w:val="262626"/>
-          <w:sz w:val="28"/>
-          <w:szCs w:val="28"/>
-        </w:rPr>
-        <w:t>[1,</w:t>
-      </w:r>
-      <w:r>
-        <w:rPr>
-          <w:rFonts w:ascii="Times New Roman" w:hAnsi="Times New Roman" w:cs="Times New Roman"/>
-          <w:color w:val="262626"/>
-          <w:sz w:val="28"/>
-          <w:szCs w:val="28"/>
-          <w:lang w:val="en-US"/>
-        </w:rPr>
-        <w:t xml:space="preserve"> </w:t>
-      </w:r>
-      <w:r>
-        <w:rPr>
-          <w:rFonts w:ascii="Times New Roman" w:hAnsi="Times New Roman" w:cs="Times New Roman"/>
-          <w:color w:val="262626"/>
-          <w:sz w:val="28"/>
-          <w:szCs w:val="28"/>
-        </w:rPr>
-        <w:t>6,</w:t>
-      </w:r>
-      <w:r>
-        <w:rPr>
-          <w:rFonts w:ascii="Times New Roman" w:hAnsi="Times New Roman" w:cs="Times New Roman"/>
-          <w:color w:val="262626"/>
-          <w:sz w:val="28"/>
-          <w:szCs w:val="28"/>
-          <w:lang w:val="en-US"/>
-        </w:rPr>
-        <w:t xml:space="preserve"> </w:t>
-      </w:r>
-      <w:r>
-        <w:rPr>
-          <w:rFonts w:ascii="Times New Roman" w:hAnsi="Times New Roman" w:cs="Times New Roman"/>
-          <w:color w:val="262626"/>
-          <w:sz w:val="28"/>
-          <w:szCs w:val="28"/>
-        </w:rPr>
-        <w:t>9</w:t>
-      </w:r>
-      <w:r>
-        <w:rPr>
-          <w:rFonts w:ascii="Times New Roman" w:hAnsi="Times New Roman" w:cs="Times New Roman"/>
-          <w:color w:val="262626"/>
-          <w:sz w:val="28"/>
-          <w:szCs w:val="28"/>
-        </w:rPr>
-        <w:t>,</w:t>
-      </w:r>
-      <w:r>
-        <w:rPr>
-          <w:rFonts w:ascii="Times New Roman" w:hAnsi="Times New Roman" w:cs="Times New Roman"/>
-          <w:color w:val="262626"/>
-          <w:sz w:val="28"/>
-          <w:szCs w:val="28"/>
-          <w:lang w:val="en-US"/>
-        </w:rPr>
-        <w:t xml:space="preserve"> </w:t>
-      </w:r>
-      <w:r>
-        <w:rPr>
-          <w:rFonts w:ascii="Times New Roman" w:hAnsi="Times New Roman" w:cs="Times New Roman"/>
-          <w:color w:val="262626"/>
-          <w:sz w:val="28"/>
-          <w:szCs w:val="28"/>
-        </w:rPr>
-        <w:t>8,</w:t>
-      </w:r>
-      <w:r>
-        <w:rPr>
-          <w:rFonts w:ascii="Times New Roman" w:hAnsi="Times New Roman" w:cs="Times New Roman"/>
-          <w:color w:val="262626"/>
-          <w:sz w:val="28"/>
-          <w:szCs w:val="28"/>
-          <w:lang w:val="en-US"/>
-        </w:rPr>
-        <w:t xml:space="preserve"> </w:t>
-      </w:r>
-      <w:r>
-        <w:rPr>
-          <w:rFonts w:ascii="Times New Roman" w:hAnsi="Times New Roman" w:cs="Times New Roman"/>
-          <w:color w:val="262626"/>
-          <w:sz w:val="28"/>
-          <w:szCs w:val="28"/>
-        </w:rPr>
-        <w:t>7,</w:t>
-      </w:r>
-      <w:r>
-        <w:rPr>
-          <w:rFonts w:ascii="Times New Roman" w:hAnsi="Times New Roman" w:cs="Times New Roman"/>
-          <w:color w:val="262626"/>
-          <w:sz w:val="28"/>
-          <w:szCs w:val="28"/>
-          <w:lang w:val="en-US"/>
-        </w:rPr>
-        <w:t xml:space="preserve"> </w:t>
-      </w:r>
-      <w:r>
-        <w:rPr>
-          <w:rFonts w:ascii="Times New Roman" w:hAnsi="Times New Roman" w:cs="Times New Roman"/>
-          <w:color w:val="262626"/>
-          <w:sz w:val="28"/>
-          <w:szCs w:val="28"/>
-        </w:rPr>
-        <w:t>3,</w:t>
-      </w:r>
-      <w:r>
-        <w:rPr>
-          <w:rFonts w:ascii="Times New Roman" w:hAnsi="Times New Roman" w:cs="Times New Roman"/>
-          <w:color w:val="262626"/>
-          <w:sz w:val="28"/>
-          <w:szCs w:val="28"/>
-          <w:lang w:val="en-US"/>
-        </w:rPr>
-        <w:t xml:space="preserve"> </w:t>
-      </w:r>
-      <w:r>
-        <w:rPr>
-          <w:rFonts w:ascii="Times New Roman" w:hAnsi="Times New Roman" w:cs="Times New Roman"/>
-          <w:color w:val="262626"/>
-          <w:sz w:val="28"/>
-          <w:szCs w:val="28"/>
-        </w:rPr>
-        <w:t>2]</w:t>
-      </w:r>
-    </w:p>
-    <w:p>
-      <w:pPr>
-        <w:pStyle w:val="a9"/>
-        <w:rPr>
-          <w:rFonts w:ascii="Times New Roman" w:hAnsi="Times New Roman" w:cs="Times New Roman"/>
-          <w:color w:val="262626"/>
-          <w:sz w:val="28"/>
-          <w:szCs w:val="28"/>
-          <w:lang w:val="en-US"/>
-        </w:rPr>
-      </w:pPr>
-      <w:r>
-        <w:rPr>
-          <w:rFonts w:ascii="Times New Roman" w:hAnsi="Times New Roman" w:cs="Times New Roman"/>
-          <w:color w:val="262626"/>
-          <w:sz w:val="28"/>
-          <w:szCs w:val="28"/>
-          <w:lang w:val="en-US"/>
-        </w:rPr>
-        <w:t>[</w:t>
-      </w:r>
-      <w:r>
-        <w:rPr>
-          <w:rFonts w:ascii="Times New Roman" w:hAnsi="Times New Roman" w:cs="Times New Roman"/>
-          <w:color w:val="262626"/>
-          <w:sz w:val="28"/>
-          <w:szCs w:val="28"/>
-          <w:lang w:val="en-US"/>
-        </w:rPr>
-        <w:t>1, 2, 5, 4</w:t>
-      </w:r>
-      <w:r>
-        <w:rPr>
-          <w:rFonts w:ascii="Times New Roman" w:hAnsi="Times New Roman" w:cs="Times New Roman"/>
-          <w:color w:val="262626"/>
-          <w:sz w:val="28"/>
-          <w:szCs w:val="28"/>
-          <w:lang w:val="en-US"/>
-        </w:rPr>
-        <w:t xml:space="preserve">, </w:t>
-      </w:r>
-      <w:r>
-        <w:rPr>
-          <w:rFonts w:ascii="Times New Roman" w:hAnsi="Times New Roman" w:cs="Times New Roman"/>
-          <w:color w:val="262626"/>
-          <w:sz w:val="28"/>
-          <w:szCs w:val="28"/>
-          <w:lang w:val="en-US"/>
-        </w:rPr>
-        <w:t>3, 2</w:t>
-      </w:r>
-      <w:r>
-        <w:rPr>
-          <w:rFonts w:ascii="Times New Roman" w:hAnsi="Times New Roman" w:cs="Times New Roman"/>
-          <w:color w:val="262626"/>
-          <w:sz w:val="28"/>
-          <w:szCs w:val="28"/>
-          <w:lang w:val="en-US"/>
-        </w:rPr>
-        <w:t>, 1]</w:t>
-      </w:r>
-    </w:p>
-    <w:p>
-      <w:pPr>
-        <w:pStyle w:val="a9"/>
-        <w:rPr>
-          <w:rFonts w:ascii="Times New Roman" w:hAnsi="Times New Roman" w:cs="Times New Roman"/>
-          <w:color w:val="262626"/>
-          <w:sz w:val="28"/>
-          <w:szCs w:val="28"/>
-          <w:lang w:val="en-US"/>
-        </w:rPr>
-      </w:pPr>
-      <w:r>
-        <w:rPr>
-          <w:rFonts w:ascii="Times New Roman" w:hAnsi="Times New Roman" w:cs="Times New Roman"/>
-          <w:color w:val="262626"/>
-          <w:sz w:val="28"/>
-          <w:szCs w:val="28"/>
-        </w:rPr>
-        <w:t xml:space="preserve">Здесь </w:t>
-      </w:r>
-      <w:r>
-        <w:rPr>
-          <w:rFonts w:ascii="Times New Roman" w:hAnsi="Times New Roman" w:cs="Times New Roman"/>
-          <w:color w:val="262626"/>
-          <w:sz w:val="28"/>
-          <w:szCs w:val="28"/>
-        </w:rPr>
-        <w:t>2, 3, 7, 8, 9 –</w:t>
-      </w:r>
-      <w:r>
-        <w:rPr>
-          <w:rFonts w:ascii="Times New Roman" w:hAnsi="Times New Roman" w:cs="Times New Roman"/>
-          <w:color w:val="262626"/>
-          <w:sz w:val="28"/>
-          <w:szCs w:val="28"/>
-        </w:rPr>
-        <w:t xml:space="preserve"> возрастает. 3 поменяли на 5 из-за пересечения – 9 была задействована в обеих проходках. Выбрали </w:t>
-      </w:r>
-      <w:proofErr w:type="gramStart"/>
-      <w:r>
-        <w:rPr>
-          <w:rFonts w:ascii="Times New Roman" w:hAnsi="Times New Roman" w:cs="Times New Roman"/>
-          <w:color w:val="262626"/>
-          <w:sz w:val="28"/>
-          <w:szCs w:val="28"/>
-          <w:lang w:val="en-US"/>
-        </w:rPr>
-        <w:t>max(</w:t>
-      </w:r>
-      <w:proofErr w:type="gramEnd"/>
-      <w:r>
-        <w:rPr>
-          <w:rFonts w:ascii="Times New Roman" w:hAnsi="Times New Roman" w:cs="Times New Roman"/>
-          <w:color w:val="262626"/>
-          <w:sz w:val="28"/>
-          <w:szCs w:val="28"/>
-          <w:lang w:val="en-US"/>
-        </w:rPr>
-        <w:t>3, 5).</w:t>
-      </w:r>
-    </w:p>
-    <w:p>
-      <w:pPr>
-        <w:rPr>
-          <w:rFonts w:ascii="Times New Roman" w:hAnsi="Times New Roman" w:cs="Times New Roman"/>
-          <w:color w:val="262626"/>
-          <w:sz w:val="28"/>
-          <w:szCs w:val="28"/>
-        </w:rPr>
-      </w:pPr>
-      <w:r>
-        <w:rPr>
-          <w:rFonts w:ascii="Times New Roman" w:hAnsi="Times New Roman" w:cs="Times New Roman"/>
-          <w:color w:val="262626"/>
-          <w:sz w:val="28"/>
-          <w:szCs w:val="28"/>
-        </w:rPr>
-        <w:tab/>
-        <w:t xml:space="preserve">Итого получили массив </w:t>
-      </w:r>
-      <w:r>
-        <w:rPr>
-          <w:rFonts w:ascii="Times New Roman" w:hAnsi="Times New Roman" w:cs="Times New Roman"/>
-          <w:color w:val="262626"/>
-          <w:sz w:val="28"/>
-          <w:szCs w:val="28"/>
-        </w:rPr>
-        <w:t xml:space="preserve">[1, 2, 5, 4, 3, 2, 1], </w:t>
-      </w:r>
-      <w:r>
-        <w:rPr>
-          <w:rFonts w:ascii="Times New Roman" w:hAnsi="Times New Roman" w:cs="Times New Roman"/>
-          <w:color w:val="262626"/>
-          <w:sz w:val="28"/>
-          <w:szCs w:val="28"/>
-        </w:rPr>
-        <w:t>сумма значений которого и будет ответом (т.е. 18).</w:t>
-      </w:r>
-      <w:bookmarkStart w:id="1" w:name="_GoBack"/>
-      <w:bookmarkEnd w:id="1"/>
-    </w:p>
-    <w:p>
-      <w:pPr>
-        <w:rPr>
-          <w:rFonts w:ascii="Times New Roman" w:hAnsi="Times New Roman" w:cs="Times New Roman"/>
-          <w:sz w:val="28"/>
-          <w:szCs w:val="28"/>
-        </w:rPr>
-      </w:pPr>
-    </w:p>
-    <w:p>
-      <w:pPr>
-        <w:rPr>
-          <w:rFonts w:ascii="Times New Roman" w:hAnsi="Times New Roman" w:cs="Times New Roman"/>
-          <w:sz w:val="28"/>
-          <w:szCs w:val="28"/>
-        </w:rPr>
-      </w:pPr>
-    </w:p>
-    <w:p>
-      <w:pPr>
-        <w:rPr>
-          <w:rFonts w:ascii="Times New Roman" w:hAnsi="Times New Roman" w:cs="Times New Roman"/>
-          <w:sz w:val="28"/>
-          <w:szCs w:val="28"/>
-        </w:rPr>
-      </w:pPr>
-    </w:p>
-    <w:p>
-      <w:pPr>
-        <w:rPr>
-          <w:rFonts w:ascii="Times New Roman" w:hAnsi="Times New Roman" w:cs="Times New Roman"/>
-          <w:sz w:val="28"/>
-          <w:szCs w:val="28"/>
-        </w:rPr>
-      </w:pPr>
-    </w:p>
-    <w:p>
-      <w:pPr>
-        <w:rPr>
-          <w:rFonts w:ascii="Times New Roman" w:hAnsi="Times New Roman" w:cs="Times New Roman"/>
-          <w:sz w:val="28"/>
-          <w:szCs w:val="28"/>
-        </w:rPr>
-      </w:pPr>
-    </w:p>
-    <w:p>
-      <w:pPr>
-        <w:rPr>
-          <w:rFonts w:ascii="Times New Roman" w:hAnsi="Times New Roman" w:cs="Times New Roman"/>
-          <w:sz w:val="28"/>
-          <w:szCs w:val="28"/>
-        </w:rPr>
-      </w:pPr>
-    </w:p>
-    <w:p>
-      <w:pPr>
-        <w:rPr>
-          <w:rFonts w:ascii="Times New Roman" w:hAnsi="Times New Roman" w:cs="Times New Roman"/>
-          <w:sz w:val="28"/>
-          <w:szCs w:val="28"/>
-        </w:rPr>
-      </w:pPr>
-    </w:p>
-    <w:p>
-      <w:pPr>
-        <w:rPr>
-          <w:rFonts w:ascii="Times New Roman" w:hAnsi="Times New Roman" w:cs="Times New Roman"/>
-          <w:sz w:val="28"/>
-          <w:szCs w:val="28"/>
-        </w:rPr>
-      </w:pPr>
-    </w:p>
-    <w:p>
-      <w:pPr>
-        <w:rPr>
-          <w:rFonts w:ascii="Times New Roman" w:hAnsi="Times New Roman" w:cs="Times New Roman"/>
-          <w:sz w:val="28"/>
-          <w:szCs w:val="28"/>
-        </w:rPr>
-      </w:pPr>
-    </w:p>
-    <w:p>
-      <w:pPr>
-        <w:rPr>
-          <w:rFonts w:ascii="Times New Roman" w:hAnsi="Times New Roman" w:cs="Times New Roman"/>
-          <w:sz w:val="28"/>
-          <w:szCs w:val="28"/>
-        </w:rPr>
-      </w:pPr>
-    </w:p>
-    <w:p>
-      <w:pPr>
-        <w:rPr>
-          <w:rFonts w:ascii="Times New Roman" w:hAnsi="Times New Roman" w:cs="Times New Roman"/>
-          <w:sz w:val="28"/>
-          <w:szCs w:val="28"/>
-        </w:rPr>
-      </w:pPr>
-    </w:p>
-    <w:p>
-      <w:pPr>
-        <w:rPr>
-          <w:rFonts w:ascii="Times New Roman" w:hAnsi="Times New Roman" w:cs="Times New Roman"/>
-          <w:sz w:val="28"/>
-          <w:szCs w:val="28"/>
-        </w:rPr>
-      </w:pPr>
-    </w:p>
-    <w:p>
-      <w:pPr>
-        <w:rPr>
-          <w:rFonts w:ascii="Times New Roman" w:hAnsi="Times New Roman" w:cs="Times New Roman"/>
-          <w:sz w:val="28"/>
-          <w:szCs w:val="28"/>
-        </w:rPr>
-      </w:pPr>
-    </w:p>
-    <w:p>
-      <w:pPr>
-        <w:rPr>
-          <w:rFonts w:ascii="Times New Roman" w:hAnsi="Times New Roman" w:cs="Times New Roman"/>
-          <w:sz w:val="28"/>
-          <w:szCs w:val="28"/>
-        </w:rPr>
-      </w:pPr>
-    </w:p>
-    <w:p>
-      <w:pPr>
-        <w:rPr>
-          <w:rFonts w:ascii="Times New Roman" w:hAnsi="Times New Roman" w:cs="Times New Roman"/>
-          <w:sz w:val="28"/>
-          <w:szCs w:val="28"/>
-        </w:rPr>
-      </w:pPr>
-    </w:p>
-    <w:p>
-      <w:pPr>
-        <w:rPr>
-          <w:rFonts w:ascii="Times New Roman" w:hAnsi="Times New Roman" w:cs="Times New Roman"/>
-          <w:sz w:val="28"/>
-          <w:szCs w:val="28"/>
-        </w:rPr>
-      </w:pPr>
-    </w:p>
-    <w:p>
-      <w:pPr>
-        <w:rPr>
-          <w:rFonts w:ascii="Times New Roman" w:hAnsi="Times New Roman" w:cs="Times New Roman"/>
-          <w:sz w:val="28"/>
-          <w:szCs w:val="28"/>
-        </w:rPr>
-      </w:pPr>
-    </w:p>
-    <w:p>
-      <w:pPr>
-        <w:rPr>
-          <w:rFonts w:ascii="Times New Roman" w:hAnsi="Times New Roman" w:cs="Times New Roman"/>
-          <w:sz w:val="28"/>
-          <w:szCs w:val="28"/>
-        </w:rPr>
-      </w:pPr>
-    </w:p>
-    <w:p>
-      <w:pPr>
-        <w:rPr>
-          <w:rFonts w:ascii="Times New Roman" w:hAnsi="Times New Roman" w:cs="Times New Roman"/>
-          <w:sz w:val="28"/>
-          <w:szCs w:val="28"/>
-        </w:rPr>
-      </w:pPr>
-    </w:p>
-    <w:p>
-      <w:pPr>
-        <w:rPr>
-          <w:rFonts w:ascii="Times New Roman" w:hAnsi="Times New Roman" w:cs="Times New Roman"/>
-          <w:sz w:val="28"/>
-          <w:szCs w:val="28"/>
-        </w:rPr>
-      </w:pPr>
-    </w:p>
-    <w:p>
-      <w:pPr>
-        <w:rPr>
-          <w:rFonts w:ascii="Times New Roman" w:hAnsi="Times New Roman" w:cs="Times New Roman"/>
-          <w:sz w:val="28"/>
-          <w:szCs w:val="28"/>
-        </w:rPr>
-      </w:pPr>
-    </w:p>
-    <w:p>
-      <w:pPr>
-        <w:pStyle w:val="a9"/>
-        <w:rPr>
-          <w:rFonts w:ascii="Times New Roman" w:hAnsi="Times New Roman" w:cs="Times New Roman"/>
-          <w:sz w:val="28"/>
-          <w:szCs w:val="28"/>
-        </w:rPr>
-      </w:pPr>
-    </w:p>
-    <w:p>
-      <w:pPr>
-        <w:pStyle w:val="a9"/>
-        <w:jc w:val="center"/>
-        <w:rPr>
-          <w:rFonts w:ascii="Times New Roman" w:hAnsi="Times New Roman" w:cs="Times New Roman"/>
-          <w:b/>
-          <w:sz w:val="28"/>
-          <w:szCs w:val="28"/>
-        </w:rPr>
-      </w:pPr>
-      <w:r>
-        <w:rPr>
-          <w:rFonts w:ascii="Times New Roman" w:hAnsi="Times New Roman" w:cs="Times New Roman"/>
-          <w:b/>
-          <w:sz w:val="28"/>
-          <w:szCs w:val="28"/>
-        </w:rPr>
-        <w:t>ЭКСПЕРИМЕНТАЛЬНАЯ ЧАСТЬ</w:t>
-      </w:r>
-    </w:p>
-    <w:p>
-      <w:pPr>
-        <w:rPr>
-          <w:rFonts w:ascii="Times New Roman" w:hAnsi="Times New Roman" w:cs="Times New Roman"/>
-          <w:b/>
+        <w:sym w:font="Wingdings" w:char="F0DF"/>
+      </w:r>
+      <w:r>
+        <w:rPr>
+          <w:rFonts w:ascii="Times New Roman" w:hAnsi="Times New Roman" w:cs="Times New Roman"/>
+          <w:sz w:val="28"/>
+          <w:szCs w:val="28"/>
+        </w:rPr>
+        <w:t xml:space="preserve"> Белорусская 6)</w:t>
+      </w:r>
+      <w:r>
+        <w:rPr>
+          <w:rFonts w:ascii="Times New Roman" w:hAnsi="Times New Roman" w:cs="Times New Roman"/>
+          <w:sz w:val="28"/>
+          <w:szCs w:val="28"/>
+        </w:rPr>
+        <w:t>:</w:t>
+      </w:r>
+    </w:p>
+    <w:p>
+      <w:pPr>
+        <w:jc w:val="both"/>
+        <w:rPr>
+          <w:rFonts w:ascii="Times New Roman" w:hAnsi="Times New Roman" w:cs="Times New Roman"/>
           <w:sz w:val="28"/>
           <w:szCs w:val="28"/>
         </w:rPr>
@@ -2290,10 +2639,11 @@
           <w:noProof/>
           <w:lang w:eastAsia="ru-RU"/>
         </w:rPr>
+        <w:lastRenderedPageBreak/>
         <w:drawing>
-          <wp:inline distT="0" distB="0" distL="0" distR="0" wp14:anchorId="5AB59424" wp14:editId="68469DAC">
-            <wp:extent cx="6031230" cy="3647440"/>
-            <wp:effectExtent l="0" t="0" r="7620" b="0"/>
+          <wp:inline distT="0" distB="0" distL="0" distR="0" wp14:anchorId="4C0C965C" wp14:editId="19F12FE0">
+            <wp:extent cx="5848350" cy="7486650"/>
+            <wp:effectExtent l="0" t="0" r="0" b="0"/>
             <wp:docPr id="1" name="Рисунок 1"/>
             <wp:cNvGraphicFramePr>
               <a:graphicFrameLocks xmlns:a="http://schemas.openxmlformats.org/drawingml/2006/main" noChangeAspect="1"/>
@@ -2306,7 +2656,7 @@
                     <pic:cNvPicPr/>
                   </pic:nvPicPr>
                   <pic:blipFill>
-                    <a:blip r:embed="rId10"/>
+                    <a:blip r:embed="rId25"/>
                     <a:stretch>
                       <a:fillRect/>
                     </a:stretch>
@@ -2314,7 +2664,7 @@
                   <pic:spPr>
                     <a:xfrm>
                       <a:off x="0" y="0"/>
-                      <a:ext cx="6031230" cy="3647440"/>
+                      <a:ext cx="5848350" cy="7486650"/>
                     </a:xfrm>
                     <a:prstGeom prst="rect">
                       <a:avLst/>
@@ -2329,6 +2679,434 @@
     </w:p>
     <w:p>
       <w:pPr>
+        <w:jc w:val="both"/>
+        <w:rPr>
+          <w:rFonts w:ascii="Times New Roman" w:hAnsi="Times New Roman" w:cs="Times New Roman"/>
+          <w:sz w:val="28"/>
+          <w:szCs w:val="28"/>
+        </w:rPr>
+      </w:pPr>
+      <w:r>
+        <w:rPr>
+          <w:rFonts w:ascii="Times New Roman" w:hAnsi="Times New Roman" w:cs="Times New Roman"/>
+          <w:sz w:val="28"/>
+          <w:szCs w:val="28"/>
+        </w:rPr>
+        <w:t xml:space="preserve">Итак, мы видим, что </w:t>
+      </w:r>
+      <w:r>
+        <w:rPr>
+          <w:rFonts w:ascii="Times New Roman" w:hAnsi="Times New Roman" w:cs="Times New Roman"/>
+          <w:sz w:val="28"/>
+          <w:szCs w:val="28"/>
+          <w:lang w:val="en-US"/>
+        </w:rPr>
+        <w:t>DFS</w:t>
+      </w:r>
+      <w:r>
+        <w:rPr>
+          <w:rFonts w:ascii="Times New Roman" w:hAnsi="Times New Roman" w:cs="Times New Roman"/>
+          <w:sz w:val="28"/>
+          <w:szCs w:val="28"/>
+        </w:rPr>
+        <w:t xml:space="preserve"> </w:t>
+      </w:r>
+      <w:r>
+        <w:rPr>
+          <w:rFonts w:ascii="Times New Roman" w:hAnsi="Times New Roman" w:cs="Times New Roman"/>
+          <w:sz w:val="28"/>
+          <w:szCs w:val="28"/>
+        </w:rPr>
+        <w:t>обошел 16000 (!!!) ребер и всё-таки дошел до нужной вершины. Все из-за того, что он куда-то зарылся и бродил окольными путями где-то по графу, пока не дошел. К слову, путь получился в сравнении с остальными алгоритмами огромный – целых 10 единиц.</w:t>
+      </w:r>
+    </w:p>
+    <w:p>
+      <w:pPr>
+        <w:jc w:val="both"/>
+        <w:rPr>
+          <w:rFonts w:ascii="Times New Roman" w:hAnsi="Times New Roman" w:cs="Times New Roman"/>
+          <w:sz w:val="28"/>
+          <w:szCs w:val="28"/>
+        </w:rPr>
+      </w:pPr>
+      <w:r>
+        <w:rPr>
+          <w:rFonts w:ascii="Times New Roman" w:hAnsi="Times New Roman" w:cs="Times New Roman"/>
+          <w:sz w:val="28"/>
+          <w:szCs w:val="28"/>
+          <w:lang w:val="en-US"/>
+        </w:rPr>
+        <w:t>BFS</w:t>
+      </w:r>
+      <w:r>
+        <w:rPr>
+          <w:rFonts w:ascii="Times New Roman" w:hAnsi="Times New Roman" w:cs="Times New Roman"/>
+          <w:sz w:val="28"/>
+          <w:szCs w:val="28"/>
+        </w:rPr>
+        <w:t xml:space="preserve"> </w:t>
+      </w:r>
+      <w:r>
+        <w:rPr>
+          <w:rFonts w:ascii="Times New Roman" w:hAnsi="Times New Roman" w:cs="Times New Roman"/>
+          <w:sz w:val="28"/>
+          <w:szCs w:val="28"/>
+        </w:rPr>
+        <w:t xml:space="preserve">же нашел самый короткий в плане ребер путь (149 штук) – оно и понятно, ведь алгоритм «волнами» распространялся по графу. Путь этот, хоть и </w:t>
+      </w:r>
+      <w:r>
+        <w:rPr>
+          <w:rFonts w:ascii="Times New Roman" w:hAnsi="Times New Roman" w:cs="Times New Roman"/>
+          <w:sz w:val="28"/>
+          <w:szCs w:val="28"/>
+        </w:rPr>
+        <w:lastRenderedPageBreak/>
+        <w:t xml:space="preserve">получился короткий, не минимальный, ведь гарантии на это </w:t>
+      </w:r>
+      <w:r>
+        <w:rPr>
+          <w:rFonts w:ascii="Times New Roman" w:hAnsi="Times New Roman" w:cs="Times New Roman"/>
+          <w:sz w:val="28"/>
+          <w:szCs w:val="28"/>
+          <w:lang w:val="en-US"/>
+        </w:rPr>
+        <w:t>BFS</w:t>
+      </w:r>
+      <w:r>
+        <w:rPr>
+          <w:rFonts w:ascii="Times New Roman" w:hAnsi="Times New Roman" w:cs="Times New Roman"/>
+          <w:sz w:val="28"/>
+          <w:szCs w:val="28"/>
+        </w:rPr>
+        <w:t xml:space="preserve"> </w:t>
+      </w:r>
+      <w:r>
+        <w:rPr>
+          <w:rFonts w:ascii="Times New Roman" w:hAnsi="Times New Roman" w:cs="Times New Roman"/>
+          <w:sz w:val="28"/>
+          <w:szCs w:val="28"/>
+        </w:rPr>
+        <w:t>не даёт, так как не берет во внимание веса ребер.</w:t>
+      </w:r>
+    </w:p>
+    <w:p>
+      <w:pPr>
+        <w:jc w:val="both"/>
+        <w:rPr>
+          <w:rFonts w:ascii="Times New Roman" w:hAnsi="Times New Roman" w:cs="Times New Roman"/>
+          <w:sz w:val="28"/>
+          <w:szCs w:val="28"/>
+        </w:rPr>
+      </w:pPr>
+      <w:proofErr w:type="spellStart"/>
+      <w:r>
+        <w:rPr>
+          <w:rFonts w:ascii="Times New Roman" w:hAnsi="Times New Roman" w:cs="Times New Roman"/>
+          <w:sz w:val="28"/>
+          <w:szCs w:val="28"/>
+        </w:rPr>
+        <w:t>Дийкстра</w:t>
+      </w:r>
+      <w:proofErr w:type="spellEnd"/>
+      <w:r>
+        <w:rPr>
+          <w:rFonts w:ascii="Times New Roman" w:hAnsi="Times New Roman" w:cs="Times New Roman"/>
+          <w:sz w:val="28"/>
+          <w:szCs w:val="28"/>
+        </w:rPr>
+        <w:t xml:space="preserve"> и </w:t>
+      </w:r>
+      <w:r>
+        <w:rPr>
+          <w:rFonts w:ascii="Times New Roman" w:hAnsi="Times New Roman" w:cs="Times New Roman"/>
+          <w:sz w:val="28"/>
+          <w:szCs w:val="28"/>
+          <w:lang w:val="en-US"/>
+        </w:rPr>
+        <w:t>A</w:t>
+      </w:r>
+      <w:r>
+        <w:rPr>
+          <w:rFonts w:ascii="Times New Roman" w:hAnsi="Times New Roman" w:cs="Times New Roman"/>
+          <w:sz w:val="28"/>
+          <w:szCs w:val="28"/>
+        </w:rPr>
+        <w:t>*</w:t>
+      </w:r>
+      <w:r>
+        <w:rPr>
+          <w:rFonts w:ascii="Times New Roman" w:hAnsi="Times New Roman" w:cs="Times New Roman"/>
+          <w:sz w:val="28"/>
+          <w:szCs w:val="28"/>
+        </w:rPr>
+        <w:t xml:space="preserve"> нашли по-видимому один путь (так и должно быть), из </w:t>
+      </w:r>
+      <w:proofErr w:type="spellStart"/>
+      <w:r>
+        <w:rPr>
+          <w:rFonts w:ascii="Times New Roman" w:hAnsi="Times New Roman" w:cs="Times New Roman"/>
+          <w:sz w:val="28"/>
+          <w:szCs w:val="28"/>
+        </w:rPr>
+        <w:t>неминимального</w:t>
+      </w:r>
+      <w:proofErr w:type="spellEnd"/>
+      <w:r>
+        <w:rPr>
+          <w:rFonts w:ascii="Times New Roman" w:hAnsi="Times New Roman" w:cs="Times New Roman"/>
+          <w:sz w:val="28"/>
+          <w:szCs w:val="28"/>
+        </w:rPr>
+        <w:t xml:space="preserve"> количества ребер (смотрим на </w:t>
+      </w:r>
+      <w:r>
+        <w:rPr>
+          <w:rFonts w:ascii="Times New Roman" w:hAnsi="Times New Roman" w:cs="Times New Roman"/>
+          <w:sz w:val="28"/>
+          <w:szCs w:val="28"/>
+          <w:lang w:val="en-US"/>
+        </w:rPr>
+        <w:t>BFS</w:t>
+      </w:r>
+      <w:r>
+        <w:rPr>
+          <w:rFonts w:ascii="Times New Roman" w:hAnsi="Times New Roman" w:cs="Times New Roman"/>
+          <w:sz w:val="28"/>
+          <w:szCs w:val="28"/>
+        </w:rPr>
+        <w:t>), но минимальный по своей длине.</w:t>
+      </w:r>
+    </w:p>
+    <w:p>
+      <w:pPr>
+        <w:jc w:val="both"/>
+        <w:rPr>
+          <w:rFonts w:ascii="Times New Roman" w:hAnsi="Times New Roman" w:cs="Times New Roman"/>
+          <w:sz w:val="28"/>
+          <w:szCs w:val="28"/>
+        </w:rPr>
+      </w:pPr>
+      <w:r>
+        <w:rPr>
+          <w:rFonts w:ascii="Times New Roman" w:hAnsi="Times New Roman" w:cs="Times New Roman"/>
+          <w:sz w:val="28"/>
+          <w:szCs w:val="28"/>
+        </w:rPr>
+        <w:t>Посмотрим на время:</w:t>
+      </w:r>
+    </w:p>
+    <w:p>
+      <w:pPr>
+        <w:jc w:val="both"/>
+        <w:rPr>
+          <w:rFonts w:ascii="Times New Roman" w:hAnsi="Times New Roman" w:cs="Times New Roman"/>
+          <w:sz w:val="28"/>
+          <w:szCs w:val="28"/>
+        </w:rPr>
+      </w:pPr>
+      <w:r>
+        <w:rPr>
+          <w:rFonts w:ascii="Times New Roman" w:hAnsi="Times New Roman" w:cs="Times New Roman"/>
+          <w:sz w:val="28"/>
+          <w:szCs w:val="28"/>
+          <w:lang w:val="en-US"/>
+        </w:rPr>
+        <w:t>DFS</w:t>
+      </w:r>
+      <w:r>
+        <w:rPr>
+          <w:rFonts w:ascii="Times New Roman" w:hAnsi="Times New Roman" w:cs="Times New Roman"/>
+          <w:sz w:val="28"/>
+          <w:szCs w:val="28"/>
+        </w:rPr>
+        <w:t>,</w:t>
+      </w:r>
+      <w:r>
+        <w:rPr>
+          <w:rFonts w:ascii="Times New Roman" w:hAnsi="Times New Roman" w:cs="Times New Roman"/>
+          <w:sz w:val="28"/>
+          <w:szCs w:val="28"/>
+        </w:rPr>
+        <w:t xml:space="preserve"> </w:t>
+      </w:r>
+      <w:r>
+        <w:rPr>
+          <w:rFonts w:ascii="Times New Roman" w:hAnsi="Times New Roman" w:cs="Times New Roman"/>
+          <w:sz w:val="28"/>
+          <w:szCs w:val="28"/>
+          <w:lang w:val="en-US"/>
+        </w:rPr>
+        <w:t>BFS</w:t>
+      </w:r>
+      <w:r>
+        <w:rPr>
+          <w:rFonts w:ascii="Times New Roman" w:hAnsi="Times New Roman" w:cs="Times New Roman"/>
+          <w:sz w:val="28"/>
+          <w:szCs w:val="28"/>
+        </w:rPr>
+        <w:t xml:space="preserve"> и </w:t>
+      </w:r>
+      <w:proofErr w:type="spellStart"/>
+      <w:r>
+        <w:rPr>
+          <w:rFonts w:ascii="Times New Roman" w:hAnsi="Times New Roman" w:cs="Times New Roman"/>
+          <w:sz w:val="28"/>
+          <w:szCs w:val="28"/>
+          <w:lang w:val="en-US"/>
+        </w:rPr>
+        <w:t>Dijkstra</w:t>
+      </w:r>
+      <w:proofErr w:type="spellEnd"/>
+      <w:r>
+        <w:rPr>
+          <w:rFonts w:ascii="Times New Roman" w:hAnsi="Times New Roman" w:cs="Times New Roman"/>
+          <w:sz w:val="28"/>
+          <w:szCs w:val="28"/>
+        </w:rPr>
+        <w:t xml:space="preserve"> </w:t>
+      </w:r>
+      <w:r>
+        <w:rPr>
+          <w:rFonts w:ascii="Times New Roman" w:hAnsi="Times New Roman" w:cs="Times New Roman"/>
+          <w:sz w:val="28"/>
+          <w:szCs w:val="28"/>
+        </w:rPr>
+        <w:t>работали</w:t>
+      </w:r>
+      <w:r>
+        <w:rPr>
+          <w:rFonts w:ascii="Times New Roman" w:hAnsi="Times New Roman" w:cs="Times New Roman"/>
+          <w:sz w:val="28"/>
+          <w:szCs w:val="28"/>
+        </w:rPr>
+        <w:t xml:space="preserve"> +- </w:t>
+      </w:r>
+      <w:r>
+        <w:rPr>
+          <w:rFonts w:ascii="Times New Roman" w:hAnsi="Times New Roman" w:cs="Times New Roman"/>
+          <w:sz w:val="28"/>
+          <w:szCs w:val="28"/>
+        </w:rPr>
+        <w:t xml:space="preserve">одинаково по времени. Разница могла быть ощутимей, но тут тестовый случай так совпал. Так получилось из-за того, что ни у </w:t>
+      </w:r>
+      <w:r>
+        <w:rPr>
+          <w:rFonts w:ascii="Times New Roman" w:hAnsi="Times New Roman" w:cs="Times New Roman"/>
+          <w:sz w:val="28"/>
+          <w:szCs w:val="28"/>
+          <w:lang w:val="en-US"/>
+        </w:rPr>
+        <w:t>BFS</w:t>
+      </w:r>
+      <w:r>
+        <w:rPr>
+          <w:rFonts w:ascii="Times New Roman" w:hAnsi="Times New Roman" w:cs="Times New Roman"/>
+          <w:sz w:val="28"/>
+          <w:szCs w:val="28"/>
+        </w:rPr>
+        <w:t xml:space="preserve">, </w:t>
+      </w:r>
+      <w:r>
+        <w:rPr>
+          <w:rFonts w:ascii="Times New Roman" w:hAnsi="Times New Roman" w:cs="Times New Roman"/>
+          <w:sz w:val="28"/>
+          <w:szCs w:val="28"/>
+        </w:rPr>
+        <w:t xml:space="preserve">ни у </w:t>
+      </w:r>
+      <w:r>
+        <w:rPr>
+          <w:rFonts w:ascii="Times New Roman" w:hAnsi="Times New Roman" w:cs="Times New Roman"/>
+          <w:sz w:val="28"/>
+          <w:szCs w:val="28"/>
+          <w:lang w:val="en-US"/>
+        </w:rPr>
+        <w:t>DFS</w:t>
+      </w:r>
+      <w:r>
+        <w:rPr>
+          <w:rFonts w:ascii="Times New Roman" w:hAnsi="Times New Roman" w:cs="Times New Roman"/>
+          <w:sz w:val="28"/>
+          <w:szCs w:val="28"/>
+        </w:rPr>
+        <w:t>, ни у Дийкстры нет явного представления о том, куда держать путь,</w:t>
+      </w:r>
+      <w:r>
+        <w:rPr>
+          <w:rFonts w:ascii="Times New Roman" w:hAnsi="Times New Roman" w:cs="Times New Roman"/>
+          <w:sz w:val="28"/>
+          <w:szCs w:val="28"/>
+        </w:rPr>
+        <w:t xml:space="preserve"> поэтому они </w:t>
+      </w:r>
+      <w:r>
+        <w:rPr>
+          <w:rFonts w:ascii="Times New Roman" w:hAnsi="Times New Roman" w:cs="Times New Roman"/>
+          <w:sz w:val="28"/>
+          <w:szCs w:val="28"/>
+        </w:rPr>
+        <w:t xml:space="preserve">бродят по графу, посещая иной раз </w:t>
+      </w:r>
+      <w:r>
+        <w:rPr>
+          <w:rFonts w:ascii="Times New Roman" w:hAnsi="Times New Roman" w:cs="Times New Roman"/>
+          <w:sz w:val="28"/>
+          <w:szCs w:val="28"/>
+        </w:rPr>
+        <w:t>достаточно большое</w:t>
+      </w:r>
+      <w:r>
+        <w:rPr>
+          <w:rFonts w:ascii="Times New Roman" w:hAnsi="Times New Roman" w:cs="Times New Roman"/>
+          <w:sz w:val="28"/>
+          <w:szCs w:val="28"/>
+        </w:rPr>
+        <w:t xml:space="preserve"> количество вершин. </w:t>
+      </w:r>
+      <w:r>
+        <w:rPr>
+          <w:rFonts w:ascii="Times New Roman" w:hAnsi="Times New Roman" w:cs="Times New Roman"/>
+          <w:sz w:val="28"/>
+          <w:szCs w:val="28"/>
+          <w:lang w:val="en-US"/>
+        </w:rPr>
+        <w:t>A</w:t>
+      </w:r>
+      <w:r>
+        <w:rPr>
+          <w:rFonts w:ascii="Times New Roman" w:hAnsi="Times New Roman" w:cs="Times New Roman"/>
+          <w:sz w:val="28"/>
+          <w:szCs w:val="28"/>
+        </w:rPr>
+        <w:t xml:space="preserve">* </w:t>
+      </w:r>
+      <w:r>
+        <w:rPr>
+          <w:rFonts w:ascii="Times New Roman" w:hAnsi="Times New Roman" w:cs="Times New Roman"/>
+          <w:sz w:val="28"/>
+          <w:szCs w:val="28"/>
+        </w:rPr>
+        <w:t xml:space="preserve">же лишен этого недостатка из-за эвристики, которая даже в неочевидных для Дийкстры случаях (когда она поддается жадности) способен пойти по рациональному пути. Именно это позволяет А* экономить </w:t>
+      </w:r>
+      <w:r>
+        <w:rPr>
+          <w:rFonts w:ascii="Times New Roman" w:hAnsi="Times New Roman" w:cs="Times New Roman"/>
+          <w:sz w:val="28"/>
+          <w:szCs w:val="28"/>
+        </w:rPr>
+        <w:t>время.</w:t>
+      </w:r>
+      <w:r>
+        <w:rPr>
+          <w:rFonts w:ascii="Times New Roman" w:hAnsi="Times New Roman" w:cs="Times New Roman"/>
+          <w:sz w:val="28"/>
+          <w:szCs w:val="28"/>
+        </w:rPr>
+        <w:t xml:space="preserve"> </w:t>
+      </w:r>
+    </w:p>
+    <w:p>
+      <w:pPr>
         <w:rPr>
           <w:rFonts w:ascii="Times New Roman" w:hAnsi="Times New Roman" w:cs="Times New Roman"/>
           <w:b/>
@@ -2336,9 +3114,207 @@
           <w:szCs w:val="28"/>
         </w:rPr>
       </w:pPr>
+      <w:r>
+        <w:rPr>
+          <w:rFonts w:ascii="Times New Roman" w:hAnsi="Times New Roman" w:cs="Times New Roman"/>
+          <w:sz w:val="28"/>
+          <w:szCs w:val="28"/>
+        </w:rPr>
+        <w:t xml:space="preserve">Вот и все, в ходе выполнения лабораторной работы были успешно реализованы алгоритмы </w:t>
+      </w:r>
+      <w:r>
+        <w:rPr>
+          <w:rFonts w:ascii="Times New Roman" w:hAnsi="Times New Roman" w:cs="Times New Roman"/>
+          <w:sz w:val="28"/>
+          <w:szCs w:val="28"/>
+          <w:lang w:val="en-US"/>
+        </w:rPr>
+        <w:t>DFS</w:t>
+      </w:r>
+      <w:r>
+        <w:rPr>
+          <w:rFonts w:ascii="Times New Roman" w:hAnsi="Times New Roman" w:cs="Times New Roman"/>
+          <w:sz w:val="28"/>
+          <w:szCs w:val="28"/>
+        </w:rPr>
+        <w:t xml:space="preserve">, </w:t>
+      </w:r>
+      <w:r>
+        <w:rPr>
+          <w:rFonts w:ascii="Times New Roman" w:hAnsi="Times New Roman" w:cs="Times New Roman"/>
+          <w:sz w:val="28"/>
+          <w:szCs w:val="28"/>
+          <w:lang w:val="en-US"/>
+        </w:rPr>
+        <w:t>BFS</w:t>
+      </w:r>
+      <w:r>
+        <w:rPr>
+          <w:rFonts w:ascii="Times New Roman" w:hAnsi="Times New Roman" w:cs="Times New Roman"/>
+          <w:sz w:val="28"/>
+          <w:szCs w:val="28"/>
+        </w:rPr>
+        <w:t xml:space="preserve">, </w:t>
+      </w:r>
+      <w:proofErr w:type="spellStart"/>
+      <w:r>
+        <w:rPr>
+          <w:rFonts w:ascii="Times New Roman" w:hAnsi="Times New Roman" w:cs="Times New Roman"/>
+          <w:sz w:val="28"/>
+          <w:szCs w:val="28"/>
+          <w:lang w:val="en-US"/>
+        </w:rPr>
+        <w:t>Dijkstra</w:t>
+      </w:r>
+      <w:proofErr w:type="spellEnd"/>
+      <w:r>
+        <w:rPr>
+          <w:rFonts w:ascii="Times New Roman" w:hAnsi="Times New Roman" w:cs="Times New Roman"/>
+          <w:sz w:val="28"/>
+          <w:szCs w:val="28"/>
+        </w:rPr>
+        <w:t xml:space="preserve">, </w:t>
+      </w:r>
+      <w:r>
+        <w:rPr>
+          <w:rFonts w:ascii="Times New Roman" w:hAnsi="Times New Roman" w:cs="Times New Roman"/>
+          <w:sz w:val="28"/>
+          <w:szCs w:val="28"/>
+          <w:lang w:val="en-US"/>
+        </w:rPr>
+        <w:t>A</w:t>
+      </w:r>
+      <w:r>
+        <w:rPr>
+          <w:rFonts w:ascii="Times New Roman" w:hAnsi="Times New Roman" w:cs="Times New Roman"/>
+          <w:sz w:val="28"/>
+          <w:szCs w:val="28"/>
+        </w:rPr>
+        <w:t>*</w:t>
+      </w:r>
+      <w:r>
+        <w:rPr>
+          <w:rFonts w:ascii="Times New Roman" w:hAnsi="Times New Roman" w:cs="Times New Roman"/>
+          <w:sz w:val="28"/>
+          <w:szCs w:val="28"/>
+        </w:rPr>
+        <w:t xml:space="preserve"> и проанализированы результаты их работы на данном графе.</w:t>
+      </w:r>
+      <w:r>
+        <w:rPr>
+          <w:rFonts w:ascii="Times New Roman" w:hAnsi="Times New Roman" w:cs="Times New Roman"/>
+          <w:sz w:val="28"/>
+          <w:szCs w:val="28"/>
+        </w:rPr>
+        <w:t xml:space="preserve"> Получили, что </w:t>
+      </w:r>
+      <w:r>
+        <w:rPr>
+          <w:rFonts w:ascii="Times New Roman" w:hAnsi="Times New Roman" w:cs="Times New Roman"/>
+          <w:sz w:val="28"/>
+          <w:szCs w:val="28"/>
+          <w:lang w:val="en-US"/>
+        </w:rPr>
+        <w:t>DFS</w:t>
+      </w:r>
+      <w:r>
+        <w:rPr>
+          <w:rFonts w:ascii="Times New Roman" w:hAnsi="Times New Roman" w:cs="Times New Roman"/>
+          <w:sz w:val="28"/>
+          <w:szCs w:val="28"/>
+        </w:rPr>
+        <w:t xml:space="preserve"> </w:t>
+      </w:r>
+      <w:r>
+        <w:rPr>
+          <w:rFonts w:ascii="Times New Roman" w:hAnsi="Times New Roman" w:cs="Times New Roman"/>
+          <w:sz w:val="28"/>
+          <w:szCs w:val="28"/>
+        </w:rPr>
+        <w:t xml:space="preserve">и </w:t>
+      </w:r>
+      <w:r>
+        <w:rPr>
+          <w:rFonts w:ascii="Times New Roman" w:hAnsi="Times New Roman" w:cs="Times New Roman"/>
+          <w:sz w:val="28"/>
+          <w:szCs w:val="28"/>
+          <w:lang w:val="en-US"/>
+        </w:rPr>
+        <w:t>BFS</w:t>
+      </w:r>
+      <w:r>
+        <w:rPr>
+          <w:rFonts w:ascii="Times New Roman" w:hAnsi="Times New Roman" w:cs="Times New Roman"/>
+          <w:sz w:val="28"/>
+          <w:szCs w:val="28"/>
+        </w:rPr>
+        <w:t xml:space="preserve"> </w:t>
+      </w:r>
+      <w:r>
+        <w:rPr>
+          <w:rFonts w:ascii="Times New Roman" w:hAnsi="Times New Roman" w:cs="Times New Roman"/>
+          <w:sz w:val="28"/>
+          <w:szCs w:val="28"/>
+        </w:rPr>
+        <w:t xml:space="preserve">не способны найти кратчайший путь вообще, </w:t>
+      </w:r>
+      <w:proofErr w:type="spellStart"/>
+      <w:r>
+        <w:rPr>
+          <w:rFonts w:ascii="Times New Roman" w:hAnsi="Times New Roman" w:cs="Times New Roman"/>
+          <w:sz w:val="28"/>
+          <w:szCs w:val="28"/>
+          <w:lang w:val="en-US"/>
+        </w:rPr>
+        <w:t>Dijkstra</w:t>
+      </w:r>
+      <w:proofErr w:type="spellEnd"/>
+      <w:r>
+        <w:rPr>
+          <w:rFonts w:ascii="Times New Roman" w:hAnsi="Times New Roman" w:cs="Times New Roman"/>
+          <w:sz w:val="28"/>
+          <w:szCs w:val="28"/>
+        </w:rPr>
+        <w:t xml:space="preserve"> </w:t>
+      </w:r>
+      <w:r>
+        <w:rPr>
+          <w:rFonts w:ascii="Times New Roman" w:hAnsi="Times New Roman" w:cs="Times New Roman"/>
+          <w:sz w:val="28"/>
+          <w:szCs w:val="28"/>
+        </w:rPr>
+        <w:t xml:space="preserve">– может, но делает это не самым быстрым способом, а вот </w:t>
+      </w:r>
+      <w:r>
+        <w:rPr>
+          <w:rFonts w:ascii="Times New Roman" w:hAnsi="Times New Roman" w:cs="Times New Roman"/>
+          <w:sz w:val="28"/>
+          <w:szCs w:val="28"/>
+          <w:lang w:val="en-US"/>
+        </w:rPr>
+        <w:t>A</w:t>
+      </w:r>
+      <w:r>
+        <w:rPr>
+          <w:rFonts w:ascii="Times New Roman" w:hAnsi="Times New Roman" w:cs="Times New Roman"/>
+          <w:sz w:val="28"/>
+          <w:szCs w:val="28"/>
+        </w:rPr>
+        <w:t xml:space="preserve">* </w:t>
+      </w:r>
+      <w:r>
+        <w:rPr>
+          <w:rFonts w:ascii="Times New Roman" w:hAnsi="Times New Roman" w:cs="Times New Roman"/>
+          <w:sz w:val="28"/>
+          <w:szCs w:val="28"/>
+        </w:rPr>
+        <w:t>- делает это, и делает быстро.</w:t>
+      </w:r>
+      <w:bookmarkStart w:id="9" w:name="_GoBack"/>
+      <w:bookmarkEnd w:id="9"/>
     </w:p>
     <w:sectPr>
-      <w:footerReference w:type="default" r:id="rId11"/>
+      <w:footerReference w:type="default" r:id="rId26"/>
       <w:pgSz w:w="11906" w:h="16838"/>
       <w:pgMar w:top="1134" w:right="707" w:bottom="1276" w:left="1701" w:header="708" w:footer="708" w:gutter="0"/>
       <w:cols w:space="708"/>
@@ -2404,7 +3380,7 @@
           <w:rPr>
             <w:noProof/>
           </w:rPr>
-          <w:t>5</w:t>
+          <w:t>13</w:t>
         </w:r>
         <w:r>
           <w:fldChar w:fldCharType="end"/>
